--- a/Вступительные подготовка.docx
+++ b/Вступительные подготовка.docx
@@ -1,6 +1,6 @@
 
 <file path=word/document.xml><?xml version="1.0" encoding="utf-8"?>
-<w:document xmlns:wpc="http://schemas.microsoft.com/office/word/2010/wordprocessingCanvas" xmlns:cx="http://schemas.microsoft.com/office/drawing/2014/chartex" xmlns:cx1="http://schemas.microsoft.com/office/drawing/2015/9/8/chartex" xmlns:cx2="http://schemas.microsoft.com/office/drawing/2015/10/21/chartex" xmlns:cx3="http://schemas.microsoft.com/office/drawing/2016/5/9/chartex" xmlns:cx4="http://schemas.microsoft.com/office/drawing/2016/5/10/chartex" xmlns:cx5="http://schemas.microsoft.com/office/drawing/2016/5/11/chartex" xmlns:cx6="http://schemas.microsoft.com/office/drawing/2016/5/12/chartex" xmlns:cx7="http://schemas.microsoft.com/office/drawing/2016/5/13/chartex" xmlns:cx8="http://schemas.microsoft.com/office/drawing/2016/5/14/chartex" xmlns:mc="http://schemas.openxmlformats.org/markup-compatibility/2006" xmlns:aink="http://schemas.microsoft.com/office/drawing/2016/ink" xmlns:am3d="http://schemas.microsoft.com/office/drawing/2017/model3d" xmlns:o="urn:schemas-microsoft-com:office:office" xmlns:r="http://schemas.openxmlformats.org/officeDocument/2006/relationships" xmlns:m="http://schemas.openxmlformats.org/officeDocument/2006/math" xmlns:v="urn:schemas-microsoft-com:vml" xmlns:wp14="http://schemas.microsoft.com/office/word/2010/wordprocessingDrawing" xmlns:wp="http://schemas.openxmlformats.org/drawingml/2006/wordprocessingDrawing" xmlns:w10="urn:schemas-microsoft-com:office:word" xmlns:w="http://schemas.openxmlformats.org/wordprocessingml/2006/main" xmlns:w14="http://schemas.microsoft.com/office/word/2010/wordml" xmlns:w15="http://schemas.microsoft.com/office/word/2012/wordml" xmlns:w16cex="http://schemas.microsoft.com/office/word/2018/wordml/cex" xmlns:w16cid="http://schemas.microsoft.com/office/word/2016/wordml/cid" xmlns:w16="http://schemas.microsoft.com/office/word/2018/wordml" xmlns:w16se="http://schemas.microsoft.com/office/word/2015/wordml/symex" xmlns:wpg="http://schemas.microsoft.com/office/word/2010/wordprocessingGroup" xmlns:wpi="http://schemas.microsoft.com/office/word/2010/wordprocessingInk" xmlns:wne="http://schemas.microsoft.com/office/word/2006/wordml" xmlns:wps="http://schemas.microsoft.com/office/word/2010/wordprocessingShape" mc:Ignorable="w14 w15 w16se w16cid w16 w16cex wp14">
+<w:document xmlns:ve="http://schemas.openxmlformats.org/markup-compatibility/2006" xmlns:o="urn:schemas-microsoft-com:office:office" xmlns:r="http://schemas.openxmlformats.org/officeDocument/2006/relationships" xmlns:m="http://schemas.openxmlformats.org/officeDocument/2006/math" xmlns:v="urn:schemas-microsoft-com:vml" xmlns:wp="http://schemas.openxmlformats.org/drawingml/2006/wordprocessingDrawing" xmlns:w10="urn:schemas-microsoft-com:office:word" xmlns:w="http://schemas.openxmlformats.org/wordprocessingml/2006/main" xmlns:wne="http://schemas.microsoft.com/office/word/2006/wordml">
   <w:body>
     <w:sdt>
       <w:sdtPr>
@@ -1155,14 +1155,14 @@
       <w:tblPr>
         <w:tblStyle w:val="a5"/>
         <w:tblW w:w="0" w:type="auto"/>
-        <w:tblLook w:val="04A0" w:firstRow="1" w:lastRow="0" w:firstColumn="1" w:lastColumn="0" w:noHBand="0" w:noVBand="1"/>
+        <w:tblLook w:val="04A0"/>
       </w:tblPr>
       <w:tblGrid>
-        <w:gridCol w:w="1642"/>
-        <w:gridCol w:w="2079"/>
-        <w:gridCol w:w="2025"/>
-        <w:gridCol w:w="1571"/>
-        <w:gridCol w:w="2028"/>
+        <w:gridCol w:w="1680"/>
+        <w:gridCol w:w="2130"/>
+        <w:gridCol w:w="2075"/>
+        <w:gridCol w:w="1608"/>
+        <w:gridCol w:w="2078"/>
       </w:tblGrid>
       <w:tr>
         <w:tc>
@@ -1691,10 +1691,11 @@
           <w:noProof/>
           <w:sz w:val="28"/>
           <w:szCs w:val="28"/>
+          <w:lang w:eastAsia="ru-RU"/>
         </w:rPr>
         <w:lastRenderedPageBreak/>
         <w:drawing>
-          <wp:inline distT="0" distB="0" distL="0" distR="0" wp14:anchorId="5F8EF8B2" wp14:editId="4D13E216">
+          <wp:inline distT="0" distB="0" distL="0" distR="0">
             <wp:extent cx="2118360" cy="986380"/>
             <wp:effectExtent l="0" t="0" r="0" b="4445"/>
             <wp:docPr id="1" name="Рисунок 1"/>
@@ -1709,7 +1710,7 @@
                     <pic:cNvPicPr/>
                   </pic:nvPicPr>
                   <pic:blipFill>
-                    <a:blip r:embed="rId6"/>
+                    <a:blip r:embed="rId6" cstate="print"/>
                     <a:stretch>
                       <a:fillRect/>
                     </a:stretch>
@@ -1851,7 +1852,7 @@
           <w:sz w:val="28"/>
           <w:szCs w:val="28"/>
         </w:rPr>
-        <w:t>Обобщённое уравнение Менделеева-</w:t>
+        <w:t xml:space="preserve">Обобщённое уравнение </w:t>
       </w:r>
       <w:proofErr w:type="spellStart"/>
       <w:r>
@@ -1860,7 +1861,7 @@
           <w:sz w:val="28"/>
           <w:szCs w:val="28"/>
         </w:rPr>
-        <w:t>Клайперона</w:t>
+        <w:t>Менделеева-Клайперона</w:t>
       </w:r>
       <w:proofErr w:type="spellEnd"/>
     </w:p>
@@ -1878,9 +1879,10 @@
           <w:noProof/>
           <w:sz w:val="28"/>
           <w:szCs w:val="28"/>
+          <w:lang w:eastAsia="ru-RU"/>
         </w:rPr>
         <w:drawing>
-          <wp:inline distT="0" distB="0" distL="0" distR="0" wp14:anchorId="64E4DF7B" wp14:editId="3B5E5ABC">
+          <wp:inline distT="0" distB="0" distL="0" distR="0">
             <wp:extent cx="1691787" cy="457240"/>
             <wp:effectExtent l="0" t="0" r="3810" b="0"/>
             <wp:docPr id="2" name="Рисунок 2"/>
@@ -1992,9 +1994,10 @@
           <w:noProof/>
           <w:sz w:val="28"/>
           <w:szCs w:val="28"/>
+          <w:lang w:eastAsia="ru-RU"/>
         </w:rPr>
         <w:drawing>
-          <wp:inline distT="0" distB="0" distL="0" distR="0" wp14:anchorId="1462648E" wp14:editId="1DB846BF">
+          <wp:inline distT="0" distB="0" distL="0" distR="0">
             <wp:extent cx="2362405" cy="571550"/>
             <wp:effectExtent l="0" t="0" r="0" b="0"/>
             <wp:docPr id="10" name="Рисунок 10"/>
@@ -2052,14 +2055,6 @@
           <w:sz w:val="28"/>
           <w:szCs w:val="28"/>
         </w:rPr>
-        <w:t xml:space="preserve"> </w:t>
-      </w:r>
-      <w:r>
-        <w:rPr>
-          <w:rFonts w:ascii="Times New Roman" w:hAnsi="Times New Roman" w:cs="Times New Roman"/>
-          <w:sz w:val="28"/>
-          <w:szCs w:val="28"/>
-        </w:rPr>
         <w:t xml:space="preserve">и </w:t>
       </w:r>
       <w:r>
@@ -2077,31 +2072,7 @@
           <w:sz w:val="28"/>
           <w:szCs w:val="28"/>
         </w:rPr>
-        <w:t xml:space="preserve"> </w:t>
-      </w:r>
-      <w:r>
-        <w:rPr>
-          <w:rFonts w:ascii="Times New Roman" w:hAnsi="Times New Roman" w:cs="Times New Roman"/>
-          <w:sz w:val="28"/>
-          <w:szCs w:val="28"/>
-        </w:rPr>
-        <w:t>–</w:t>
-      </w:r>
-      <w:r>
-        <w:rPr>
-          <w:rFonts w:ascii="Times New Roman" w:hAnsi="Times New Roman" w:cs="Times New Roman"/>
-          <w:sz w:val="28"/>
-          <w:szCs w:val="28"/>
-        </w:rPr>
-        <w:t xml:space="preserve"> </w:t>
-      </w:r>
-      <w:r>
-        <w:rPr>
-          <w:rFonts w:ascii="Times New Roman" w:hAnsi="Times New Roman" w:cs="Times New Roman"/>
-          <w:sz w:val="28"/>
-          <w:szCs w:val="28"/>
-        </w:rPr>
-        <w:t>коэффициенты поправки на силы притяжения между молекулами и суммарные объём молекул, соответственно.</w:t>
+        <w:t>–коэффициенты поправки на силы притяжения между молекулами и суммарные объём молекул, соответственно.</w:t>
       </w:r>
     </w:p>
     <w:p>
@@ -2145,10 +2116,11 @@
           <w:noProof/>
           <w:sz w:val="28"/>
           <w:szCs w:val="28"/>
+          <w:lang w:eastAsia="ru-RU"/>
         </w:rPr>
         <w:lastRenderedPageBreak/>
         <w:drawing>
-          <wp:inline distT="0" distB="0" distL="0" distR="0" wp14:anchorId="5A1B1DFF" wp14:editId="5D5AA59D">
+          <wp:inline distT="0" distB="0" distL="0" distR="0">
             <wp:extent cx="1592718" cy="518205"/>
             <wp:effectExtent l="0" t="0" r="7620" b="0"/>
             <wp:docPr id="11" name="Рисунок 11"/>
@@ -2232,7 +2204,7 @@
           <w:sz w:val="28"/>
           <w:szCs w:val="28"/>
         </w:rPr>
-        <w:t>Ткр</w:t>
+        <w:t>Ткр.Давление</w:t>
       </w:r>
       <w:proofErr w:type="spellEnd"/>
       <w:r>
@@ -2241,100 +2213,52 @@
           <w:sz w:val="28"/>
           <w:szCs w:val="28"/>
         </w:rPr>
+        <w:t xml:space="preserve">, при котором и выше которого повышением температуры нельзя испарить жидкость, называется критическим </w:t>
+      </w:r>
+      <w:proofErr w:type="spellStart"/>
+      <w:r>
+        <w:rPr>
+          <w:rFonts w:ascii="Times New Roman" w:hAnsi="Times New Roman" w:cs="Times New Roman"/>
+          <w:sz w:val="28"/>
+          <w:szCs w:val="28"/>
+        </w:rPr>
+        <w:t>ркр.Объем</w:t>
+      </w:r>
+      <w:proofErr w:type="spellEnd"/>
+      <w:r>
+        <w:rPr>
+          <w:rFonts w:ascii="Times New Roman" w:hAnsi="Times New Roman" w:cs="Times New Roman"/>
+          <w:sz w:val="28"/>
+          <w:szCs w:val="28"/>
+        </w:rPr>
+        <w:t xml:space="preserve"> газа, соответствующий критической температуре, называется критическим </w:t>
+      </w:r>
+      <w:proofErr w:type="spellStart"/>
+      <w:r>
+        <w:rPr>
+          <w:rFonts w:ascii="Times New Roman" w:hAnsi="Times New Roman" w:cs="Times New Roman"/>
+          <w:sz w:val="28"/>
+          <w:szCs w:val="28"/>
+        </w:rPr>
+        <w:t>Vкр</w:t>
+      </w:r>
+      <w:proofErr w:type="spellEnd"/>
+      <w:r>
+        <w:rPr>
+          <w:rFonts w:ascii="Times New Roman" w:hAnsi="Times New Roman" w:cs="Times New Roman"/>
+          <w:sz w:val="28"/>
+          <w:szCs w:val="28"/>
+        </w:rPr>
+        <w:t>, а состояние газа, отвечающее критической температуре, критическому давлению и критическому объему, — критическим состоянием газа.При критическом состоянии плотность пара становится равной плотности жидкости</w:t>
+      </w:r>
+      <w:r>
+        <w:rPr>
+          <w:rFonts w:ascii="Times New Roman" w:hAnsi="Times New Roman" w:cs="Times New Roman"/>
+          <w:sz w:val="28"/>
+          <w:szCs w:val="28"/>
+        </w:rPr>
         <w:t>.</w:t>
       </w:r>
-      <w:r>
-        <w:rPr>
-          <w:rFonts w:ascii="Times New Roman" w:hAnsi="Times New Roman" w:cs="Times New Roman"/>
-          <w:sz w:val="28"/>
-          <w:szCs w:val="28"/>
-        </w:rPr>
-        <w:t xml:space="preserve"> </w:t>
-      </w:r>
-      <w:r>
-        <w:rPr>
-          <w:rFonts w:ascii="Times New Roman" w:hAnsi="Times New Roman" w:cs="Times New Roman"/>
-          <w:sz w:val="28"/>
-          <w:szCs w:val="28"/>
-        </w:rPr>
-        <w:t xml:space="preserve">Давление, при котором и выше которого повышением температуры нельзя испарить жидкость, называется критическим </w:t>
-      </w:r>
-      <w:proofErr w:type="spellStart"/>
-      <w:r>
-        <w:rPr>
-          <w:rFonts w:ascii="Times New Roman" w:hAnsi="Times New Roman" w:cs="Times New Roman"/>
-          <w:sz w:val="28"/>
-          <w:szCs w:val="28"/>
-        </w:rPr>
-        <w:t>ркр</w:t>
-      </w:r>
-      <w:proofErr w:type="spellEnd"/>
-      <w:r>
-        <w:rPr>
-          <w:rFonts w:ascii="Times New Roman" w:hAnsi="Times New Roman" w:cs="Times New Roman"/>
-          <w:sz w:val="28"/>
-          <w:szCs w:val="28"/>
-        </w:rPr>
-        <w:t>.</w:t>
-      </w:r>
-      <w:r>
-        <w:rPr>
-          <w:rFonts w:ascii="Times New Roman" w:hAnsi="Times New Roman" w:cs="Times New Roman"/>
-          <w:sz w:val="28"/>
-          <w:szCs w:val="28"/>
-        </w:rPr>
-        <w:t xml:space="preserve"> </w:t>
-      </w:r>
-      <w:r>
-        <w:rPr>
-          <w:rFonts w:ascii="Times New Roman" w:hAnsi="Times New Roman" w:cs="Times New Roman"/>
-          <w:sz w:val="28"/>
-          <w:szCs w:val="28"/>
-        </w:rPr>
-        <w:t xml:space="preserve">Объем газа, соответствующий критической температуре, называется критическим </w:t>
-      </w:r>
-      <w:proofErr w:type="spellStart"/>
-      <w:r>
-        <w:rPr>
-          <w:rFonts w:ascii="Times New Roman" w:hAnsi="Times New Roman" w:cs="Times New Roman"/>
-          <w:sz w:val="28"/>
-          <w:szCs w:val="28"/>
-        </w:rPr>
-        <w:t>Vкр</w:t>
-      </w:r>
-      <w:proofErr w:type="spellEnd"/>
-      <w:r>
-        <w:rPr>
-          <w:rFonts w:ascii="Times New Roman" w:hAnsi="Times New Roman" w:cs="Times New Roman"/>
-          <w:sz w:val="28"/>
-          <w:szCs w:val="28"/>
-        </w:rPr>
-        <w:t>, а состояние газа, отвечающее критической температуре, критическому давлению и критическому объему, — критическим состоянием газа.</w:t>
-      </w:r>
-      <w:r>
-        <w:rPr>
-          <w:rFonts w:ascii="Times New Roman" w:hAnsi="Times New Roman" w:cs="Times New Roman"/>
-          <w:sz w:val="28"/>
-          <w:szCs w:val="28"/>
-        </w:rPr>
-        <w:t xml:space="preserve"> </w:t>
-      </w:r>
-      <w:r>
-        <w:rPr>
-          <w:rFonts w:ascii="Times New Roman" w:hAnsi="Times New Roman" w:cs="Times New Roman"/>
-          <w:sz w:val="28"/>
-          <w:szCs w:val="28"/>
-        </w:rPr>
-        <w:t>При критическом состоянии плотность пара становится равной плотности жидкости</w:t>
-      </w:r>
-      <w:r>
-        <w:rPr>
-          <w:rFonts w:ascii="Times New Roman" w:hAnsi="Times New Roman" w:cs="Times New Roman"/>
-          <w:sz w:val="28"/>
-          <w:szCs w:val="28"/>
-        </w:rPr>
-        <w:t>.</w:t>
-      </w:r>
     </w:p>
     <w:p>
       <w:pPr>
@@ -2351,39 +2275,7 @@
           <w:sz w:val="28"/>
           <w:szCs w:val="28"/>
         </w:rPr>
-        <w:t>Газы могут быть приведены в жидкое состояние путём охлаждения при нормальном атмосферном давлении, либо путём сжатия. Уравнение состояния газов Ван-дер-Ваальса показывает, что любой реальный газ можно перевести жидкое состояние, но только при понижении температуры газа ниже критической точки.</w:t>
-      </w:r>
-      <w:r>
-        <w:rPr>
-          <w:rFonts w:ascii="Times New Roman" w:hAnsi="Times New Roman" w:cs="Times New Roman"/>
-          <w:sz w:val="28"/>
-          <w:szCs w:val="28"/>
-        </w:rPr>
-        <w:t xml:space="preserve"> </w:t>
-      </w:r>
-      <w:r>
-        <w:rPr>
-          <w:rFonts w:ascii="Times New Roman" w:hAnsi="Times New Roman" w:cs="Times New Roman"/>
-          <w:sz w:val="28"/>
-          <w:szCs w:val="28"/>
-        </w:rPr>
-        <w:t xml:space="preserve">Для газов, критическая точка которых находится выше комнатной температуры, достаточно только сжатия: это углекислый газ, бутан, пропан, аммиак, хлор. Углекислый газ, например, можно сделать жидкостью при комнатной температуре, поскольку его критическая температура равна 31,1°C. </w:t>
-      </w:r>
-      <w:r>
-        <w:rPr>
-          <w:rFonts w:ascii="Times New Roman" w:hAnsi="Times New Roman" w:cs="Times New Roman"/>
-          <w:sz w:val="28"/>
-          <w:szCs w:val="28"/>
-        </w:rPr>
-        <w:t xml:space="preserve"> </w:t>
-      </w:r>
-      <w:r>
-        <w:rPr>
-          <w:rFonts w:ascii="Times New Roman" w:hAnsi="Times New Roman" w:cs="Times New Roman"/>
-          <w:sz w:val="28"/>
-          <w:szCs w:val="28"/>
-        </w:rPr>
-        <w:t>Другие газы, такие как кислород, водород, аргон, гелий, азот и другие, могут быть сжижены только при криогенных температурах, поэтому обычно доставляются к потребителю в баллонах под давлением.</w:t>
+        <w:t>Газы могут быть приведены в жидкое состояние путём охлаждения при нормальном атмосферном давлении, либо путём сжатия. Уравнение состояния газов Ван-дер-Ваальса показывает, что любой реальный газ можно перевести жидкое состояние, но только при понижении температуры газа ниже критической точки.Для газов, критическая точка которых находится выше комнатной температуры, достаточно только сжатия: это углекислый газ, бутан, пропан, аммиак, хлор. Углекислый газ, например, можно сделать жидкостью при комнатной температуре, поскольку его критическая температура равна 31,1°C. Другие газы, такие как кислород, водород, аргон, гелий, азот и другие, могут быть сжижены только при криогенных температурах, поэтому обычно доставляются к потребителю в баллонах под давлением.</w:t>
       </w:r>
     </w:p>
     <w:p>
@@ -2453,9 +2345,10 @@
           <w:noProof/>
           <w:sz w:val="28"/>
           <w:szCs w:val="28"/>
+          <w:lang w:eastAsia="ru-RU"/>
         </w:rPr>
         <w:drawing>
-          <wp:inline distT="0" distB="0" distL="0" distR="0" wp14:anchorId="32E2B52F" wp14:editId="3E4DA7B7">
+          <wp:inline distT="0" distB="0" distL="0" distR="0">
             <wp:extent cx="1364098" cy="327688"/>
             <wp:effectExtent l="0" t="0" r="7620" b="0"/>
             <wp:docPr id="3" name="Рисунок 3"/>
@@ -2551,9 +2444,10 @@
           <w:noProof/>
           <w:sz w:val="28"/>
           <w:szCs w:val="28"/>
+          <w:lang w:eastAsia="ru-RU"/>
         </w:rPr>
         <w:drawing>
-          <wp:inline distT="0" distB="0" distL="0" distR="0" wp14:anchorId="4573DCEB" wp14:editId="08EEFF7B">
+          <wp:inline distT="0" distB="0" distL="0" distR="0">
             <wp:extent cx="5806943" cy="4465707"/>
             <wp:effectExtent l="0" t="0" r="3810" b="0"/>
             <wp:docPr id="5" name="Рисунок 5"/>
@@ -2604,10 +2498,11 @@
           <w:noProof/>
           <w:sz w:val="28"/>
           <w:szCs w:val="28"/>
+          <w:lang w:eastAsia="ru-RU"/>
         </w:rPr>
         <w:lastRenderedPageBreak/>
         <w:drawing>
-          <wp:inline distT="0" distB="0" distL="0" distR="0" wp14:anchorId="5517D82A" wp14:editId="0ECC9A7A">
+          <wp:inline distT="0" distB="0" distL="0" distR="0">
             <wp:extent cx="5852667" cy="3939881"/>
             <wp:effectExtent l="0" t="0" r="0" b="3810"/>
             <wp:docPr id="7" name="Рисунок 7"/>
@@ -2648,9 +2543,10 @@
           <w:noProof/>
           <w:sz w:val="28"/>
           <w:szCs w:val="28"/>
+          <w:lang w:eastAsia="ru-RU"/>
         </w:rPr>
         <w:drawing>
-          <wp:inline distT="0" distB="0" distL="0" distR="0" wp14:anchorId="1DDABB24" wp14:editId="6B4A05AE">
+          <wp:inline distT="0" distB="0" distL="0" distR="0">
             <wp:extent cx="5707875" cy="1234547"/>
             <wp:effectExtent l="0" t="0" r="7620" b="3810"/>
             <wp:docPr id="8" name="Рисунок 8"/>
@@ -2691,10 +2587,11 @@
           <w:noProof/>
           <w:sz w:val="28"/>
           <w:szCs w:val="28"/>
+          <w:lang w:eastAsia="ru-RU"/>
         </w:rPr>
         <w:lastRenderedPageBreak/>
         <w:drawing>
-          <wp:inline distT="0" distB="0" distL="0" distR="0" wp14:anchorId="1046D97F" wp14:editId="09129543">
+          <wp:inline distT="0" distB="0" distL="0" distR="0">
             <wp:extent cx="1379340" cy="381033"/>
             <wp:effectExtent l="0" t="0" r="0" b="0"/>
             <wp:docPr id="4" name="Рисунок 4"/>
@@ -2731,19 +2628,14 @@
       </w:r>
       <w:r>
         <w:rPr>
+          <w:rFonts w:ascii="Times New Roman" w:hAnsi="Times New Roman" w:cs="Times New Roman"/>
           <w:noProof/>
-        </w:rPr>
-        <w:t xml:space="preserve"> </w:t>
-      </w:r>
-      <w:r>
-        <w:rPr>
-          <w:rFonts w:ascii="Times New Roman" w:hAnsi="Times New Roman" w:cs="Times New Roman"/>
-          <w:noProof/>
-          <w:sz w:val="28"/>
-          <w:szCs w:val="28"/>
+          <w:sz w:val="28"/>
+          <w:szCs w:val="28"/>
+          <w:lang w:eastAsia="ru-RU"/>
         </w:rPr>
         <w:drawing>
-          <wp:inline distT="0" distB="0" distL="0" distR="0" wp14:anchorId="68A4C23E" wp14:editId="13BCB3CC">
+          <wp:inline distT="0" distB="0" distL="0" distR="0">
             <wp:extent cx="4922947" cy="4922947"/>
             <wp:effectExtent l="0" t="0" r="0" b="0"/>
             <wp:docPr id="9" name="Рисунок 9"/>
@@ -2976,14 +2868,6 @@
           <w:sz w:val="28"/>
           <w:szCs w:val="28"/>
         </w:rPr>
-        <w:t xml:space="preserve"> </w:t>
-      </w:r>
-      <w:r>
-        <w:rPr>
-          <w:rFonts w:ascii="Times New Roman" w:hAnsi="Times New Roman" w:cs="Times New Roman"/>
-          <w:sz w:val="28"/>
-          <w:szCs w:val="28"/>
-        </w:rPr>
         <w:t>и ω</w:t>
       </w:r>
       <w:r>
@@ -3000,17 +2884,17 @@
           <w:rFonts w:ascii="Times New Roman" w:hAnsi="Times New Roman" w:cs="Times New Roman"/>
           <w:sz w:val="28"/>
           <w:szCs w:val="28"/>
+        </w:rPr>
+        <w:t>образуют одну сложную систему с вероятностью ω</w:t>
+      </w:r>
+      <w:r>
+        <w:rPr>
+          <w:rFonts w:ascii="Times New Roman" w:hAnsi="Times New Roman" w:cs="Times New Roman"/>
+          <w:sz w:val="28"/>
+          <w:szCs w:val="28"/>
           <w:vertAlign w:val="subscript"/>
         </w:rPr>
-        <w:t xml:space="preserve"> </w:t>
-      </w:r>
-      <w:r>
-        <w:rPr>
-          <w:rFonts w:ascii="Times New Roman" w:hAnsi="Times New Roman" w:cs="Times New Roman"/>
-          <w:sz w:val="28"/>
-          <w:szCs w:val="28"/>
-        </w:rPr>
-        <w:t>образуют одну сложную систему с вероятностью ω</w:t>
+        <w:t>1</w:t>
       </w:r>
       <w:r>
         <w:rPr>
@@ -3019,6 +2903,23 @@
           <w:szCs w:val="28"/>
           <w:vertAlign w:val="subscript"/>
         </w:rPr>
+        <w:t>+2</w:t>
+      </w:r>
+      <w:r>
+        <w:rPr>
+          <w:rFonts w:ascii="Times New Roman" w:hAnsi="Times New Roman" w:cs="Times New Roman"/>
+          <w:sz w:val="28"/>
+          <w:szCs w:val="28"/>
+        </w:rPr>
+        <w:t>. Тогда число способов, с помощью которых может быть создана эта сложная система равна ω</w:t>
+      </w:r>
+      <w:r>
+        <w:rPr>
+          <w:rFonts w:ascii="Times New Roman" w:hAnsi="Times New Roman" w:cs="Times New Roman"/>
+          <w:sz w:val="28"/>
+          <w:szCs w:val="28"/>
+          <w:vertAlign w:val="subscript"/>
+        </w:rPr>
         <w:t>1</w:t>
       </w:r>
       <w:r>
@@ -3036,7 +2937,7 @@
           <w:sz w:val="28"/>
           <w:szCs w:val="28"/>
         </w:rPr>
-        <w:t>. Тогда число способов, с помощью которых может быть создана эта сложная система равна ω</w:t>
+        <w:t>= ω</w:t>
       </w:r>
       <w:r>
         <w:rPr>
@@ -3052,42 +2953,16 @@
           <w:rFonts w:ascii="Times New Roman" w:hAnsi="Times New Roman" w:cs="Times New Roman"/>
           <w:sz w:val="28"/>
           <w:szCs w:val="28"/>
+        </w:rPr>
+        <w:t xml:space="preserve"> * ω</w:t>
+      </w:r>
+      <w:r>
+        <w:rPr>
+          <w:rFonts w:ascii="Times New Roman" w:hAnsi="Times New Roman" w:cs="Times New Roman"/>
+          <w:sz w:val="28"/>
+          <w:szCs w:val="28"/>
           <w:vertAlign w:val="subscript"/>
         </w:rPr>
-        <w:t>+2</w:t>
-      </w:r>
-      <w:r>
-        <w:rPr>
-          <w:rFonts w:ascii="Times New Roman" w:hAnsi="Times New Roman" w:cs="Times New Roman"/>
-          <w:sz w:val="28"/>
-          <w:szCs w:val="28"/>
-        </w:rPr>
-        <w:t>= ω</w:t>
-      </w:r>
-      <w:r>
-        <w:rPr>
-          <w:rFonts w:ascii="Times New Roman" w:hAnsi="Times New Roman" w:cs="Times New Roman"/>
-          <w:sz w:val="28"/>
-          <w:szCs w:val="28"/>
-          <w:vertAlign w:val="subscript"/>
-        </w:rPr>
-        <w:t>1</w:t>
-      </w:r>
-      <w:r>
-        <w:rPr>
-          <w:rFonts w:ascii="Times New Roman" w:hAnsi="Times New Roman" w:cs="Times New Roman"/>
-          <w:sz w:val="28"/>
-          <w:szCs w:val="28"/>
-        </w:rPr>
-        <w:t xml:space="preserve"> * ω</w:t>
-      </w:r>
-      <w:r>
-        <w:rPr>
-          <w:rFonts w:ascii="Times New Roman" w:hAnsi="Times New Roman" w:cs="Times New Roman"/>
-          <w:sz w:val="28"/>
-          <w:szCs w:val="28"/>
-          <w:vertAlign w:val="subscript"/>
-        </w:rPr>
         <w:t>2</w:t>
       </w:r>
       <w:r>
@@ -3207,14 +3082,6 @@
           <w:sz w:val="28"/>
           <w:szCs w:val="28"/>
         </w:rPr>
-        <w:t xml:space="preserve"> </w:t>
-      </w:r>
-      <w:r>
-        <w:rPr>
-          <w:rFonts w:ascii="Times New Roman" w:hAnsi="Times New Roman" w:cs="Times New Roman"/>
-          <w:sz w:val="28"/>
-          <w:szCs w:val="28"/>
-        </w:rPr>
         <w:t>–</w:t>
       </w:r>
       <w:r>
@@ -3223,14 +3090,6 @@
           <w:sz w:val="28"/>
           <w:szCs w:val="28"/>
         </w:rPr>
-        <w:t xml:space="preserve"> </w:t>
-      </w:r>
-      <w:r>
-        <w:rPr>
-          <w:rFonts w:ascii="Times New Roman" w:hAnsi="Times New Roman" w:cs="Times New Roman"/>
-          <w:sz w:val="28"/>
-          <w:szCs w:val="28"/>
-        </w:rPr>
         <w:t>любая постоянная.</w:t>
       </w:r>
     </w:p>
@@ -3265,9 +3124,10 @@
           <w:noProof/>
           <w:sz w:val="28"/>
           <w:szCs w:val="28"/>
+          <w:lang w:eastAsia="ru-RU"/>
         </w:rPr>
         <w:drawing>
-          <wp:inline distT="0" distB="0" distL="0" distR="0" wp14:anchorId="05040415" wp14:editId="40B1355C">
+          <wp:inline distT="0" distB="0" distL="0" distR="0">
             <wp:extent cx="2449961" cy="320040"/>
             <wp:effectExtent l="0" t="0" r="7620" b="3810"/>
             <wp:docPr id="6" name="Рисунок 6"/>
@@ -3334,10 +3194,11 @@
           <w:noProof/>
           <w:sz w:val="28"/>
           <w:szCs w:val="28"/>
+          <w:lang w:eastAsia="ru-RU"/>
         </w:rPr>
         <w:lastRenderedPageBreak/>
         <w:drawing>
-          <wp:inline distT="0" distB="0" distL="0" distR="0" wp14:anchorId="1DCB2A9F" wp14:editId="605F54D9">
+          <wp:inline distT="0" distB="0" distL="0" distR="0">
             <wp:extent cx="4381500" cy="3907351"/>
             <wp:effectExtent l="0" t="0" r="0" b="0"/>
             <wp:docPr id="12" name="Рисунок 12"/>
@@ -3539,7 +3400,7 @@
           <w:sz w:val="28"/>
           <w:szCs w:val="28"/>
         </w:rPr>
-        <w:t xml:space="preserve"> кол-во энергии. В силу же принципа направленности процессов к наиболее вероятному состоянию протекают такие реакции, в ходе которых возрастает число частиц (н-р, р-</w:t>
+        <w:t xml:space="preserve"> кол-во энергии. В силу же принципа направленности процессов к наиболее вероятному состоянию протекают такие реакции, в ходе которых возрастает число частиц (</w:t>
       </w:r>
       <w:proofErr w:type="spellStart"/>
       <w:r>
@@ -3548,7 +3409,25 @@
           <w:sz w:val="28"/>
           <w:szCs w:val="28"/>
         </w:rPr>
-        <w:t>ции</w:t>
+        <w:t>н-р</w:t>
+      </w:r>
+      <w:proofErr w:type="spellEnd"/>
+      <w:r>
+        <w:rPr>
+          <w:rFonts w:ascii="Times New Roman" w:hAnsi="Times New Roman" w:cs="Times New Roman"/>
+          <w:sz w:val="28"/>
+          <w:szCs w:val="28"/>
+        </w:rPr>
+        <w:t xml:space="preserve">, </w:t>
+      </w:r>
+      <w:proofErr w:type="spellStart"/>
+      <w:r>
+        <w:rPr>
+          <w:rFonts w:ascii="Times New Roman" w:hAnsi="Times New Roman" w:cs="Times New Roman"/>
+          <w:sz w:val="28"/>
+          <w:szCs w:val="28"/>
+        </w:rPr>
+        <w:t>р-ции</w:t>
       </w:r>
       <w:proofErr w:type="spellEnd"/>
       <w:r>
@@ -3600,7 +3479,7 @@
           <w:sz w:val="28"/>
           <w:szCs w:val="28"/>
         </w:rPr>
-        <w:t>Закон действия масс и равновесие. Динамический характер химического равновесия. Принцип Ле-</w:t>
+        <w:t xml:space="preserve">Закон действия масс и равновесие. Динамический характер химического равновесия. Принцип </w:t>
       </w:r>
       <w:proofErr w:type="spellStart"/>
       <w:r>
@@ -3609,7 +3488,7 @@
           <w:sz w:val="28"/>
           <w:szCs w:val="28"/>
         </w:rPr>
-        <w:t>Шателье</w:t>
+        <w:t>Ле-Шателье</w:t>
       </w:r>
       <w:proofErr w:type="spellEnd"/>
       <w:r>
@@ -3664,19 +3543,14 @@
       </w:r>
       <w:r>
         <w:rPr>
+          <w:rFonts w:ascii="Times New Roman" w:hAnsi="Times New Roman" w:cs="Times New Roman"/>
           <w:noProof/>
-        </w:rPr>
-        <w:t xml:space="preserve"> </w:t>
-      </w:r>
-      <w:r>
-        <w:rPr>
-          <w:rFonts w:ascii="Times New Roman" w:hAnsi="Times New Roman" w:cs="Times New Roman"/>
-          <w:noProof/>
-          <w:sz w:val="28"/>
-          <w:szCs w:val="28"/>
+          <w:sz w:val="28"/>
+          <w:szCs w:val="28"/>
+          <w:lang w:eastAsia="ru-RU"/>
         </w:rPr>
         <w:drawing>
-          <wp:inline distT="0" distB="0" distL="0" distR="0" wp14:anchorId="358BA4F5" wp14:editId="131B69CE">
+          <wp:inline distT="0" distB="0" distL="0" distR="0">
             <wp:extent cx="3344779" cy="445389"/>
             <wp:effectExtent l="0" t="0" r="0" b="0"/>
             <wp:docPr id="13" name="Рисунок 13"/>
@@ -3760,9 +3634,10 @@
           <w:noProof/>
           <w:sz w:val="28"/>
           <w:szCs w:val="28"/>
+          <w:lang w:eastAsia="ru-RU"/>
         </w:rPr>
         <w:drawing>
-          <wp:inline distT="0" distB="0" distL="0" distR="0" wp14:anchorId="19BFBCB2" wp14:editId="17558625">
+          <wp:inline distT="0" distB="0" distL="0" distR="0">
             <wp:extent cx="2691634" cy="433137"/>
             <wp:effectExtent l="0" t="0" r="0" b="5080"/>
             <wp:docPr id="14" name="Рисунок 14"/>
@@ -3846,9 +3721,10 @@
           <w:noProof/>
           <w:sz w:val="28"/>
           <w:szCs w:val="28"/>
+          <w:lang w:eastAsia="ru-RU"/>
         </w:rPr>
         <w:drawing>
-          <wp:inline distT="0" distB="0" distL="0" distR="0" wp14:anchorId="4267C2FC" wp14:editId="5CFCAF21">
+          <wp:inline distT="0" distB="0" distL="0" distR="0">
             <wp:extent cx="2654969" cy="466808"/>
             <wp:effectExtent l="0" t="0" r="0" b="9525"/>
             <wp:docPr id="15" name="Рисунок 15"/>
@@ -4034,10 +3910,11 @@
           <w:noProof/>
           <w:sz w:val="28"/>
           <w:szCs w:val="28"/>
+          <w:lang w:eastAsia="ru-RU"/>
         </w:rPr>
         <w:lastRenderedPageBreak/>
         <w:drawing>
-          <wp:inline distT="0" distB="0" distL="0" distR="0" wp14:anchorId="5B2C95C3" wp14:editId="33CE8925">
+          <wp:inline distT="0" distB="0" distL="0" distR="0">
             <wp:extent cx="2743200" cy="787651"/>
             <wp:effectExtent l="0" t="0" r="0" b="0"/>
             <wp:docPr id="17" name="Рисунок 17"/>
@@ -4148,7 +4025,7 @@
           <w:sz w:val="28"/>
           <w:szCs w:val="28"/>
         </w:rPr>
-        <w:t xml:space="preserve"> Ле </w:t>
+        <w:t xml:space="preserve"> </w:t>
       </w:r>
       <w:proofErr w:type="spellStart"/>
       <w:r>
@@ -4157,6 +4034,24 @@
           <w:sz w:val="28"/>
           <w:szCs w:val="28"/>
         </w:rPr>
+        <w:t>Ле</w:t>
+      </w:r>
+      <w:proofErr w:type="spellEnd"/>
+      <w:r>
+        <w:rPr>
+          <w:rFonts w:ascii="Times New Roman" w:hAnsi="Times New Roman" w:cs="Times New Roman"/>
+          <w:sz w:val="28"/>
+          <w:szCs w:val="28"/>
+        </w:rPr>
+        <w:t xml:space="preserve"> </w:t>
+      </w:r>
+      <w:proofErr w:type="spellStart"/>
+      <w:r>
+        <w:rPr>
+          <w:rFonts w:ascii="Times New Roman" w:hAnsi="Times New Roman" w:cs="Times New Roman"/>
+          <w:sz w:val="28"/>
+          <w:szCs w:val="28"/>
+        </w:rPr>
         <w:t>Шателье</w:t>
       </w:r>
       <w:proofErr w:type="spellEnd"/>
@@ -4318,10 +4213,11 @@
           <w:noProof/>
           <w:sz w:val="28"/>
           <w:szCs w:val="28"/>
+          <w:lang w:eastAsia="ru-RU"/>
         </w:rPr>
         <w:lastRenderedPageBreak/>
         <w:drawing>
-          <wp:inline distT="0" distB="0" distL="0" distR="0" wp14:anchorId="2735C2A9" wp14:editId="68174CB7">
+          <wp:inline distT="0" distB="0" distL="0" distR="0">
             <wp:extent cx="5330043" cy="2283572"/>
             <wp:effectExtent l="0" t="0" r="4445" b="2540"/>
             <wp:docPr id="18" name="Рисунок 18"/>
@@ -4383,9 +4279,10 @@
           <w:noProof/>
           <w:sz w:val="28"/>
           <w:szCs w:val="28"/>
+          <w:lang w:eastAsia="ru-RU"/>
         </w:rPr>
         <w:drawing>
-          <wp:inline distT="0" distB="0" distL="0" distR="0" wp14:anchorId="03618F78" wp14:editId="50C9A045">
+          <wp:inline distT="0" distB="0" distL="0" distR="0">
             <wp:extent cx="5852667" cy="5890770"/>
             <wp:effectExtent l="0" t="0" r="0" b="0"/>
             <wp:docPr id="19" name="Рисунок 19"/>
@@ -4599,9 +4496,10 @@
           <w:noProof/>
           <w:sz w:val="28"/>
           <w:szCs w:val="28"/>
+          <w:lang w:eastAsia="ru-RU"/>
         </w:rPr>
         <w:drawing>
-          <wp:inline distT="0" distB="0" distL="0" distR="0" wp14:anchorId="57BF1900" wp14:editId="0B52DAB5">
+          <wp:inline distT="0" distB="0" distL="0" distR="0">
             <wp:extent cx="5940425" cy="3009900"/>
             <wp:effectExtent l="0" t="0" r="3175" b="0"/>
             <wp:docPr id="16" name="Рисунок 16"/>
@@ -4754,9 +4652,10 @@
           <w:noProof/>
           <w:sz w:val="28"/>
           <w:szCs w:val="28"/>
+          <w:lang w:eastAsia="ru-RU"/>
         </w:rPr>
         <w:drawing>
-          <wp:inline distT="0" distB="0" distL="0" distR="0" wp14:anchorId="160FAAA5" wp14:editId="3779FE42">
+          <wp:inline distT="0" distB="0" distL="0" distR="0">
             <wp:extent cx="5234940" cy="320040"/>
             <wp:effectExtent l="0" t="0" r="3810" b="3810"/>
             <wp:docPr id="20" name="Рисунок 20"/>
@@ -4823,9 +4722,10 @@
           <w:noProof/>
           <w:sz w:val="28"/>
           <w:szCs w:val="28"/>
+          <w:lang w:eastAsia="ru-RU"/>
         </w:rPr>
         <w:drawing>
-          <wp:inline distT="0" distB="0" distL="0" distR="0" wp14:anchorId="3A81797E" wp14:editId="141EA0BB">
+          <wp:inline distT="0" distB="0" distL="0" distR="0">
             <wp:extent cx="1905165" cy="754445"/>
             <wp:effectExtent l="0" t="0" r="0" b="7620"/>
             <wp:docPr id="21" name="Рисунок 21"/>
@@ -4934,9 +4834,10 @@
           <w:noProof/>
           <w:sz w:val="28"/>
           <w:szCs w:val="28"/>
+          <w:lang w:eastAsia="ru-RU"/>
         </w:rPr>
         <w:drawing>
-          <wp:inline distT="0" distB="0" distL="0" distR="0" wp14:anchorId="4F0005F3" wp14:editId="67BCFA5A">
+          <wp:inline distT="0" distB="0" distL="0" distR="0">
             <wp:extent cx="4792980" cy="3192512"/>
             <wp:effectExtent l="0" t="0" r="7620" b="8255"/>
             <wp:docPr id="22" name="Рисунок 22"/>
@@ -4986,8 +4887,44 @@
           <w:sz w:val="28"/>
           <w:szCs w:val="28"/>
         </w:rPr>
-        <w:t>Геометрические изомеры имеют одинаковый порядок связи атомов, но различаются их пространственным расположением, что обусловливает их различные свойства.</w:t>
-      </w:r>
+        <w:t xml:space="preserve">Геометрические изомеры имеют одинаковый порядок связи атомов, но различаются их пространственным расположением, что обусловливает их различные </w:t>
+      </w:r>
+      <w:proofErr w:type="spellStart"/>
+      <w:r>
+        <w:rPr>
+          <w:rFonts w:ascii="Times New Roman" w:hAnsi="Times New Roman" w:cs="Times New Roman"/>
+          <w:sz w:val="28"/>
+          <w:szCs w:val="28"/>
+        </w:rPr>
+        <w:t>свойства</w:t>
+      </w:r>
+      <w:proofErr w:type="gramStart"/>
+      <w:r>
+        <w:rPr>
+          <w:rFonts w:ascii="Times New Roman" w:hAnsi="Times New Roman" w:cs="Times New Roman"/>
+          <w:sz w:val="28"/>
+          <w:szCs w:val="28"/>
+        </w:rPr>
+        <w:t>.</w:t>
+      </w:r>
+      <w:r>
+        <w:rPr>
+          <w:rFonts w:ascii="Times New Roman" w:hAnsi="Times New Roman" w:cs="Times New Roman"/>
+          <w:sz w:val="28"/>
+          <w:szCs w:val="28"/>
+        </w:rPr>
+        <w:t>С</w:t>
+      </w:r>
+      <w:proofErr w:type="gramEnd"/>
+      <w:r>
+        <w:rPr>
+          <w:rFonts w:ascii="Times New Roman" w:hAnsi="Times New Roman" w:cs="Times New Roman"/>
+          <w:sz w:val="28"/>
+          <w:szCs w:val="28"/>
+        </w:rPr>
+        <w:t>уществование</w:t>
+      </w:r>
+      <w:proofErr w:type="spellEnd"/>
       <w:r>
         <w:rPr>
           <w:rFonts w:ascii="Times New Roman" w:hAnsi="Times New Roman" w:cs="Times New Roman"/>
@@ -4996,14 +4933,6 @@
         </w:rPr>
         <w:t xml:space="preserve"> </w:t>
       </w:r>
-      <w:r>
-        <w:rPr>
-          <w:rFonts w:ascii="Times New Roman" w:hAnsi="Times New Roman" w:cs="Times New Roman"/>
-          <w:sz w:val="28"/>
-          <w:szCs w:val="28"/>
-        </w:rPr>
-        <w:t xml:space="preserve">Существование </w:t>
-      </w:r>
       <w:proofErr w:type="spellStart"/>
       <w:r>
         <w:rPr>
@@ -5022,6 +4951,33 @@
         </w:rPr>
         <w:t xml:space="preserve">- и </w:t>
       </w:r>
+      <w:proofErr w:type="spellStart"/>
+      <w:r>
+        <w:rPr>
+          <w:rFonts w:ascii="Times New Roman" w:hAnsi="Times New Roman" w:cs="Times New Roman"/>
+          <w:sz w:val="28"/>
+          <w:szCs w:val="28"/>
+        </w:rPr>
+        <w:t>транс-изомеров</w:t>
+      </w:r>
+      <w:proofErr w:type="spellEnd"/>
+      <w:r>
+        <w:rPr>
+          <w:rFonts w:ascii="Times New Roman" w:hAnsi="Times New Roman" w:cs="Times New Roman"/>
+          <w:sz w:val="28"/>
+          <w:szCs w:val="28"/>
+        </w:rPr>
+        <w:t xml:space="preserve"> возможно не для всех соединений, содержащих двойную связь. Соединения, в молекулах которых хотя бы один из атомов углерода при двойной связи соединён с двумя одинаковыми заместителями, </w:t>
+      </w:r>
+      <w:proofErr w:type="spellStart"/>
+      <w:r>
+        <w:rPr>
+          <w:rFonts w:ascii="Times New Roman" w:hAnsi="Times New Roman" w:cs="Times New Roman"/>
+          <w:sz w:val="28"/>
+          <w:szCs w:val="28"/>
+        </w:rPr>
+        <w:t>ци</w:t>
+      </w:r>
       <w:proofErr w:type="gramStart"/>
       <w:r>
         <w:rPr>
@@ -5029,8 +4985,53 @@
           <w:sz w:val="28"/>
           <w:szCs w:val="28"/>
         </w:rPr>
+        <w:t>с</w:t>
+      </w:r>
+      <w:proofErr w:type="spellEnd"/>
+      <w:r>
+        <w:rPr>
+          <w:rFonts w:ascii="Times New Roman" w:hAnsi="Times New Roman" w:cs="Times New Roman"/>
+          <w:sz w:val="28"/>
+          <w:szCs w:val="28"/>
+        </w:rPr>
+        <w:t>-</w:t>
+      </w:r>
+      <w:proofErr w:type="gramEnd"/>
+      <w:r>
+        <w:rPr>
+          <w:rFonts w:ascii="Times New Roman" w:hAnsi="Times New Roman" w:cs="Times New Roman"/>
+          <w:sz w:val="28"/>
+          <w:szCs w:val="28"/>
+        </w:rPr>
+        <w:t xml:space="preserve"> и </w:t>
+      </w:r>
+      <w:proofErr w:type="spellStart"/>
+      <w:r>
+        <w:rPr>
+          <w:rFonts w:ascii="Times New Roman" w:hAnsi="Times New Roman" w:cs="Times New Roman"/>
+          <w:sz w:val="28"/>
+          <w:szCs w:val="28"/>
+        </w:rPr>
         <w:t>транс-изомеров</w:t>
       </w:r>
+      <w:proofErr w:type="spellEnd"/>
+      <w:r>
+        <w:rPr>
+          <w:rFonts w:ascii="Times New Roman" w:hAnsi="Times New Roman" w:cs="Times New Roman"/>
+          <w:sz w:val="28"/>
+          <w:szCs w:val="28"/>
+        </w:rPr>
+        <w:t xml:space="preserve"> не образуют, поскольку они будут являться одним и тем же веществом. Например, в отличие от бутена–, </w:t>
+      </w:r>
+      <w:proofErr w:type="gramStart"/>
+      <w:r>
+        <w:rPr>
+          <w:rFonts w:ascii="Times New Roman" w:hAnsi="Times New Roman" w:cs="Times New Roman"/>
+          <w:sz w:val="28"/>
+          <w:szCs w:val="28"/>
+        </w:rPr>
+        <w:t>бу</w:t>
+      </w:r>
       <w:proofErr w:type="gramEnd"/>
       <w:r>
         <w:rPr>
@@ -5038,7 +5039,7 @@
           <w:sz w:val="28"/>
           <w:szCs w:val="28"/>
         </w:rPr>
-        <w:t xml:space="preserve"> возможно не для всех соединений, содержащих двойную связь. Соединения, в молекулах которых хотя бы один из атомов углерода при двойной связи соединён с двумя одинаковыми заместителями, </w:t>
+        <w:t xml:space="preserve">тен–, не имеет </w:t>
       </w:r>
       <w:proofErr w:type="spellStart"/>
       <w:r>
@@ -5058,7 +5059,7 @@
         </w:rPr>
         <w:t xml:space="preserve">- и </w:t>
       </w:r>
-      <w:proofErr w:type="gramStart"/>
+      <w:proofErr w:type="spellStart"/>
       <w:r>
         <w:rPr>
           <w:rFonts w:ascii="Times New Roman" w:hAnsi="Times New Roman" w:cs="Times New Roman"/>
@@ -5067,43 +5068,7 @@
         </w:rPr>
         <w:t>транс-изомеров</w:t>
       </w:r>
-      <w:proofErr w:type="gramEnd"/>
-      <w:r>
-        <w:rPr>
-          <w:rFonts w:ascii="Times New Roman" w:hAnsi="Times New Roman" w:cs="Times New Roman"/>
-          <w:sz w:val="28"/>
-          <w:szCs w:val="28"/>
-        </w:rPr>
-        <w:t xml:space="preserve"> не образуют, поскольку они будут являться одним и тем же веществом. Например, в отличие от бутена–, бутен–, не имеет </w:t>
-      </w:r>
-      <w:proofErr w:type="spellStart"/>
-      <w:r>
-        <w:rPr>
-          <w:rFonts w:ascii="Times New Roman" w:hAnsi="Times New Roman" w:cs="Times New Roman"/>
-          <w:sz w:val="28"/>
-          <w:szCs w:val="28"/>
-        </w:rPr>
-        <w:t>цис</w:t>
-      </w:r>
       <w:proofErr w:type="spellEnd"/>
-      <w:r>
-        <w:rPr>
-          <w:rFonts w:ascii="Times New Roman" w:hAnsi="Times New Roman" w:cs="Times New Roman"/>
-          <w:sz w:val="28"/>
-          <w:szCs w:val="28"/>
-        </w:rPr>
-        <w:t xml:space="preserve">- и </w:t>
-      </w:r>
-      <w:proofErr w:type="gramStart"/>
-      <w:r>
-        <w:rPr>
-          <w:rFonts w:ascii="Times New Roman" w:hAnsi="Times New Roman" w:cs="Times New Roman"/>
-          <w:sz w:val="28"/>
-          <w:szCs w:val="28"/>
-        </w:rPr>
-        <w:t>транс-изомеров</w:t>
-      </w:r>
-      <w:proofErr w:type="gramEnd"/>
     </w:p>
     <w:p>
       <w:pPr>
@@ -5119,9 +5084,10 @@
           <w:noProof/>
           <w:sz w:val="28"/>
           <w:szCs w:val="28"/>
+          <w:lang w:eastAsia="ru-RU"/>
         </w:rPr>
         <w:drawing>
-          <wp:inline distT="0" distB="0" distL="0" distR="0" wp14:anchorId="57844A5D" wp14:editId="0925B4EB">
+          <wp:inline distT="0" distB="0" distL="0" distR="0">
             <wp:extent cx="3993226" cy="1912786"/>
             <wp:effectExtent l="0" t="0" r="7620" b="0"/>
             <wp:docPr id="23" name="Рисунок 23"/>
@@ -5166,6 +5132,7 @@
           <w:szCs w:val="28"/>
         </w:rPr>
       </w:pPr>
+      <w:proofErr w:type="spellStart"/>
       <w:proofErr w:type="gramStart"/>
       <w:r>
         <w:rPr>
@@ -5175,6 +5142,7 @@
         </w:rPr>
         <w:t>Транс-изомер</w:t>
       </w:r>
+      <w:proofErr w:type="spellEnd"/>
       <w:proofErr w:type="gramEnd"/>
       <w:r>
         <w:rPr>
@@ -5207,17 +5175,9 @@
           <w:sz w:val="28"/>
           <w:szCs w:val="28"/>
         </w:rPr>
-        <w:t>Цис</w:t>
+        <w:t>Цис-изомер</w:t>
       </w:r>
       <w:proofErr w:type="spellEnd"/>
-      <w:r>
-        <w:rPr>
-          <w:rFonts w:ascii="Times New Roman" w:hAnsi="Times New Roman" w:cs="Times New Roman"/>
-          <w:sz w:val="28"/>
-          <w:szCs w:val="28"/>
-        </w:rPr>
-        <w:t>-изомер</w:t>
-      </w:r>
     </w:p>
     <w:p>
       <w:pPr>
@@ -5284,15 +5244,7 @@
           <w:sz w:val="28"/>
           <w:szCs w:val="28"/>
         </w:rPr>
-        <w:t>Такие изомеры называют энантиомерами.</w:t>
-      </w:r>
-      <w:r>
-        <w:rPr>
-          <w:rFonts w:ascii="Times New Roman" w:hAnsi="Times New Roman" w:cs="Times New Roman"/>
-          <w:sz w:val="28"/>
-          <w:szCs w:val="28"/>
-        </w:rPr>
-        <w:t xml:space="preserve"> </w:t>
+        <w:t xml:space="preserve">Такие изомеры называют </w:t>
       </w:r>
       <w:proofErr w:type="spellStart"/>
       <w:r>
@@ -5301,6 +5253,14 @@
           <w:sz w:val="28"/>
           <w:szCs w:val="28"/>
         </w:rPr>
+        <w:t>энантиомерами.</w:t>
+      </w:r>
+      <w:r>
+        <w:rPr>
+          <w:rFonts w:ascii="Times New Roman" w:hAnsi="Times New Roman" w:cs="Times New Roman"/>
+          <w:sz w:val="28"/>
+          <w:szCs w:val="28"/>
+        </w:rPr>
         <w:t>Рецематы</w:t>
       </w:r>
       <w:proofErr w:type="spellEnd"/>
@@ -5382,9 +5342,10 @@
           <w:noProof/>
           <w:sz w:val="28"/>
           <w:szCs w:val="28"/>
+          <w:lang w:eastAsia="ru-RU"/>
         </w:rPr>
         <w:drawing>
-          <wp:inline distT="0" distB="0" distL="0" distR="0" wp14:anchorId="651397A9" wp14:editId="3BAE13A0">
+          <wp:inline distT="0" distB="0" distL="0" distR="0">
             <wp:extent cx="4153260" cy="2743438"/>
             <wp:effectExtent l="0" t="0" r="0" b="0"/>
             <wp:docPr id="24" name="Рисунок 24"/>
@@ -5499,9 +5460,10 @@
           <w:noProof/>
           <w:sz w:val="28"/>
           <w:szCs w:val="28"/>
+          <w:lang w:eastAsia="ru-RU"/>
         </w:rPr>
         <w:drawing>
-          <wp:inline distT="0" distB="0" distL="0" distR="0" wp14:anchorId="6F3A60BC" wp14:editId="2D9DEE4E">
+          <wp:inline distT="0" distB="0" distL="0" distR="0">
             <wp:extent cx="3215919" cy="2171888"/>
             <wp:effectExtent l="0" t="0" r="3810" b="0"/>
             <wp:docPr id="26" name="Рисунок 26"/>
@@ -5551,25 +5513,7 @@
           <w:sz w:val="28"/>
           <w:szCs w:val="28"/>
         </w:rPr>
-        <w:t xml:space="preserve">При изображении стереоизомеров часто пользуются формулами Фишера. В этих формулах хиральный центр рисуют с четырьмя связями, образующими друг с другом прямые углы. Вертикальные линии изображают проекцию на плоскость заместителей, находящихся за плоскостью, в то время как горизонтальные линии </w:t>
-      </w:r>
-      <w:proofErr w:type="gramStart"/>
-      <w:r>
-        <w:rPr>
-          <w:rFonts w:ascii="Times New Roman" w:hAnsi="Times New Roman" w:cs="Times New Roman"/>
-          <w:sz w:val="28"/>
-          <w:szCs w:val="28"/>
-        </w:rPr>
-        <w:t>- это</w:t>
-      </w:r>
-      <w:proofErr w:type="gramEnd"/>
-      <w:r>
-        <w:rPr>
-          <w:rFonts w:ascii="Times New Roman" w:hAnsi="Times New Roman" w:cs="Times New Roman"/>
-          <w:sz w:val="28"/>
-          <w:szCs w:val="28"/>
-        </w:rPr>
-        <w:t xml:space="preserve"> проекция заместителей, находящихся перед </w:t>
+        <w:t xml:space="preserve">При изображении стереоизомеров часто пользуются формулами Фишера. В этих формулах хиральный центр рисуют с четырьмя связями, образующими друг с другом прямые углы. Вертикальные линии изображают проекцию на плоскость заместителей, находящихся за плоскостью, в то время как горизонтальные линии - это проекция заместителей, находящихся перед </w:t>
       </w:r>
       <w:r>
         <w:rPr>
@@ -5596,9 +5540,10 @@
           <w:noProof/>
           <w:sz w:val="28"/>
           <w:szCs w:val="28"/>
+          <w:lang w:eastAsia="ru-RU"/>
         </w:rPr>
         <w:drawing>
-          <wp:inline distT="0" distB="0" distL="0" distR="0" wp14:anchorId="01D78B82" wp14:editId="450FAD41">
+          <wp:inline distT="0" distB="0" distL="0" distR="0">
             <wp:extent cx="4320914" cy="1836579"/>
             <wp:effectExtent l="0" t="0" r="3810" b="0"/>
             <wp:docPr id="25" name="Рисунок 25"/>
@@ -5722,25 +5667,7 @@
           <w:sz w:val="28"/>
           <w:szCs w:val="28"/>
         </w:rPr>
-        <w:t xml:space="preserve"> – это энергия, которая выделяется при образовании молекулы из одиночных атомов. Энергия связи отличается от </w:t>
-      </w:r>
-      <w:proofErr w:type="spellStart"/>
-      <w:r>
-        <w:rPr>
-          <w:rFonts w:ascii="Times New Roman" w:hAnsi="Times New Roman" w:cs="Times New Roman"/>
-          <w:sz w:val="28"/>
-          <w:szCs w:val="28"/>
-        </w:rPr>
-        <w:t>ΔHобр</w:t>
-      </w:r>
-      <w:proofErr w:type="spellEnd"/>
-      <w:r>
-        <w:rPr>
-          <w:rFonts w:ascii="Times New Roman" w:hAnsi="Times New Roman" w:cs="Times New Roman"/>
-          <w:sz w:val="28"/>
-          <w:szCs w:val="28"/>
-        </w:rPr>
-        <w:t>. Теплота образования – это энергия, которая выделяется или поглощается при образовании молекул из простых веществ. Так:</w:t>
+        <w:t xml:space="preserve"> – это энергия, которая выделяется при образовании молекулы из одиночных атомов. Энергия связи отличается от ΔHобр. Теплота образования – это энергия, которая выделяется или поглощается при образовании молекул из простых веществ. Так:</w:t>
       </w:r>
     </w:p>
     <w:p>
@@ -5757,9 +5684,10 @@
           <w:noProof/>
           <w:sz w:val="28"/>
           <w:szCs w:val="28"/>
+          <w:lang w:eastAsia="ru-RU"/>
         </w:rPr>
         <w:drawing>
-          <wp:inline distT="0" distB="0" distL="0" distR="0" wp14:anchorId="46CCADE4" wp14:editId="3537ECE1">
+          <wp:inline distT="0" distB="0" distL="0" distR="0">
             <wp:extent cx="4046571" cy="853514"/>
             <wp:effectExtent l="0" t="0" r="0" b="3810"/>
             <wp:docPr id="27" name="Рисунок 27"/>
@@ -5819,25 +5747,7 @@
           <w:sz w:val="28"/>
           <w:szCs w:val="28"/>
         </w:rPr>
-        <w:t xml:space="preserve">: </w:t>
-      </w:r>
-      <w:proofErr w:type="gramStart"/>
-      <w:r>
-        <w:rPr>
-          <w:rFonts w:ascii="Times New Roman" w:hAnsi="Times New Roman" w:cs="Times New Roman"/>
-          <w:sz w:val="28"/>
-          <w:szCs w:val="28"/>
-        </w:rPr>
-        <w:t>например</w:t>
-      </w:r>
-      <w:proofErr w:type="gramEnd"/>
-      <w:r>
-        <w:rPr>
-          <w:rFonts w:ascii="Times New Roman" w:hAnsi="Times New Roman" w:cs="Times New Roman"/>
-          <w:sz w:val="28"/>
-          <w:szCs w:val="28"/>
-        </w:rPr>
-        <w:t xml:space="preserve"> в молекуле F2 энергия связи между атомами F-F равна - 150,6 кДж/моль.</w:t>
+        <w:t>: например в молекуле F2 энергия связи между атомами F-F равна - 150,6 кДж/моль.</w:t>
       </w:r>
     </w:p>
     <w:p>
@@ -6119,18 +6029,7 @@
           <w:sz w:val="28"/>
           <w:szCs w:val="28"/>
         </w:rPr>
-        <w:t xml:space="preserve"> Исследование длин связей показало, что для данной пары атомов в различных (сходных) соединениях длина связи остается величиной постоянной.</w:t>
-      </w:r>
-      <w:r>
-        <w:t xml:space="preserve"> </w:t>
-      </w:r>
-      <w:r>
-        <w:rPr>
-          <w:rFonts w:ascii="Times New Roman" w:hAnsi="Times New Roman" w:cs="Times New Roman"/>
-          <w:sz w:val="28"/>
-          <w:szCs w:val="28"/>
-        </w:rPr>
-        <w:t xml:space="preserve">Из длин связей между атомами в молекуле можно вычислить ковалентные радиусы атомов. Если рассмотреть </w:t>
+        <w:t xml:space="preserve"> Исследование длин связей показало, что для данной пары атомов в различных (сходных) соединениях длина связи остается величиной постоянной.Из длин связей между атомами в молекуле можно вычислить ковалентные радиусы атомов. Если рассмотреть </w:t>
       </w:r>
       <w:proofErr w:type="spellStart"/>
       <w:r>
@@ -6260,23 +6159,7 @@
           <w:szCs w:val="28"/>
         </w:rPr>
         <w:lastRenderedPageBreak/>
-        <w:t>одинарной.</w:t>
-      </w:r>
-      <w:r>
-        <w:rPr>
-          <w:rFonts w:ascii="Times New Roman" w:hAnsi="Times New Roman" w:cs="Times New Roman"/>
-          <w:sz w:val="28"/>
-          <w:szCs w:val="28"/>
-        </w:rPr>
-        <w:t xml:space="preserve"> </w:t>
-      </w:r>
-      <w:r>
-        <w:rPr>
-          <w:rFonts w:ascii="Times New Roman" w:hAnsi="Times New Roman" w:cs="Times New Roman"/>
-          <w:sz w:val="28"/>
-          <w:szCs w:val="28"/>
-        </w:rPr>
-        <w:t>Если связь образуется более чем одной парой электронов, то она называется кратной.</w:t>
+        <w:t>одинарной.Если связь образуется более чем одной парой электронов, то она называется кратной.</w:t>
       </w:r>
     </w:p>
     <w:p>
@@ -6309,55 +6192,7 @@
           <w:sz w:val="28"/>
           <w:szCs w:val="28"/>
         </w:rPr>
-        <w:t>ля оценки способности атома данного элемента оттягивать к себе общую электронную пару пользуются величиной относительной электроотрицательности. Чем больше электроотрицательность атома, тем сильнее притягивает он общую электронную пару. Иначе говоря, при образовании ковалентной связи между двумя атомами разных элементов общее электронное облако смещается к более электроотрицательному атому, и в тем большей степени, чем больше различаются электроотрицательности взаимодействующих атомов.</w:t>
-      </w:r>
-      <w:r>
-        <w:rPr>
-          <w:rFonts w:ascii="Times New Roman" w:hAnsi="Times New Roman" w:cs="Times New Roman"/>
-          <w:sz w:val="28"/>
-          <w:szCs w:val="28"/>
-        </w:rPr>
-        <w:t xml:space="preserve"> </w:t>
-      </w:r>
-      <w:r>
-        <w:rPr>
-          <w:rFonts w:ascii="Times New Roman" w:hAnsi="Times New Roman" w:cs="Times New Roman"/>
-          <w:sz w:val="28"/>
-          <w:szCs w:val="28"/>
-        </w:rPr>
-        <w:t>В начале каждого периода находятся элементы с наиболее низкой электроотрицательностью - типичные металлы, в конце периода (перед благородными газами) - элементы с наивысшей электроотрицательностью, т. е. типичные неметаллы.</w:t>
-      </w:r>
-      <w:r>
-        <w:rPr>
-          <w:rFonts w:ascii="Times New Roman" w:hAnsi="Times New Roman" w:cs="Times New Roman"/>
-          <w:sz w:val="28"/>
-          <w:szCs w:val="28"/>
-        </w:rPr>
-        <w:t xml:space="preserve"> </w:t>
-      </w:r>
-      <w:r>
-        <w:rPr>
-          <w:rFonts w:ascii="Times New Roman" w:hAnsi="Times New Roman" w:cs="Times New Roman"/>
-          <w:sz w:val="28"/>
-          <w:szCs w:val="28"/>
-        </w:rPr>
-        <w:t>У элементов одной и той же подгруппы электроотрицательность с ростом заряда ядра проявляет тенденцию к уменьшению. Таким образом, чем более типичным металлом является элемент, тем ниже его электроотрицательность; чем более типичным неметаллом является элемент, тем выше его электроотрицательность.</w:t>
-      </w:r>
-      <w:r>
-        <w:rPr>
-          <w:rFonts w:ascii="Times New Roman" w:hAnsi="Times New Roman" w:cs="Times New Roman"/>
-          <w:sz w:val="28"/>
-          <w:szCs w:val="28"/>
-        </w:rPr>
-        <w:t xml:space="preserve"> </w:t>
-      </w:r>
-      <w:r>
-        <w:rPr>
-          <w:rFonts w:ascii="Times New Roman" w:hAnsi="Times New Roman" w:cs="Times New Roman"/>
-          <w:sz w:val="28"/>
-          <w:szCs w:val="28"/>
-        </w:rPr>
-        <w:t>Смещение общего электронного облака при образовании полярной ковалентной связи приводит к тому, что средняя плотность отрицательного электрического заряда оказывается выше вблизи более электроотрицательного атома и ниже - вблизи менее электроотрицательного. В результате первый атом приобретает избыточный отрицательный, а второй - избыточный положительный заряд; эти заряды принято называть эффективными зарядами атомов в молекуле.</w:t>
+        <w:t>ля оценки способности атома данного элемента оттягивать к себе общую электронную пару пользуются величиной относительной электроотрицательности. Чем больше электроотрицательность атома, тем сильнее притягивает он общую электронную пару. Иначе говоря, при образовании ковалентной связи между двумя атомами разных элементов общее электронное облако смещается к более электроотрицательному атому, и в тем большей степени, чем больше различаются электроотрицательности взаимодействующих атомов.В начале каждого периода находятся элементы с наиболее низкой электроотрицательностью - типичные металлы, в конце периода (перед благородными газами) - элементы с наивысшей электроотрицательностью, т. е. типичные неметаллы.У элементов одной и той же подгруппы электроотрицательность с ростом заряда ядра проявляет тенденцию к уменьшению. Таким образом, чем более типичным металлом является элемент, тем ниже его электроотрицательность; чем более типичным неметаллом является элемент, тем выше его электроотрицательность.Смещение общего электронного облака при образовании полярной ковалентной связи приводит к тому, что средняя плотность отрицательного электрического заряда оказывается выше вблизи более электроотрицательного атома и ниже - вблизи менее электроотрицательного. В результате первый атом приобретает избыточный отрицательный, а второй - избыточный положительный заряд; эти заряды принято называть эффективными зарядами атомов в молекуле.</w:t>
       </w:r>
     </w:p>
     <w:p>
@@ -6479,11 +6314,11 @@
           <w:noProof/>
           <w:sz w:val="28"/>
           <w:szCs w:val="28"/>
-          <w:lang w:val="en-US"/>
+          <w:lang w:eastAsia="ru-RU"/>
         </w:rPr>
         <w:lastRenderedPageBreak/>
         <w:drawing>
-          <wp:inline distT="0" distB="0" distL="0" distR="0" wp14:anchorId="0256A5F3" wp14:editId="294A954A">
+          <wp:inline distT="0" distB="0" distL="0" distR="0">
             <wp:extent cx="4168136" cy="487680"/>
             <wp:effectExtent l="0" t="0" r="4445" b="7620"/>
             <wp:docPr id="30" name="Рисунок 30"/>
@@ -6586,9 +6421,10 @@
           <w:noProof/>
           <w:sz w:val="28"/>
           <w:szCs w:val="28"/>
+          <w:lang w:eastAsia="ru-RU"/>
         </w:rPr>
         <w:drawing>
-          <wp:inline distT="0" distB="0" distL="0" distR="0" wp14:anchorId="48F099C8" wp14:editId="51B54C70">
+          <wp:inline distT="0" distB="0" distL="0" distR="0">
             <wp:extent cx="2202180" cy="660653"/>
             <wp:effectExtent l="0" t="0" r="7620" b="6350"/>
             <wp:docPr id="31" name="Рисунок 31"/>
@@ -6647,7 +6483,7 @@
           <w:sz w:val="28"/>
           <w:szCs w:val="28"/>
         </w:rPr>
-        <w:t>пропена</w:t>
+        <w:t>пропенаметильная</w:t>
       </w:r>
       <w:proofErr w:type="spellEnd"/>
       <w:r>
@@ -6656,8 +6492,50 @@
           <w:sz w:val="28"/>
           <w:szCs w:val="28"/>
         </w:rPr>
-        <w:t xml:space="preserve"> </w:t>
-      </w:r>
+        <w:t xml:space="preserve"> группа проявляет </w:t>
+      </w:r>
+      <w:r>
+        <w:rPr>
+          <w:rFonts w:ascii="Times New Roman" w:hAnsi="Times New Roman" w:cs="Times New Roman"/>
+          <w:sz w:val="28"/>
+          <w:szCs w:val="28"/>
+          <w:lang w:val="en-US"/>
+        </w:rPr>
+        <w:t>I</w:t>
+      </w:r>
+      <w:r>
+        <w:rPr>
+          <w:rFonts w:ascii="Times New Roman" w:hAnsi="Times New Roman" w:cs="Times New Roman"/>
+          <w:sz w:val="28"/>
+          <w:szCs w:val="28"/>
+        </w:rPr>
+        <w:t xml:space="preserve">+ </w:t>
+      </w:r>
+      <w:r>
+        <w:rPr>
+          <w:rFonts w:ascii="Times New Roman" w:hAnsi="Times New Roman" w:cs="Times New Roman"/>
+          <w:sz w:val="28"/>
+          <w:szCs w:val="28"/>
+        </w:rPr>
+        <w:t>эффект</w:t>
+      </w:r>
+      <w:r>
+        <w:rPr>
+          <w:rFonts w:ascii="Times New Roman" w:hAnsi="Times New Roman" w:cs="Times New Roman"/>
+          <w:sz w:val="28"/>
+          <w:szCs w:val="28"/>
+        </w:rPr>
+        <w:t>.</w:t>
+      </w:r>
+    </w:p>
+    <w:p>
+      <w:pPr>
+        <w:rPr>
+          <w:rFonts w:ascii="Times New Roman" w:hAnsi="Times New Roman" w:cs="Times New Roman"/>
+          <w:sz w:val="28"/>
+          <w:szCs w:val="28"/>
+        </w:rPr>
+      </w:pPr>
       <w:proofErr w:type="spellStart"/>
       <w:r>
         <w:rPr>
@@ -6665,7 +6543,7 @@
           <w:sz w:val="28"/>
           <w:szCs w:val="28"/>
         </w:rPr>
-        <w:t>метильная</w:t>
+        <w:t>Мезомерный</w:t>
       </w:r>
       <w:proofErr w:type="spellEnd"/>
       <w:r>
@@ -6674,7 +6552,86 @@
           <w:sz w:val="28"/>
           <w:szCs w:val="28"/>
         </w:rPr>
-        <w:t xml:space="preserve"> группа проявляет </w:t>
+        <w:t xml:space="preserve"> эффект (эффект сопряжения) - влияние заместителя, передаваемое по системе сопряженных </w:t>
+      </w:r>
+      <w:r>
+        <w:rPr>
+          <w:rFonts w:ascii="Times New Roman" w:hAnsi="Times New Roman" w:cs="Times New Roman"/>
+          <w:sz w:val="28"/>
+          <w:szCs w:val="28"/>
+        </w:rPr>
+        <w:t>π</w:t>
+      </w:r>
+      <w:r>
+        <w:rPr>
+          <w:rFonts w:ascii="Times New Roman" w:hAnsi="Times New Roman" w:cs="Times New Roman"/>
+          <w:sz w:val="28"/>
+          <w:szCs w:val="28"/>
+        </w:rPr>
+        <w:t>–связей.</w:t>
+      </w:r>
+    </w:p>
+    <w:p>
+      <w:pPr>
+        <w:rPr>
+          <w:rFonts w:ascii="Times New Roman" w:hAnsi="Times New Roman" w:cs="Times New Roman"/>
+          <w:sz w:val="28"/>
+          <w:szCs w:val="28"/>
+        </w:rPr>
+      </w:pPr>
+      <w:proofErr w:type="spellStart"/>
+      <w:r>
+        <w:rPr>
+          <w:rFonts w:ascii="Times New Roman" w:hAnsi="Times New Roman" w:cs="Times New Roman"/>
+          <w:sz w:val="28"/>
+          <w:szCs w:val="28"/>
+        </w:rPr>
+        <w:t>Мезомерный</w:t>
+      </w:r>
+      <w:proofErr w:type="spellEnd"/>
+      <w:r>
+        <w:rPr>
+          <w:rFonts w:ascii="Times New Roman" w:hAnsi="Times New Roman" w:cs="Times New Roman"/>
+          <w:sz w:val="28"/>
+          <w:szCs w:val="28"/>
+        </w:rPr>
+        <w:t xml:space="preserve"> эффект изображают изогнутой стрелкой, начинающейся у центра электронной плотности и завершающейся в том месте, куда смещается электронная плотность. За счёт перераспределение электронных эффектов в молекуле; появляются частичные заряды на отдельных атомах, что и определяет реакционную способность молекулы. Знак </w:t>
+      </w:r>
+      <w:proofErr w:type="spellStart"/>
+      <w:r>
+        <w:rPr>
+          <w:rFonts w:ascii="Times New Roman" w:hAnsi="Times New Roman" w:cs="Times New Roman"/>
+          <w:sz w:val="28"/>
+          <w:szCs w:val="28"/>
+        </w:rPr>
+        <w:t>мезомерного</w:t>
+      </w:r>
+      <w:proofErr w:type="spellEnd"/>
+      <w:r>
+        <w:rPr>
+          <w:rFonts w:ascii="Times New Roman" w:hAnsi="Times New Roman" w:cs="Times New Roman"/>
+          <w:sz w:val="28"/>
+          <w:szCs w:val="28"/>
+        </w:rPr>
+        <w:t xml:space="preserve"> эффекта определяется аналогично знаку индуктивного эффекта. Заместители, повышающие электронную плотность в сопряжённой системе, проявляют положительный </w:t>
+      </w:r>
+      <w:proofErr w:type="spellStart"/>
+      <w:r>
+        <w:rPr>
+          <w:rFonts w:ascii="Times New Roman" w:hAnsi="Times New Roman" w:cs="Times New Roman"/>
+          <w:sz w:val="28"/>
+          <w:szCs w:val="28"/>
+        </w:rPr>
+        <w:t>мезомерный</w:t>
+      </w:r>
+      <w:proofErr w:type="spellEnd"/>
+      <w:r>
+        <w:rPr>
+          <w:rFonts w:ascii="Times New Roman" w:hAnsi="Times New Roman" w:cs="Times New Roman"/>
+          <w:sz w:val="28"/>
+          <w:szCs w:val="28"/>
+        </w:rPr>
+        <w:t xml:space="preserve"> эффект (</w:t>
       </w:r>
       <w:r>
         <w:rPr>
@@ -6683,24 +6640,26 @@
           <w:szCs w:val="28"/>
           <w:lang w:val="en-US"/>
         </w:rPr>
-        <w:t>I</w:t>
-      </w:r>
-      <w:r>
-        <w:rPr>
-          <w:rFonts w:ascii="Times New Roman" w:hAnsi="Times New Roman" w:cs="Times New Roman"/>
-          <w:sz w:val="28"/>
-          <w:szCs w:val="28"/>
-        </w:rPr>
-        <w:t xml:space="preserve">+ </w:t>
-      </w:r>
-      <w:r>
-        <w:rPr>
-          <w:rFonts w:ascii="Times New Roman" w:hAnsi="Times New Roman" w:cs="Times New Roman"/>
-          <w:sz w:val="28"/>
-          <w:szCs w:val="28"/>
-        </w:rPr>
-        <w:t>эффект</w:t>
-      </w:r>
+        <w:t>M</w:t>
+      </w:r>
+      <w:r>
+        <w:rPr>
+          <w:rFonts w:ascii="Times New Roman" w:hAnsi="Times New Roman" w:cs="Times New Roman"/>
+          <w:sz w:val="28"/>
+          <w:szCs w:val="28"/>
+        </w:rPr>
+        <w:t xml:space="preserve">+) и являются </w:t>
+      </w:r>
+      <w:proofErr w:type="spellStart"/>
+      <w:r>
+        <w:rPr>
+          <w:rFonts w:ascii="Times New Roman" w:hAnsi="Times New Roman" w:cs="Times New Roman"/>
+          <w:sz w:val="28"/>
+          <w:szCs w:val="28"/>
+        </w:rPr>
+        <w:t>электронодонорами</w:t>
+      </w:r>
+      <w:proofErr w:type="spellEnd"/>
       <w:r>
         <w:rPr>
           <w:rFonts w:ascii="Times New Roman" w:hAnsi="Times New Roman" w:cs="Times New Roman"/>
@@ -6718,6 +6677,14 @@
           <w:szCs w:val="28"/>
         </w:rPr>
       </w:pPr>
+      <w:r>
+        <w:rPr>
+          <w:rFonts w:ascii="Times New Roman" w:hAnsi="Times New Roman" w:cs="Times New Roman"/>
+          <w:sz w:val="28"/>
+          <w:szCs w:val="28"/>
+        </w:rPr>
+        <w:t xml:space="preserve">Положительным </w:t>
+      </w:r>
       <w:proofErr w:type="spellStart"/>
       <w:r>
         <w:rPr>
@@ -6725,7 +6692,7 @@
           <w:sz w:val="28"/>
           <w:szCs w:val="28"/>
         </w:rPr>
-        <w:t>Мезомерный</w:t>
+        <w:t>мезомерным</w:t>
       </w:r>
       <w:proofErr w:type="spellEnd"/>
       <w:r>
@@ -6734,33 +6701,8 @@
           <w:sz w:val="28"/>
           <w:szCs w:val="28"/>
         </w:rPr>
-        <w:t xml:space="preserve"> эффект (эффект сопряжения) - влияние заместителя, передаваемое по системе сопряженных </w:t>
-      </w:r>
-      <w:r>
-        <w:rPr>
-          <w:rFonts w:ascii="Times New Roman" w:hAnsi="Times New Roman" w:cs="Times New Roman"/>
-          <w:sz w:val="28"/>
-          <w:szCs w:val="28"/>
-        </w:rPr>
-        <w:t>π</w:t>
-      </w:r>
-      <w:r>
-        <w:rPr>
-          <w:rFonts w:ascii="Times New Roman" w:hAnsi="Times New Roman" w:cs="Times New Roman"/>
-          <w:sz w:val="28"/>
-          <w:szCs w:val="28"/>
-        </w:rPr>
-        <w:t>–связей.</w:t>
-      </w:r>
-    </w:p>
-    <w:p>
-      <w:pPr>
-        <w:rPr>
-          <w:rFonts w:ascii="Times New Roman" w:hAnsi="Times New Roman" w:cs="Times New Roman"/>
-          <w:sz w:val="28"/>
-          <w:szCs w:val="28"/>
-        </w:rPr>
-      </w:pPr>
+        <w:t xml:space="preserve"> эффектом обладают двойные углерод-углеродные связи заместители, содержащие </w:t>
+      </w:r>
       <w:proofErr w:type="spellStart"/>
       <w:r>
         <w:rPr>
@@ -6768,7 +6710,7 @@
           <w:sz w:val="28"/>
           <w:szCs w:val="28"/>
         </w:rPr>
-        <w:t>Мезомерный</w:t>
+        <w:t>неподелённую</w:t>
       </w:r>
       <w:proofErr w:type="spellEnd"/>
       <w:r>
@@ -6777,130 +6719,6 @@
           <w:sz w:val="28"/>
           <w:szCs w:val="28"/>
         </w:rPr>
-        <w:t xml:space="preserve"> эффект изображают изогнутой стрелкой, начинающейся у центра электронной плотности и завершающейся в том месте, куда смещается электронная плотность. За счёт перераспределение электронных эффектов в молекуле; появляются частичные заряды на отдельных атомах, что и определяет реакционную способность молекулы. Знак </w:t>
-      </w:r>
-      <w:proofErr w:type="spellStart"/>
-      <w:r>
-        <w:rPr>
-          <w:rFonts w:ascii="Times New Roman" w:hAnsi="Times New Roman" w:cs="Times New Roman"/>
-          <w:sz w:val="28"/>
-          <w:szCs w:val="28"/>
-        </w:rPr>
-        <w:t>мезомерного</w:t>
-      </w:r>
-      <w:proofErr w:type="spellEnd"/>
-      <w:r>
-        <w:rPr>
-          <w:rFonts w:ascii="Times New Roman" w:hAnsi="Times New Roman" w:cs="Times New Roman"/>
-          <w:sz w:val="28"/>
-          <w:szCs w:val="28"/>
-        </w:rPr>
-        <w:t xml:space="preserve"> эффекта определяется аналогично знаку индуктивного эффекта. Заместители, повышающие электронную плотность в сопряжённой системе, проявляют положительный </w:t>
-      </w:r>
-      <w:proofErr w:type="spellStart"/>
-      <w:r>
-        <w:rPr>
-          <w:rFonts w:ascii="Times New Roman" w:hAnsi="Times New Roman" w:cs="Times New Roman"/>
-          <w:sz w:val="28"/>
-          <w:szCs w:val="28"/>
-        </w:rPr>
-        <w:t>мезомерный</w:t>
-      </w:r>
-      <w:proofErr w:type="spellEnd"/>
-      <w:r>
-        <w:rPr>
-          <w:rFonts w:ascii="Times New Roman" w:hAnsi="Times New Roman" w:cs="Times New Roman"/>
-          <w:sz w:val="28"/>
-          <w:szCs w:val="28"/>
-        </w:rPr>
-        <w:t xml:space="preserve"> эффект (</w:t>
-      </w:r>
-      <w:r>
-        <w:rPr>
-          <w:rFonts w:ascii="Times New Roman" w:hAnsi="Times New Roman" w:cs="Times New Roman"/>
-          <w:sz w:val="28"/>
-          <w:szCs w:val="28"/>
-          <w:lang w:val="en-US"/>
-        </w:rPr>
-        <w:t>M</w:t>
-      </w:r>
-      <w:r>
-        <w:rPr>
-          <w:rFonts w:ascii="Times New Roman" w:hAnsi="Times New Roman" w:cs="Times New Roman"/>
-          <w:sz w:val="28"/>
-          <w:szCs w:val="28"/>
-        </w:rPr>
-        <w:t xml:space="preserve">+) и являются </w:t>
-      </w:r>
-      <w:proofErr w:type="spellStart"/>
-      <w:r>
-        <w:rPr>
-          <w:rFonts w:ascii="Times New Roman" w:hAnsi="Times New Roman" w:cs="Times New Roman"/>
-          <w:sz w:val="28"/>
-          <w:szCs w:val="28"/>
-        </w:rPr>
-        <w:t>электронодонорами</w:t>
-      </w:r>
-      <w:proofErr w:type="spellEnd"/>
-      <w:r>
-        <w:rPr>
-          <w:rFonts w:ascii="Times New Roman" w:hAnsi="Times New Roman" w:cs="Times New Roman"/>
-          <w:sz w:val="28"/>
-          <w:szCs w:val="28"/>
-        </w:rPr>
-        <w:t>.</w:t>
-      </w:r>
-    </w:p>
-    <w:p>
-      <w:pPr>
-        <w:rPr>
-          <w:rFonts w:ascii="Times New Roman" w:hAnsi="Times New Roman" w:cs="Times New Roman"/>
-          <w:sz w:val="28"/>
-          <w:szCs w:val="28"/>
-        </w:rPr>
-      </w:pPr>
-      <w:r>
-        <w:rPr>
-          <w:rFonts w:ascii="Times New Roman" w:hAnsi="Times New Roman" w:cs="Times New Roman"/>
-          <w:sz w:val="28"/>
-          <w:szCs w:val="28"/>
-        </w:rPr>
-        <w:t xml:space="preserve">Положительным </w:t>
-      </w:r>
-      <w:proofErr w:type="spellStart"/>
-      <w:r>
-        <w:rPr>
-          <w:rFonts w:ascii="Times New Roman" w:hAnsi="Times New Roman" w:cs="Times New Roman"/>
-          <w:sz w:val="28"/>
-          <w:szCs w:val="28"/>
-        </w:rPr>
-        <w:t>мезомерным</w:t>
-      </w:r>
-      <w:proofErr w:type="spellEnd"/>
-      <w:r>
-        <w:rPr>
-          <w:rFonts w:ascii="Times New Roman" w:hAnsi="Times New Roman" w:cs="Times New Roman"/>
-          <w:sz w:val="28"/>
-          <w:szCs w:val="28"/>
-        </w:rPr>
-        <w:t xml:space="preserve"> эффектом обладают двойные углерод-углеродные связи заместители, содержащие </w:t>
-      </w:r>
-      <w:proofErr w:type="spellStart"/>
-      <w:r>
-        <w:rPr>
-          <w:rFonts w:ascii="Times New Roman" w:hAnsi="Times New Roman" w:cs="Times New Roman"/>
-          <w:sz w:val="28"/>
-          <w:szCs w:val="28"/>
-        </w:rPr>
-        <w:t>неподелённую</w:t>
-      </w:r>
-      <w:proofErr w:type="spellEnd"/>
-      <w:r>
-        <w:rPr>
-          <w:rFonts w:ascii="Times New Roman" w:hAnsi="Times New Roman" w:cs="Times New Roman"/>
-          <w:sz w:val="28"/>
-          <w:szCs w:val="28"/>
-        </w:rPr>
         <w:t xml:space="preserve"> электронную пару.</w:t>
       </w:r>
     </w:p>
@@ -6919,9 +6737,10 @@
           <w:noProof/>
           <w:sz w:val="28"/>
           <w:szCs w:val="28"/>
+          <w:lang w:eastAsia="ru-RU"/>
         </w:rPr>
         <w:drawing>
-          <wp:inline distT="0" distB="0" distL="0" distR="0" wp14:anchorId="67592224" wp14:editId="617FA8BA">
+          <wp:inline distT="0" distB="0" distL="0" distR="0">
             <wp:extent cx="2834886" cy="1646063"/>
             <wp:effectExtent l="0" t="0" r="3810" b="0"/>
             <wp:docPr id="33" name="Рисунок 33"/>
@@ -7032,10 +6851,11 @@
           <w:noProof/>
           <w:sz w:val="28"/>
           <w:szCs w:val="28"/>
+          <w:lang w:eastAsia="ru-RU"/>
         </w:rPr>
         <w:lastRenderedPageBreak/>
         <w:drawing>
-          <wp:inline distT="0" distB="0" distL="0" distR="0" wp14:anchorId="6D59EF0F" wp14:editId="2E34FC2D">
+          <wp:inline distT="0" distB="0" distL="0" distR="0">
             <wp:extent cx="2758679" cy="1798476"/>
             <wp:effectExtent l="0" t="0" r="3810" b="0"/>
             <wp:docPr id="34" name="Рисунок 34"/>
@@ -7187,9 +7007,10 @@
           <w:noProof/>
           <w:sz w:val="28"/>
           <w:szCs w:val="28"/>
+          <w:lang w:eastAsia="ru-RU"/>
         </w:rPr>
         <w:drawing>
-          <wp:inline distT="0" distB="0" distL="0" distR="0" wp14:anchorId="063A94AD" wp14:editId="10665CAF">
+          <wp:inline distT="0" distB="0" distL="0" distR="0">
             <wp:extent cx="1996613" cy="861135"/>
             <wp:effectExtent l="0" t="0" r="3810" b="0"/>
             <wp:docPr id="35" name="Рисунок 35"/>
@@ -7321,23 +7142,7 @@
           <w:sz w:val="28"/>
           <w:szCs w:val="28"/>
         </w:rPr>
-        <w:t>–сопряжение.</w:t>
-      </w:r>
-      <w:r>
-        <w:rPr>
-          <w:rFonts w:ascii="Times New Roman" w:hAnsi="Times New Roman" w:cs="Times New Roman"/>
-          <w:sz w:val="28"/>
-          <w:szCs w:val="28"/>
-        </w:rPr>
-        <w:t xml:space="preserve"> </w:t>
-      </w:r>
-      <w:r>
-        <w:rPr>
-          <w:rFonts w:ascii="Times New Roman" w:hAnsi="Times New Roman" w:cs="Times New Roman"/>
-          <w:sz w:val="28"/>
-          <w:szCs w:val="28"/>
-        </w:rPr>
-        <w:t xml:space="preserve">В отличие от индукционного эффекта, </w:t>
+        <w:t xml:space="preserve">–сопряжение.В отличие от индукционного эффекта, </w:t>
       </w:r>
       <w:proofErr w:type="spellStart"/>
       <w:r>
@@ -7405,7 +7210,43 @@
           <w:sz w:val="28"/>
           <w:szCs w:val="28"/>
         </w:rPr>
-        <w:t xml:space="preserve">Классификация органических реакций. Реакции присоединения, отщепления, замещения. Природа реагирующих частиц: радикалы, нуклеофилы и электрофилы; </w:t>
+        <w:t xml:space="preserve">Классификация органических реакций. Реакции присоединения, отщепления, замещения. Природа реагирующих частиц: радикалы, </w:t>
+      </w:r>
+      <w:proofErr w:type="spellStart"/>
+      <w:r>
+        <w:rPr>
+          <w:rFonts w:ascii="Times New Roman" w:hAnsi="Times New Roman" w:cs="Times New Roman"/>
+          <w:sz w:val="28"/>
+          <w:szCs w:val="28"/>
+        </w:rPr>
+        <w:t>нуклеофилы</w:t>
+      </w:r>
+      <w:proofErr w:type="spellEnd"/>
+      <w:r>
+        <w:rPr>
+          <w:rFonts w:ascii="Times New Roman" w:hAnsi="Times New Roman" w:cs="Times New Roman"/>
+          <w:sz w:val="28"/>
+          <w:szCs w:val="28"/>
+        </w:rPr>
+        <w:t xml:space="preserve"> и </w:t>
+      </w:r>
+      <w:proofErr w:type="spellStart"/>
+      <w:r>
+        <w:rPr>
+          <w:rFonts w:ascii="Times New Roman" w:hAnsi="Times New Roman" w:cs="Times New Roman"/>
+          <w:sz w:val="28"/>
+          <w:szCs w:val="28"/>
+        </w:rPr>
+        <w:t>электрофилы</w:t>
+      </w:r>
+      <w:proofErr w:type="spellEnd"/>
+      <w:r>
+        <w:rPr>
+          <w:rFonts w:ascii="Times New Roman" w:hAnsi="Times New Roman" w:cs="Times New Roman"/>
+          <w:sz w:val="28"/>
+          <w:szCs w:val="28"/>
+        </w:rPr>
+        <w:t xml:space="preserve">; </w:t>
       </w:r>
       <w:proofErr w:type="spellStart"/>
       <w:r>
@@ -7635,7 +7476,7 @@
           <w:sz w:val="28"/>
           <w:szCs w:val="28"/>
         </w:rPr>
-        <w:t>Заряженную частицу, имеющую вакантную `p`-</w:t>
+        <w:t>Заряженную частицу, имеющую вакантную `</w:t>
       </w:r>
       <w:proofErr w:type="spellStart"/>
       <w:r>
@@ -7644,7 +7485,7 @@
           <w:sz w:val="28"/>
           <w:szCs w:val="28"/>
         </w:rPr>
-        <w:t>орбиталь</w:t>
+        <w:t>p`-орбиталь</w:t>
       </w:r>
       <w:proofErr w:type="spellEnd"/>
       <w:r>
@@ -7662,7 +7503,7 @@
           <w:sz w:val="28"/>
           <w:szCs w:val="28"/>
         </w:rPr>
-        <w:t>карбокатионом</w:t>
+        <w:t>карбокатионом.Заряженную</w:t>
       </w:r>
       <w:proofErr w:type="spellEnd"/>
       <w:r>
@@ -7671,32 +7512,16 @@
           <w:sz w:val="28"/>
           <w:szCs w:val="28"/>
         </w:rPr>
+        <w:t xml:space="preserve"> частицу, имеющую НЭП на атоме углерода, называют карбанионом</w:t>
+      </w:r>
+      <w:r>
+        <w:rPr>
+          <w:rFonts w:ascii="Times New Roman" w:hAnsi="Times New Roman" w:cs="Times New Roman"/>
+          <w:sz w:val="28"/>
+          <w:szCs w:val="28"/>
+        </w:rPr>
         <w:t>.</w:t>
       </w:r>
-      <w:r>
-        <w:rPr>
-          <w:rFonts w:ascii="Times New Roman" w:hAnsi="Times New Roman" w:cs="Times New Roman"/>
-          <w:sz w:val="28"/>
-          <w:szCs w:val="28"/>
-        </w:rPr>
-        <w:t xml:space="preserve"> </w:t>
-      </w:r>
-      <w:r>
-        <w:rPr>
-          <w:rFonts w:ascii="Times New Roman" w:hAnsi="Times New Roman" w:cs="Times New Roman"/>
-          <w:sz w:val="28"/>
-          <w:szCs w:val="28"/>
-        </w:rPr>
-        <w:t>Заряженную частицу, имеющую НЭП на атоме углерода, называют карбанионом</w:t>
-      </w:r>
-      <w:r>
-        <w:rPr>
-          <w:rFonts w:ascii="Times New Roman" w:hAnsi="Times New Roman" w:cs="Times New Roman"/>
-          <w:sz w:val="28"/>
-          <w:szCs w:val="28"/>
-        </w:rPr>
-        <w:t>.</w:t>
-      </w:r>
     </w:p>
     <w:p>
       <w:pPr>
@@ -7730,7 +7555,25 @@
           <w:sz w:val="28"/>
           <w:szCs w:val="28"/>
         </w:rPr>
-        <w:t xml:space="preserve"> реагентами или электрофилами (например, R</w:t>
+        <w:t xml:space="preserve"> реагентами или </w:t>
+      </w:r>
+      <w:proofErr w:type="spellStart"/>
+      <w:r>
+        <w:rPr>
+          <w:rFonts w:ascii="Times New Roman" w:hAnsi="Times New Roman" w:cs="Times New Roman"/>
+          <w:sz w:val="28"/>
+          <w:szCs w:val="28"/>
+        </w:rPr>
+        <w:t>электрофилами</w:t>
+      </w:r>
+      <w:proofErr w:type="spellEnd"/>
+      <w:r>
+        <w:rPr>
+          <w:rFonts w:ascii="Times New Roman" w:hAnsi="Times New Roman" w:cs="Times New Roman"/>
+          <w:sz w:val="28"/>
+          <w:szCs w:val="28"/>
+        </w:rPr>
+        <w:t xml:space="preserve"> (например, R</w:t>
       </w:r>
       <w:r>
         <w:rPr>
@@ -7758,12 +7601,38 @@
         </w:rPr>
         <w:t>Cl</w:t>
       </w:r>
+      <w:r>
+        <w:rPr>
+          <w:rFonts w:ascii="Times New Roman" w:hAnsi="Times New Roman" w:cs="Times New Roman"/>
+          <w:sz w:val="28"/>
+          <w:szCs w:val="28"/>
+          <w:vertAlign w:val="superscript"/>
+        </w:rPr>
+        <w:t>+</w:t>
+      </w:r>
       <w:proofErr w:type="spellEnd"/>
       <w:r>
         <w:rPr>
           <w:rFonts w:ascii="Times New Roman" w:hAnsi="Times New Roman" w:cs="Times New Roman"/>
           <w:sz w:val="28"/>
           <w:szCs w:val="28"/>
+        </w:rPr>
+        <w:t>, NO</w:t>
+      </w:r>
+      <w:r>
+        <w:rPr>
+          <w:rFonts w:ascii="Times New Roman" w:hAnsi="Times New Roman" w:cs="Times New Roman"/>
+          <w:sz w:val="28"/>
+          <w:szCs w:val="28"/>
+          <w:vertAlign w:val="subscript"/>
+        </w:rPr>
+        <w:t>2</w:t>
+      </w:r>
+      <w:r>
+        <w:rPr>
+          <w:rFonts w:ascii="Times New Roman" w:hAnsi="Times New Roman" w:cs="Times New Roman"/>
+          <w:sz w:val="28"/>
+          <w:szCs w:val="28"/>
           <w:vertAlign w:val="superscript"/>
         </w:rPr>
         <w:t>+</w:t>
@@ -7774,16 +7643,42 @@
           <w:sz w:val="28"/>
           <w:szCs w:val="28"/>
         </w:rPr>
-        <w:t>, NO</w:t>
-      </w:r>
-      <w:r>
-        <w:rPr>
-          <w:rFonts w:ascii="Times New Roman" w:hAnsi="Times New Roman" w:cs="Times New Roman"/>
-          <w:sz w:val="28"/>
-          <w:szCs w:val="28"/>
-          <w:vertAlign w:val="subscript"/>
-        </w:rPr>
-        <w:t>2</w:t>
+        <w:t> и т. д.).</w:t>
+      </w:r>
+    </w:p>
+    <w:p>
+      <w:pPr>
+        <w:rPr>
+          <w:rFonts w:ascii="Times New Roman" w:hAnsi="Times New Roman" w:cs="Times New Roman"/>
+          <w:sz w:val="28"/>
+          <w:szCs w:val="28"/>
+        </w:rPr>
+      </w:pPr>
+      <w:r>
+        <w:rPr>
+          <w:rFonts w:ascii="Times New Roman" w:hAnsi="Times New Roman" w:cs="Times New Roman"/>
+          <w:sz w:val="28"/>
+          <w:szCs w:val="28"/>
+        </w:rPr>
+        <w:t xml:space="preserve">Нейтральные молекулы или отрицательно заряженные реагенты, которые в ходе реакции отдают свою электронную пару дляобразования связи с субстратом, называют нуклеофильными реагентами или </w:t>
+      </w:r>
+      <w:proofErr w:type="spellStart"/>
+      <w:r>
+        <w:rPr>
+          <w:rFonts w:ascii="Times New Roman" w:hAnsi="Times New Roman" w:cs="Times New Roman"/>
+          <w:sz w:val="28"/>
+          <w:szCs w:val="28"/>
+        </w:rPr>
+        <w:t>нуклеофилами</w:t>
+      </w:r>
+      <w:proofErr w:type="spellEnd"/>
+      <w:r>
+        <w:rPr>
+          <w:rFonts w:ascii="Times New Roman" w:hAnsi="Times New Roman" w:cs="Times New Roman"/>
+          <w:sz w:val="28"/>
+          <w:szCs w:val="28"/>
+        </w:rPr>
+        <w:t xml:space="preserve"> (например, OH</w:t>
       </w:r>
       <w:r>
         <w:rPr>
@@ -7792,56 +7687,6 @@
           <w:szCs w:val="28"/>
           <w:vertAlign w:val="superscript"/>
         </w:rPr>
-        <w:t>+</w:t>
-      </w:r>
-      <w:r>
-        <w:rPr>
-          <w:rFonts w:ascii="Times New Roman" w:hAnsi="Times New Roman" w:cs="Times New Roman"/>
-          <w:sz w:val="28"/>
-          <w:szCs w:val="28"/>
-        </w:rPr>
-        <w:t> и т. д.).</w:t>
-      </w:r>
-    </w:p>
-    <w:p>
-      <w:pPr>
-        <w:rPr>
-          <w:rFonts w:ascii="Times New Roman" w:hAnsi="Times New Roman" w:cs="Times New Roman"/>
-          <w:sz w:val="28"/>
-          <w:szCs w:val="28"/>
-        </w:rPr>
-      </w:pPr>
-      <w:r>
-        <w:rPr>
-          <w:rFonts w:ascii="Times New Roman" w:hAnsi="Times New Roman" w:cs="Times New Roman"/>
-          <w:sz w:val="28"/>
-          <w:szCs w:val="28"/>
-        </w:rPr>
-        <w:t>Нейтральные молекулы или отрицательно заряженные реагенты, которые в ходе реакции отдают свою электронную пару для</w:t>
-      </w:r>
-      <w:r>
-        <w:rPr>
-          <w:rFonts w:ascii="Times New Roman" w:hAnsi="Times New Roman" w:cs="Times New Roman"/>
-          <w:sz w:val="28"/>
-          <w:szCs w:val="28"/>
-        </w:rPr>
-        <w:t xml:space="preserve"> </w:t>
-      </w:r>
-      <w:r>
-        <w:rPr>
-          <w:rFonts w:ascii="Times New Roman" w:hAnsi="Times New Roman" w:cs="Times New Roman"/>
-          <w:sz w:val="28"/>
-          <w:szCs w:val="28"/>
-        </w:rPr>
-        <w:t>образования связи с субстратом, называют нуклеофильными реагентами или нуклеофилами (например, OH</w:t>
-      </w:r>
-      <w:r>
-        <w:rPr>
-          <w:rFonts w:ascii="Times New Roman" w:hAnsi="Times New Roman" w:cs="Times New Roman"/>
-          <w:sz w:val="28"/>
-          <w:szCs w:val="28"/>
-          <w:vertAlign w:val="superscript"/>
-        </w:rPr>
         <w:t>-</w:t>
       </w:r>
       <w:r>
@@ -7850,23 +7695,7 @@
           <w:sz w:val="28"/>
           <w:szCs w:val="28"/>
         </w:rPr>
-        <w:t>,</w:t>
-      </w:r>
-      <w:r>
-        <w:rPr>
-          <w:rFonts w:ascii="Times New Roman" w:hAnsi="Times New Roman" w:cs="Times New Roman"/>
-          <w:sz w:val="28"/>
-          <w:szCs w:val="28"/>
-        </w:rPr>
-        <w:t xml:space="preserve"> </w:t>
-      </w:r>
-      <w:r>
-        <w:rPr>
-          <w:rFonts w:ascii="Times New Roman" w:hAnsi="Times New Roman" w:cs="Times New Roman"/>
-          <w:sz w:val="28"/>
-          <w:szCs w:val="28"/>
-        </w:rPr>
-        <w:t>C</w:t>
+        <w:t>,C</w:t>
       </w:r>
       <w:r>
         <w:rPr>
@@ -8157,9 +7986,10 @@
           <w:noProof/>
           <w:sz w:val="28"/>
           <w:szCs w:val="28"/>
+          <w:lang w:eastAsia="ru-RU"/>
         </w:rPr>
         <w:drawing>
-          <wp:inline distT="0" distB="0" distL="0" distR="0" wp14:anchorId="4DA3E822" wp14:editId="240D2D9B">
+          <wp:inline distT="0" distB="0" distL="0" distR="0">
             <wp:extent cx="5921253" cy="1516511"/>
             <wp:effectExtent l="0" t="0" r="3810" b="7620"/>
             <wp:docPr id="28" name="Рисунок 28"/>
@@ -8236,24 +8066,18 @@
           <w:sz w:val="28"/>
           <w:szCs w:val="28"/>
         </w:rPr>
-        <w:t> на</w:t>
-      </w:r>
-      <w:r>
-        <w:rPr>
-          <w:rFonts w:ascii="Times New Roman" w:hAnsi="Times New Roman" w:cs="Times New Roman"/>
-          <w:sz w:val="28"/>
-          <w:szCs w:val="28"/>
-        </w:rPr>
-        <w:t xml:space="preserve"> </w:t>
-      </w:r>
-      <w:r>
-        <w:rPr>
-          <w:rFonts w:ascii="Times New Roman" w:hAnsi="Times New Roman" w:cs="Times New Roman"/>
-          <w:sz w:val="28"/>
-          <w:szCs w:val="28"/>
-        </w:rPr>
-        <w:t>OH</w:t>
-      </w:r>
+        <w:t> </w:t>
+      </w:r>
+      <w:proofErr w:type="spellStart"/>
+      <w:r>
+        <w:rPr>
+          <w:rFonts w:ascii="Times New Roman" w:hAnsi="Times New Roman" w:cs="Times New Roman"/>
+          <w:sz w:val="28"/>
+          <w:szCs w:val="28"/>
+        </w:rPr>
+        <w:t>наOH</w:t>
+      </w:r>
+      <w:proofErr w:type="spellEnd"/>
       <w:r>
         <w:rPr>
           <w:rFonts w:ascii="Times New Roman" w:hAnsi="Times New Roman" w:cs="Times New Roman"/>
@@ -8322,10 +8146,11 @@
           <w:noProof/>
           <w:sz w:val="28"/>
           <w:szCs w:val="28"/>
+          <w:lang w:eastAsia="ru-RU"/>
         </w:rPr>
         <w:lastRenderedPageBreak/>
         <w:drawing>
-          <wp:inline distT="0" distB="0" distL="0" distR="0" wp14:anchorId="640716BD" wp14:editId="7F003283">
+          <wp:inline distT="0" distB="0" distL="0" distR="0">
             <wp:extent cx="4549534" cy="845893"/>
             <wp:effectExtent l="0" t="0" r="3810" b="0"/>
             <wp:docPr id="29" name="Рисунок 29"/>
@@ -8428,9 +8253,10 @@
           <w:noProof/>
           <w:sz w:val="28"/>
           <w:szCs w:val="28"/>
+          <w:lang w:eastAsia="ru-RU"/>
         </w:rPr>
         <w:drawing>
-          <wp:inline distT="0" distB="0" distL="0" distR="0" wp14:anchorId="5EDB212B" wp14:editId="17946157">
+          <wp:inline distT="0" distB="0" distL="0" distR="0">
             <wp:extent cx="4633362" cy="685859"/>
             <wp:effectExtent l="0" t="0" r="0" b="0"/>
             <wp:docPr id="36" name="Рисунок 36"/>
@@ -8498,9 +8324,10 @@
           <w:noProof/>
           <w:sz w:val="28"/>
           <w:szCs w:val="28"/>
+          <w:lang w:eastAsia="ru-RU"/>
         </w:rPr>
         <w:drawing>
-          <wp:inline distT="0" distB="0" distL="0" distR="0" wp14:anchorId="12434B29" wp14:editId="6BC40BB6">
+          <wp:inline distT="0" distB="0" distL="0" distR="0">
             <wp:extent cx="4295983" cy="449580"/>
             <wp:effectExtent l="0" t="0" r="9525" b="7620"/>
             <wp:docPr id="38" name="Рисунок 38"/>
@@ -8586,9 +8413,10 @@
           <w:noProof/>
           <w:sz w:val="28"/>
           <w:szCs w:val="28"/>
+          <w:lang w:eastAsia="ru-RU"/>
         </w:rPr>
         <w:drawing>
-          <wp:inline distT="0" distB="0" distL="0" distR="0" wp14:anchorId="65998D3A" wp14:editId="2506CA0A">
+          <wp:inline distT="0" distB="0" distL="0" distR="0">
             <wp:extent cx="5940425" cy="746760"/>
             <wp:effectExtent l="0" t="0" r="3175" b="0"/>
             <wp:docPr id="39" name="Рисунок 39"/>
@@ -8692,10 +8520,11 @@
           <w:noProof/>
           <w:sz w:val="28"/>
           <w:szCs w:val="28"/>
+          <w:lang w:eastAsia="ru-RU"/>
         </w:rPr>
         <w:lastRenderedPageBreak/>
         <w:drawing>
-          <wp:inline distT="0" distB="0" distL="0" distR="0" wp14:anchorId="02DC27ED" wp14:editId="7CA0A7C5">
+          <wp:inline distT="0" distB="0" distL="0" distR="0">
             <wp:extent cx="5940425" cy="3778250"/>
             <wp:effectExtent l="0" t="0" r="3175" b="0"/>
             <wp:docPr id="40" name="Рисунок 40"/>
@@ -8746,9 +8575,10 @@
           <w:noProof/>
           <w:sz w:val="28"/>
           <w:szCs w:val="28"/>
+          <w:lang w:eastAsia="ru-RU"/>
         </w:rPr>
         <w:drawing>
-          <wp:inline distT="0" distB="0" distL="0" distR="0" wp14:anchorId="6E8BA4C6" wp14:editId="3E8E5945">
+          <wp:inline distT="0" distB="0" distL="0" distR="0">
             <wp:extent cx="5940425" cy="4573270"/>
             <wp:effectExtent l="0" t="0" r="3175" b="0"/>
             <wp:docPr id="41" name="Рисунок 41"/>
@@ -8824,7 +8654,25 @@
           <w:sz w:val="28"/>
           <w:szCs w:val="28"/>
         </w:rPr>
-        <w:t xml:space="preserve"> и алкинам атом водорода присоединяется к наиболее гидрогенизированному атому углерода</w:t>
+        <w:t xml:space="preserve"> и </w:t>
+      </w:r>
+      <w:proofErr w:type="spellStart"/>
+      <w:r>
+        <w:rPr>
+          <w:rFonts w:ascii="Times New Roman" w:hAnsi="Times New Roman" w:cs="Times New Roman"/>
+          <w:sz w:val="28"/>
+          <w:szCs w:val="28"/>
+        </w:rPr>
+        <w:t>алкинам</w:t>
+      </w:r>
+      <w:proofErr w:type="spellEnd"/>
+      <w:r>
+        <w:rPr>
+          <w:rFonts w:ascii="Times New Roman" w:hAnsi="Times New Roman" w:cs="Times New Roman"/>
+          <w:sz w:val="28"/>
+          <w:szCs w:val="28"/>
+        </w:rPr>
+        <w:t xml:space="preserve"> атом водорода присоединяется к наиболее гидрогенизированному атому углерода</w:t>
       </w:r>
       <w:r>
         <w:rPr>
@@ -8904,9 +8752,10 @@
           <w:noProof/>
           <w:sz w:val="28"/>
           <w:szCs w:val="28"/>
+          <w:lang w:eastAsia="ru-RU"/>
         </w:rPr>
         <w:drawing>
-          <wp:inline distT="0" distB="0" distL="0" distR="0" wp14:anchorId="3FF3271B" wp14:editId="6E3015E4">
+          <wp:inline distT="0" distB="0" distL="0" distR="0">
             <wp:extent cx="4099915" cy="1623201"/>
             <wp:effectExtent l="0" t="0" r="0" b="0"/>
             <wp:docPr id="42" name="Рисунок 42"/>
@@ -8974,7 +8823,7 @@
           <w:sz w:val="28"/>
           <w:szCs w:val="28"/>
         </w:rPr>
-        <w:t xml:space="preserve"> обладает большей электроотрицательностью, чем атомы углерода в </w:t>
+        <w:t xml:space="preserve"> обладает большей </w:t>
       </w:r>
       <w:proofErr w:type="spellStart"/>
       <w:r>
@@ -8982,11 +8831,27 @@
           <w:rFonts w:ascii="Times New Roman" w:hAnsi="Times New Roman" w:cs="Times New Roman"/>
           <w:sz w:val="28"/>
           <w:szCs w:val="28"/>
+        </w:rPr>
+        <w:t>электроотрицательностью</w:t>
+      </w:r>
+      <w:proofErr w:type="spellEnd"/>
+      <w:r>
+        <w:rPr>
+          <w:rFonts w:ascii="Times New Roman" w:hAnsi="Times New Roman" w:cs="Times New Roman"/>
+          <w:sz w:val="28"/>
+          <w:szCs w:val="28"/>
+        </w:rPr>
+        <w:t xml:space="preserve">, чем атомы углерода в </w:t>
+      </w:r>
+      <w:r>
+        <w:rPr>
+          <w:rFonts w:ascii="Times New Roman" w:hAnsi="Times New Roman" w:cs="Times New Roman"/>
+          <w:sz w:val="28"/>
+          <w:szCs w:val="28"/>
           <w:lang w:val="en-US"/>
         </w:rPr>
         <w:t>sp</w:t>
       </w:r>
-      <w:proofErr w:type="spellEnd"/>
       <w:r>
         <w:rPr>
           <w:rFonts w:ascii="Times New Roman" w:hAnsi="Times New Roman" w:cs="Times New Roman"/>
@@ -9002,14 +8867,6 @@
           <w:sz w:val="28"/>
           <w:szCs w:val="28"/>
         </w:rPr>
-        <w:t xml:space="preserve"> </w:t>
-      </w:r>
-      <w:r>
-        <w:rPr>
-          <w:rFonts w:ascii="Times New Roman" w:hAnsi="Times New Roman" w:cs="Times New Roman"/>
-          <w:sz w:val="28"/>
-          <w:szCs w:val="28"/>
-        </w:rPr>
         <w:t xml:space="preserve">гибридизации поэтому сдвиг электронной плотности к центральному атому углерода вызывает положительный </w:t>
       </w:r>
       <w:r>
@@ -9036,9 +8893,10 @@
           <w:noProof/>
           <w:sz w:val="28"/>
           <w:szCs w:val="28"/>
+          <w:lang w:eastAsia="ru-RU"/>
         </w:rPr>
         <w:drawing>
-          <wp:inline distT="0" distB="0" distL="0" distR="0" wp14:anchorId="708EA054" wp14:editId="2AA9B5BF">
+          <wp:inline distT="0" distB="0" distL="0" distR="0">
             <wp:extent cx="2293819" cy="426757"/>
             <wp:effectExtent l="0" t="0" r="0" b="0"/>
             <wp:docPr id="43" name="Рисунок 43"/>
@@ -9301,10 +9159,11 @@
           <w:noProof/>
           <w:sz w:val="28"/>
           <w:szCs w:val="28"/>
+          <w:lang w:eastAsia="ru-RU"/>
         </w:rPr>
         <w:lastRenderedPageBreak/>
         <w:drawing>
-          <wp:inline distT="0" distB="0" distL="0" distR="0" wp14:anchorId="1DD38F03" wp14:editId="58221525">
+          <wp:inline distT="0" distB="0" distL="0" distR="0">
             <wp:extent cx="5403048" cy="5715495"/>
             <wp:effectExtent l="0" t="0" r="7620" b="0"/>
             <wp:docPr id="45" name="Рисунок 45"/>
@@ -9354,10 +9213,11 @@
           <w:noProof/>
           <w:sz w:val="28"/>
           <w:szCs w:val="28"/>
+          <w:lang w:eastAsia="ru-RU"/>
         </w:rPr>
         <w:lastRenderedPageBreak/>
         <w:drawing>
-          <wp:inline distT="0" distB="0" distL="0" distR="0" wp14:anchorId="6584672F" wp14:editId="23775875">
+          <wp:inline distT="0" distB="0" distL="0" distR="0">
             <wp:extent cx="5441152" cy="4823878"/>
             <wp:effectExtent l="0" t="0" r="7620" b="0"/>
             <wp:docPr id="46" name="Рисунок 46"/>
@@ -9435,7 +9295,23 @@
           <w:sz w:val="28"/>
           <w:szCs w:val="28"/>
         </w:rPr>
-        <w:t>Катализ. Определение катализа. Виды катализа. Хемосорбция и образование промежуточного активированного комплекса. Энергия активации каталитической реакции. Катализ и равновесие Использование катализа.</w:t>
+        <w:t>Катализ. Определение катализа. Виды катализа. Хемосорбция и образование промежуточного активированного комплекса. Энергия активации каталитической реакции. Катализ и равновесие</w:t>
+      </w:r>
+      <w:r>
+        <w:rPr>
+          <w:rFonts w:ascii="Times New Roman" w:hAnsi="Times New Roman" w:cs="Times New Roman"/>
+          <w:sz w:val="28"/>
+          <w:szCs w:val="28"/>
+        </w:rPr>
+        <w:t>.</w:t>
+      </w:r>
+      <w:r>
+        <w:rPr>
+          <w:rFonts w:ascii="Times New Roman" w:hAnsi="Times New Roman" w:cs="Times New Roman"/>
+          <w:sz w:val="28"/>
+          <w:szCs w:val="28"/>
+        </w:rPr>
+        <w:t xml:space="preserve"> Использование катализа.</w:t>
       </w:r>
     </w:p>
     <w:p>
@@ -9555,26 +9431,9 @@
           <w:sz w:val="28"/>
           <w:szCs w:val="28"/>
         </w:rPr>
-        <w:t xml:space="preserve"> разрешенной</w:t>
-      </w:r>
-      <w:r>
-        <w:rPr>
-          <w:rFonts w:ascii="Times New Roman" w:hAnsi="Times New Roman" w:cs="Times New Roman"/>
-          <w:b/>
-          <w:bCs/>
-          <w:sz w:val="28"/>
-          <w:szCs w:val="28"/>
-        </w:rPr>
         <w:t xml:space="preserve"> </w:t>
       </w:r>
-      <w:r>
-        <w:rPr>
-          <w:rFonts w:ascii="Times New Roman" w:hAnsi="Times New Roman" w:cs="Times New Roman"/>
-          <w:sz w:val="28"/>
-          <w:szCs w:val="28"/>
-        </w:rPr>
-        <w:t xml:space="preserve">химической реакции между реагентами, в ходе которой это вещество </w:t>
-      </w:r>
+      <w:proofErr w:type="spellStart"/>
       <w:r>
         <w:rPr>
           <w:rFonts w:ascii="Times New Roman" w:hAnsi="Times New Roman" w:cs="Times New Roman"/>
@@ -9585,6 +9444,35 @@
           <w:sz w:val="28"/>
           <w:szCs w:val="28"/>
         </w:rPr>
+        <w:t>разрешенной</w:t>
+      </w:r>
+      <w:r>
+        <w:rPr>
+          <w:rFonts w:ascii="Times New Roman" w:hAnsi="Times New Roman" w:cs="Times New Roman"/>
+          <w:sz w:val="28"/>
+          <w:szCs w:val="28"/>
+        </w:rPr>
+        <w:t>химической</w:t>
+      </w:r>
+      <w:proofErr w:type="spellEnd"/>
+      <w:r>
+        <w:rPr>
+          <w:rFonts w:ascii="Times New Roman" w:hAnsi="Times New Roman" w:cs="Times New Roman"/>
+          <w:sz w:val="28"/>
+          <w:szCs w:val="28"/>
+        </w:rPr>
+        <w:t xml:space="preserve"> реакции между реагентами, в ходе которой это вещество </w:t>
+      </w:r>
+      <w:r>
+        <w:rPr>
+          <w:rFonts w:ascii="Times New Roman" w:hAnsi="Times New Roman" w:cs="Times New Roman"/>
+          <w:b/>
+          <w:bCs/>
+          <w:i/>
+          <w:iCs/>
+          <w:sz w:val="28"/>
+          <w:szCs w:val="28"/>
+        </w:rPr>
         <w:t>не расходуется</w:t>
       </w:r>
       <w:r>
@@ -9640,15 +9528,6 @@
       <w:r>
         <w:rPr>
           <w:rFonts w:ascii="Times New Roman" w:hAnsi="Times New Roman" w:cs="Times New Roman"/>
-          <w:sz w:val="28"/>
-          <w:szCs w:val="28"/>
-        </w:rPr>
-        <w:lastRenderedPageBreak/>
-        <w:t xml:space="preserve"> </w:t>
-      </w:r>
-      <w:r>
-        <w:rPr>
-          <w:rFonts w:ascii="Times New Roman" w:hAnsi="Times New Roman" w:cs="Times New Roman"/>
           <w:b/>
           <w:bCs/>
           <w:i/>
@@ -9656,6 +9535,7 @@
           <w:sz w:val="28"/>
           <w:szCs w:val="28"/>
         </w:rPr>
+        <w:lastRenderedPageBreak/>
         <w:t>гомогенные</w:t>
       </w:r>
       <w:r>
@@ -9682,14 +9562,6 @@
       <w:r>
         <w:rPr>
           <w:rFonts w:ascii="Times New Roman" w:hAnsi="Times New Roman" w:cs="Times New Roman"/>
-          <w:sz w:val="28"/>
-          <w:szCs w:val="28"/>
-        </w:rPr>
-        <w:t xml:space="preserve"> </w:t>
-      </w:r>
-      <w:r>
-        <w:rPr>
-          <w:rFonts w:ascii="Times New Roman" w:hAnsi="Times New Roman" w:cs="Times New Roman"/>
           <w:b/>
           <w:bCs/>
           <w:i/>
@@ -9723,14 +9595,6 @@
       <w:r>
         <w:rPr>
           <w:rFonts w:ascii="Times New Roman" w:hAnsi="Times New Roman" w:cs="Times New Roman"/>
-          <w:sz w:val="28"/>
-          <w:szCs w:val="28"/>
-        </w:rPr>
-        <w:t xml:space="preserve"> </w:t>
-      </w:r>
-      <w:r>
-        <w:rPr>
-          <w:rFonts w:ascii="Times New Roman" w:hAnsi="Times New Roman" w:cs="Times New Roman"/>
           <w:b/>
           <w:bCs/>
           <w:i/>
@@ -9751,21 +9615,509 @@
     </w:p>
     <w:p>
       <w:pPr>
-        <w:rPr>
-          <w:rFonts w:ascii="Times New Roman" w:hAnsi="Times New Roman" w:cs="Times New Roman"/>
-          <w:sz w:val="28"/>
-          <w:szCs w:val="28"/>
-        </w:rPr>
-      </w:pPr>
-    </w:p>
-    <w:p>
-      <w:pPr>
-        <w:rPr>
-          <w:rFonts w:ascii="Times New Roman" w:hAnsi="Times New Roman" w:cs="Times New Roman"/>
-          <w:sz w:val="28"/>
-          <w:szCs w:val="28"/>
-        </w:rPr>
-      </w:pPr>
+        <w:spacing w:line="240" w:lineRule="auto"/>
+        <w:rPr>
+          <w:rFonts w:ascii="Times New Roman" w:hAnsi="Times New Roman" w:cs="Times New Roman"/>
+          <w:sz w:val="28"/>
+          <w:szCs w:val="28"/>
+        </w:rPr>
+      </w:pPr>
+      <w:r>
+        <w:rPr>
+          <w:rFonts w:ascii="Times New Roman" w:hAnsi="Times New Roman" w:cs="Times New Roman"/>
+          <w:sz w:val="28"/>
+          <w:szCs w:val="28"/>
+        </w:rPr>
+        <w:t>Каждая каталитическая реакция представляет собой последовательность</w:t>
+      </w:r>
+    </w:p>
+    <w:p>
+      <w:pPr>
+        <w:spacing w:line="240" w:lineRule="auto"/>
+        <w:rPr>
+          <w:rFonts w:ascii="Times New Roman" w:hAnsi="Times New Roman" w:cs="Times New Roman"/>
+          <w:sz w:val="28"/>
+          <w:szCs w:val="28"/>
+        </w:rPr>
+      </w:pPr>
+      <w:r>
+        <w:rPr>
+          <w:rFonts w:ascii="Times New Roman" w:hAnsi="Times New Roman" w:cs="Times New Roman"/>
+          <w:sz w:val="28"/>
+          <w:szCs w:val="28"/>
+        </w:rPr>
+        <w:t>элементарных стадий, в которой реагирующие молекулы АВ и С связываются с катализатором К в комплекс (А..В..С</w:t>
+      </w:r>
+      <w:proofErr w:type="gramStart"/>
+      <w:r>
+        <w:rPr>
+          <w:rFonts w:ascii="Times New Roman" w:hAnsi="Times New Roman" w:cs="Times New Roman"/>
+          <w:sz w:val="28"/>
+          <w:szCs w:val="28"/>
+        </w:rPr>
+        <w:t>)</w:t>
+      </w:r>
+      <w:r>
+        <w:rPr>
+          <w:rFonts w:ascii="Times New Roman" w:hAnsi="Times New Roman" w:cs="Times New Roman"/>
+          <w:sz w:val="28"/>
+          <w:szCs w:val="28"/>
+          <w:vertAlign w:val="subscript"/>
+        </w:rPr>
+        <w:t>К</w:t>
+      </w:r>
+      <w:proofErr w:type="gramEnd"/>
+      <w:r>
+        <w:rPr>
+          <w:rFonts w:ascii="Times New Roman" w:hAnsi="Times New Roman" w:cs="Times New Roman"/>
+          <w:sz w:val="28"/>
+          <w:szCs w:val="28"/>
+        </w:rPr>
+        <w:t xml:space="preserve">. Последний переходит в крайне </w:t>
+      </w:r>
+      <w:r>
+        <w:rPr>
+          <w:rFonts w:ascii="Times New Roman" w:hAnsi="Times New Roman" w:cs="Times New Roman"/>
+          <w:sz w:val="28"/>
+          <w:szCs w:val="28"/>
+        </w:rPr>
+        <w:t>неустойчивый короткоживущий (около 10</w:t>
+      </w:r>
+      <w:r>
+        <w:rPr>
+          <w:rFonts w:ascii="Times New Roman" w:hAnsi="Times New Roman" w:cs="Times New Roman"/>
+          <w:sz w:val="28"/>
+          <w:szCs w:val="28"/>
+          <w:vertAlign w:val="superscript"/>
+        </w:rPr>
+        <w:t>-15</w:t>
+      </w:r>
+      <w:r>
+        <w:rPr>
+          <w:rFonts w:ascii="Times New Roman" w:hAnsi="Times New Roman" w:cs="Times New Roman"/>
+          <w:sz w:val="28"/>
+          <w:szCs w:val="28"/>
+        </w:rPr>
+        <w:t xml:space="preserve"> с) активированный комплекс </w:t>
+      </w:r>
+      <w:r>
+        <w:rPr>
+          <w:rFonts w:ascii="Times New Roman" w:hAnsi="Times New Roman" w:cs="Times New Roman"/>
+          <w:sz w:val="28"/>
+          <w:szCs w:val="28"/>
+        </w:rPr>
+        <w:t>(А..В..С)</w:t>
+      </w:r>
+      <w:r>
+        <w:rPr>
+          <w:rFonts w:ascii="Times New Roman" w:hAnsi="Times New Roman" w:cs="Times New Roman"/>
+          <w:sz w:val="28"/>
+          <w:szCs w:val="28"/>
+          <w:vertAlign w:val="subscript"/>
+        </w:rPr>
+        <w:t>К</w:t>
+      </w:r>
+      <w:r>
+        <w:rPr>
+          <w:rFonts w:ascii="Times New Roman" w:hAnsi="Times New Roman" w:cs="Times New Roman"/>
+          <w:sz w:val="28"/>
+          <w:szCs w:val="28"/>
+          <w:vertAlign w:val="superscript"/>
+        </w:rPr>
+        <w:t>≠</w:t>
+      </w:r>
+      <w:r>
+        <w:rPr>
+          <w:rFonts w:ascii="Times New Roman" w:hAnsi="Times New Roman" w:cs="Times New Roman"/>
+          <w:sz w:val="28"/>
+          <w:szCs w:val="28"/>
+        </w:rPr>
+        <w:t>, распад которого приводит к образованию продуктов А и ВС и</w:t>
+      </w:r>
+      <w:r>
+        <w:rPr>
+          <w:rFonts w:ascii="Times New Roman" w:hAnsi="Times New Roman" w:cs="Times New Roman"/>
+          <w:sz w:val="28"/>
+          <w:szCs w:val="28"/>
+        </w:rPr>
+        <w:t xml:space="preserve"> </w:t>
+      </w:r>
+      <w:r>
+        <w:rPr>
+          <w:rFonts w:ascii="Times New Roman" w:hAnsi="Times New Roman" w:cs="Times New Roman"/>
+          <w:sz w:val="28"/>
+          <w:szCs w:val="28"/>
+        </w:rPr>
+        <w:t>освобождению катализатора:</w:t>
+      </w:r>
+    </w:p>
+    <w:p>
+      <w:pPr>
+        <w:spacing w:line="240" w:lineRule="auto"/>
+        <w:jc w:val="center"/>
+        <w:rPr>
+          <w:rFonts w:ascii="Times New Roman" w:hAnsi="Times New Roman" w:cs="Times New Roman"/>
+          <w:sz w:val="36"/>
+          <w:szCs w:val="28"/>
+        </w:rPr>
+      </w:pPr>
+      <w:r>
+        <w:rPr>
+          <w:rFonts w:ascii="Times New Roman" w:hAnsi="Times New Roman" w:cs="Times New Roman"/>
+          <w:sz w:val="28"/>
+        </w:rPr>
+        <w:t>АВ + С + К→ (А..В..С</w:t>
+      </w:r>
+      <w:proofErr w:type="gramStart"/>
+      <w:r>
+        <w:rPr>
+          <w:rFonts w:ascii="Times New Roman" w:hAnsi="Times New Roman" w:cs="Times New Roman"/>
+          <w:sz w:val="28"/>
+        </w:rPr>
+        <w:t>)</w:t>
+      </w:r>
+      <w:r>
+        <w:rPr>
+          <w:rFonts w:ascii="Times New Roman" w:hAnsi="Times New Roman" w:cs="Times New Roman"/>
+          <w:sz w:val="28"/>
+          <w:vertAlign w:val="subscript"/>
+        </w:rPr>
+        <w:t>К</w:t>
+      </w:r>
+      <w:proofErr w:type="gramEnd"/>
+      <w:r>
+        <w:rPr>
+          <w:rFonts w:ascii="Times New Roman" w:hAnsi="Times New Roman" w:cs="Times New Roman"/>
+          <w:sz w:val="28"/>
+        </w:rPr>
+        <w:t xml:space="preserve"> </w:t>
+      </w:r>
+      <w:r>
+        <w:rPr>
+          <w:rFonts w:ascii="Times New Roman" w:hAnsi="Times New Roman" w:cs="Times New Roman"/>
+          <w:sz w:val="28"/>
+          <w:vertAlign w:val="superscript"/>
+        </w:rPr>
+        <w:t>≠</w:t>
+      </w:r>
+      <w:r>
+        <w:rPr>
+          <w:rFonts w:ascii="Times New Roman" w:hAnsi="Times New Roman" w:cs="Times New Roman"/>
+          <w:sz w:val="28"/>
+        </w:rPr>
+        <w:t>→А + ВС + К</w:t>
+      </w:r>
+    </w:p>
+    <w:p>
+      <w:pPr>
+        <w:spacing w:line="240" w:lineRule="auto"/>
+        <w:rPr>
+          <w:rFonts w:ascii="Times New Roman" w:hAnsi="Times New Roman" w:cs="Times New Roman"/>
+          <w:sz w:val="28"/>
+          <w:szCs w:val="28"/>
+        </w:rPr>
+      </w:pPr>
+      <w:r>
+        <w:rPr>
+          <w:rFonts w:ascii="Times New Roman" w:hAnsi="Times New Roman" w:cs="Times New Roman"/>
+          <w:sz w:val="28"/>
+          <w:szCs w:val="28"/>
+        </w:rPr>
+        <w:t>После получения продукта катализатор возвращается в исходное состояние и</w:t>
+      </w:r>
+      <w:r>
+        <w:rPr>
+          <w:rFonts w:ascii="Times New Roman" w:hAnsi="Times New Roman" w:cs="Times New Roman"/>
+          <w:sz w:val="28"/>
+          <w:szCs w:val="28"/>
+        </w:rPr>
+        <w:t xml:space="preserve"> </w:t>
+      </w:r>
+      <w:r>
+        <w:rPr>
+          <w:rFonts w:ascii="Times New Roman" w:hAnsi="Times New Roman" w:cs="Times New Roman"/>
+          <w:sz w:val="28"/>
+          <w:szCs w:val="28"/>
+        </w:rPr>
+        <w:t>способен снова участвовать в следующем акте реакции.</w:t>
+      </w:r>
+    </w:p>
+    <w:p>
+      <w:pPr>
+        <w:rPr>
+          <w:rFonts w:ascii="Times New Roman" w:hAnsi="Times New Roman" w:cs="Times New Roman"/>
+          <w:sz w:val="28"/>
+          <w:szCs w:val="28"/>
+        </w:rPr>
+      </w:pPr>
+      <w:r>
+        <w:rPr>
+          <w:rFonts w:ascii="Times New Roman" w:hAnsi="Times New Roman" w:cs="Times New Roman"/>
+          <w:sz w:val="28"/>
+          <w:szCs w:val="28"/>
+        </w:rPr>
+        <w:t>Энергия активации каталитической реакции значительно меньше, чем для той же реакции в отсутствие катализатора.</w:t>
+      </w:r>
+      <w:r>
+        <w:rPr>
+          <w:rFonts w:ascii="Times New Roman" w:hAnsi="Times New Roman" w:cs="Times New Roman"/>
+          <w:sz w:val="28"/>
+          <w:szCs w:val="28"/>
+        </w:rPr>
+        <w:t xml:space="preserve"> </w:t>
+      </w:r>
+      <w:r>
+        <w:rPr>
+          <w:rFonts w:ascii="Times New Roman" w:hAnsi="Times New Roman" w:cs="Times New Roman"/>
+          <w:sz w:val="28"/>
+          <w:szCs w:val="28"/>
+        </w:rPr>
+        <w:t xml:space="preserve">Благодаря снижению энергии активации обеспечивается ускорение каталитической реакции по сравнению с </w:t>
+      </w:r>
+      <w:proofErr w:type="gramStart"/>
+      <w:r>
+        <w:rPr>
+          <w:rFonts w:ascii="Times New Roman" w:hAnsi="Times New Roman" w:cs="Times New Roman"/>
+          <w:sz w:val="28"/>
+          <w:szCs w:val="28"/>
+        </w:rPr>
+        <w:t>некаталитическими</w:t>
+      </w:r>
+      <w:proofErr w:type="gramEnd"/>
+      <w:r>
+        <w:rPr>
+          <w:rFonts w:ascii="Times New Roman" w:hAnsi="Times New Roman" w:cs="Times New Roman"/>
+          <w:sz w:val="28"/>
+          <w:szCs w:val="28"/>
+        </w:rPr>
+        <w:t>. Это объясняется тем, что при катализе реакция протекает по новому механизму, складывающемуся из элементарных реакций с меньшими энергиями активации, чем некаталитическая реакция.</w:t>
+      </w:r>
+    </w:p>
+    <w:p>
+      <w:pPr>
+        <w:rPr>
+          <w:rFonts w:ascii="Times New Roman" w:hAnsi="Times New Roman" w:cs="Times New Roman"/>
+          <w:sz w:val="28"/>
+          <w:szCs w:val="28"/>
+        </w:rPr>
+      </w:pPr>
+      <w:r>
+        <w:rPr>
+          <w:rFonts w:ascii="Times New Roman" w:hAnsi="Times New Roman" w:cs="Times New Roman"/>
+          <w:sz w:val="28"/>
+          <w:szCs w:val="28"/>
+        </w:rPr>
+        <w:t>Катализаторы не влияют на</w:t>
+      </w:r>
+      <w:r>
+        <w:rPr>
+          <w:rFonts w:ascii="Times New Roman" w:hAnsi="Times New Roman" w:cs="Times New Roman"/>
+          <w:sz w:val="28"/>
+          <w:szCs w:val="28"/>
+        </w:rPr>
+        <w:t xml:space="preserve">прямую на положение равновесия. </w:t>
+      </w:r>
+      <w:r>
+        <w:rPr>
+          <w:rFonts w:ascii="Times New Roman" w:hAnsi="Times New Roman" w:cs="Times New Roman"/>
+          <w:sz w:val="28"/>
+          <w:szCs w:val="28"/>
+        </w:rPr>
+        <w:t>Они в одинаковой степени ускоряют как прямую, так и обратную реакции. В результате равновесие достигается быстрее, но фактические концентрации реагентов и продуктов при равновесии остаются прежними.</w:t>
+      </w:r>
+    </w:p>
+    <w:p>
+      <w:pPr>
+        <w:rPr>
+          <w:rFonts w:ascii="Times New Roman" w:hAnsi="Times New Roman" w:cs="Times New Roman"/>
+          <w:sz w:val="28"/>
+          <w:szCs w:val="28"/>
+        </w:rPr>
+      </w:pPr>
+      <w:r>
+        <w:rPr>
+          <w:rFonts w:ascii="Times New Roman" w:hAnsi="Times New Roman" w:cs="Times New Roman"/>
+          <w:sz w:val="28"/>
+          <w:szCs w:val="28"/>
+        </w:rPr>
+        <w:t>Катализ широко используетс</w:t>
+      </w:r>
+      <w:r>
+        <w:rPr>
+          <w:rFonts w:ascii="Times New Roman" w:hAnsi="Times New Roman" w:cs="Times New Roman"/>
+          <w:sz w:val="28"/>
+          <w:szCs w:val="28"/>
+        </w:rPr>
+        <w:t>я в современной промышленности.</w:t>
+      </w:r>
+    </w:p>
+    <w:p>
+      <w:pPr>
+        <w:rPr>
+          <w:rFonts w:ascii="Times New Roman" w:hAnsi="Times New Roman" w:cs="Times New Roman"/>
+          <w:sz w:val="28"/>
+          <w:szCs w:val="28"/>
+        </w:rPr>
+      </w:pPr>
+      <w:r>
+        <w:rPr>
+          <w:rFonts w:ascii="Times New Roman" w:hAnsi="Times New Roman" w:cs="Times New Roman"/>
+          <w:sz w:val="28"/>
+          <w:szCs w:val="28"/>
+        </w:rPr>
+        <w:t>Вот</w:t>
+      </w:r>
+      <w:r>
+        <w:rPr>
+          <w:rFonts w:ascii="Times New Roman" w:hAnsi="Times New Roman" w:cs="Times New Roman"/>
+          <w:sz w:val="28"/>
+          <w:szCs w:val="28"/>
+        </w:rPr>
+        <w:t xml:space="preserve"> некоторые примеры применения катализа:</w:t>
+      </w:r>
+    </w:p>
+    <w:p>
+      <w:pPr>
+        <w:rPr>
+          <w:rFonts w:ascii="Times New Roman" w:hAnsi="Times New Roman" w:cs="Times New Roman"/>
+          <w:sz w:val="28"/>
+          <w:szCs w:val="28"/>
+        </w:rPr>
+      </w:pPr>
+      <w:r>
+        <w:rPr>
+          <w:rFonts w:ascii="Times New Roman" w:hAnsi="Times New Roman" w:cs="Times New Roman"/>
+          <w:sz w:val="28"/>
+          <w:szCs w:val="28"/>
+        </w:rPr>
+        <w:t>-</w:t>
+      </w:r>
+      <w:r>
+        <w:rPr>
+          <w:rFonts w:ascii="Times New Roman" w:hAnsi="Times New Roman" w:cs="Times New Roman"/>
+          <w:sz w:val="28"/>
+          <w:szCs w:val="28"/>
+        </w:rPr>
+        <w:t>Произ</w:t>
+      </w:r>
+      <w:r>
+        <w:rPr>
+          <w:rFonts w:ascii="Times New Roman" w:hAnsi="Times New Roman" w:cs="Times New Roman"/>
+          <w:sz w:val="28"/>
+          <w:szCs w:val="28"/>
+        </w:rPr>
+        <w:t>водство топлива для транспорта.</w:t>
+      </w:r>
+    </w:p>
+    <w:p>
+      <w:pPr>
+        <w:rPr>
+          <w:rFonts w:ascii="Times New Roman" w:hAnsi="Times New Roman" w:cs="Times New Roman"/>
+          <w:sz w:val="28"/>
+          <w:szCs w:val="28"/>
+        </w:rPr>
+      </w:pPr>
+      <w:r>
+        <w:rPr>
+          <w:rFonts w:ascii="Times New Roman" w:hAnsi="Times New Roman" w:cs="Times New Roman"/>
+          <w:sz w:val="28"/>
+          <w:szCs w:val="28"/>
+        </w:rPr>
+        <w:t>-</w:t>
+      </w:r>
+      <w:r>
+        <w:rPr>
+          <w:rFonts w:ascii="Times New Roman" w:hAnsi="Times New Roman" w:cs="Times New Roman"/>
+          <w:sz w:val="28"/>
+          <w:szCs w:val="28"/>
+        </w:rPr>
+        <w:t>Крупнотоннажная и тонкая химическая технология во всех отраслях химической индустрии.</w:t>
+      </w:r>
+    </w:p>
+    <w:p>
+      <w:pPr>
+        <w:rPr>
+          <w:rFonts w:ascii="Times New Roman" w:hAnsi="Times New Roman" w:cs="Times New Roman"/>
+          <w:sz w:val="28"/>
+          <w:szCs w:val="28"/>
+        </w:rPr>
+      </w:pPr>
+      <w:r>
+        <w:rPr>
+          <w:rFonts w:ascii="Times New Roman" w:hAnsi="Times New Roman" w:cs="Times New Roman"/>
+          <w:sz w:val="28"/>
+          <w:szCs w:val="28"/>
+        </w:rPr>
+        <w:t>-</w:t>
+      </w:r>
+      <w:r>
+        <w:rPr>
+          <w:rFonts w:ascii="Times New Roman" w:hAnsi="Times New Roman" w:cs="Times New Roman"/>
+          <w:sz w:val="28"/>
+          <w:szCs w:val="28"/>
+        </w:rPr>
+        <w:t>Предотвращение загрязнения среды через создание современных малоотходных технологий.</w:t>
+      </w:r>
+    </w:p>
+    <w:p>
+      <w:pPr>
+        <w:rPr>
+          <w:rFonts w:ascii="Times New Roman" w:hAnsi="Times New Roman" w:cs="Times New Roman"/>
+          <w:sz w:val="28"/>
+          <w:szCs w:val="28"/>
+        </w:rPr>
+      </w:pPr>
+    </w:p>
+    <w:p>
+      <w:pPr>
+        <w:rPr>
+          <w:rFonts w:ascii="Times New Roman" w:hAnsi="Times New Roman" w:cs="Times New Roman"/>
+          <w:sz w:val="28"/>
+          <w:szCs w:val="28"/>
+        </w:rPr>
+      </w:pPr>
+      <w:r>
+        <w:rPr>
+          <w:rFonts w:ascii="Times New Roman" w:hAnsi="Times New Roman" w:cs="Times New Roman"/>
+          <w:sz w:val="28"/>
+          <w:szCs w:val="28"/>
+        </w:rPr>
+        <w:lastRenderedPageBreak/>
+        <w:t>-</w:t>
+      </w:r>
+      <w:r>
+        <w:rPr>
+          <w:rFonts w:ascii="Times New Roman" w:hAnsi="Times New Roman" w:cs="Times New Roman"/>
+          <w:sz w:val="28"/>
+          <w:szCs w:val="28"/>
+        </w:rPr>
+        <w:t>Снижение уровня загрязнения сточных вод, промышленных выбросо</w:t>
+      </w:r>
+      <w:r>
+        <w:rPr>
+          <w:rFonts w:ascii="Times New Roman" w:hAnsi="Times New Roman" w:cs="Times New Roman"/>
+          <w:sz w:val="28"/>
+          <w:szCs w:val="28"/>
+        </w:rPr>
+        <w:t>в и выхлопных газов транспорта.</w:t>
+      </w:r>
+    </w:p>
+    <w:p>
+      <w:pPr>
+        <w:rPr>
+          <w:rFonts w:ascii="Times New Roman" w:hAnsi="Times New Roman" w:cs="Times New Roman"/>
+          <w:sz w:val="28"/>
+          <w:szCs w:val="28"/>
+        </w:rPr>
+      </w:pPr>
+      <w:r>
+        <w:rPr>
+          <w:rFonts w:ascii="Times New Roman" w:hAnsi="Times New Roman" w:cs="Times New Roman"/>
+          <w:sz w:val="28"/>
+          <w:szCs w:val="28"/>
+        </w:rPr>
+        <w:t>Каталитические процессы используются также в пищевой, фармацевтической, металлургической, строительной и многих других отраслях промышленности.</w:t>
+      </w:r>
     </w:p>
     <w:p>
       <w:pPr>
@@ -9801,6 +10153,593 @@
     </w:p>
     <w:p>
       <w:pPr>
+        <w:rPr>
+          <w:rFonts w:ascii="Times New Roman" w:hAnsi="Times New Roman" w:cs="Times New Roman"/>
+          <w:sz w:val="28"/>
+          <w:szCs w:val="28"/>
+        </w:rPr>
+      </w:pPr>
+      <w:r>
+        <w:rPr>
+          <w:rFonts w:ascii="Times New Roman" w:hAnsi="Times New Roman" w:cs="Times New Roman"/>
+          <w:sz w:val="28"/>
+          <w:szCs w:val="28"/>
+        </w:rPr>
+        <w:t>Степень превращения – отношение количества превратившегося исходного вещества к его первоначальному количеству</w:t>
+      </w:r>
+      <w:r>
+        <w:rPr>
+          <w:rFonts w:ascii="Times New Roman" w:hAnsi="Times New Roman" w:cs="Times New Roman"/>
+          <w:sz w:val="28"/>
+          <w:szCs w:val="28"/>
+        </w:rPr>
+        <w:t>.</w:t>
+      </w:r>
+    </w:p>
+    <w:p>
+      <w:pPr>
+        <w:jc w:val="center"/>
+        <w:rPr>
+          <w:rFonts w:ascii="Times New Roman" w:hAnsi="Times New Roman" w:cs="Times New Roman"/>
+          <w:sz w:val="28"/>
+          <w:szCs w:val="28"/>
+        </w:rPr>
+      </w:pPr>
+      <w:r>
+        <w:rPr>
+          <w:rFonts w:ascii="Times New Roman" w:hAnsi="Times New Roman" w:cs="Times New Roman"/>
+          <w:noProof/>
+          <w:sz w:val="28"/>
+          <w:szCs w:val="28"/>
+          <w:lang w:eastAsia="ru-RU"/>
+        </w:rPr>
+        <w:drawing>
+          <wp:inline distT="0" distB="0" distL="0" distR="0">
+            <wp:extent cx="1485900" cy="704850"/>
+            <wp:effectExtent l="19050" t="0" r="0" b="0"/>
+            <wp:docPr id="32" name="Рисунок 1"/>
+            <wp:cNvGraphicFramePr>
+              <a:graphicFrameLocks xmlns:a="http://schemas.openxmlformats.org/drawingml/2006/main" noChangeAspect="1"/>
+            </wp:cNvGraphicFramePr>
+            <a:graphic xmlns:a="http://schemas.openxmlformats.org/drawingml/2006/main">
+              <a:graphicData uri="http://schemas.openxmlformats.org/drawingml/2006/picture">
+                <pic:pic xmlns:pic="http://schemas.openxmlformats.org/drawingml/2006/picture">
+                  <pic:nvPicPr>
+                    <pic:cNvPr id="0" name="Picture 1"/>
+                    <pic:cNvPicPr>
+                      <a:picLocks noChangeAspect="1" noChangeArrowheads="1"/>
+                    </pic:cNvPicPr>
+                  </pic:nvPicPr>
+                  <pic:blipFill>
+                    <a:blip r:embed="rId49"/>
+                    <a:srcRect/>
+                    <a:stretch>
+                      <a:fillRect/>
+                    </a:stretch>
+                  </pic:blipFill>
+                  <pic:spPr bwMode="auto">
+                    <a:xfrm>
+                      <a:off x="0" y="0"/>
+                      <a:ext cx="1485900" cy="704850"/>
+                    </a:xfrm>
+                    <a:prstGeom prst="rect">
+                      <a:avLst/>
+                    </a:prstGeom>
+                    <a:noFill/>
+                    <a:ln w="9525">
+                      <a:noFill/>
+                      <a:miter lim="800000"/>
+                      <a:headEnd/>
+                      <a:tailEnd/>
+                    </a:ln>
+                  </pic:spPr>
+                </pic:pic>
+              </a:graphicData>
+            </a:graphic>
+          </wp:inline>
+        </w:drawing>
+      </w:r>
+    </w:p>
+    <w:p>
+      <w:pPr>
+        <w:rPr>
+          <w:rFonts w:ascii="Times New Roman" w:hAnsi="Times New Roman" w:cs="Times New Roman"/>
+          <w:sz w:val="28"/>
+          <w:szCs w:val="28"/>
+        </w:rPr>
+      </w:pPr>
+      <w:r>
+        <w:rPr>
+          <w:rFonts w:ascii="Times New Roman" w:hAnsi="Times New Roman" w:cs="Times New Roman"/>
+          <w:sz w:val="28"/>
+          <w:szCs w:val="28"/>
+        </w:rPr>
+        <w:t>Селективность процесса показывает, какая доля превратившегося исходного вещества расходуется на образование заданного продукта.</w:t>
+      </w:r>
+    </w:p>
+    <w:p>
+      <w:pPr>
+        <w:jc w:val="center"/>
+        <w:rPr>
+          <w:rFonts w:ascii="Times New Roman" w:hAnsi="Times New Roman" w:cs="Times New Roman"/>
+          <w:sz w:val="28"/>
+          <w:szCs w:val="28"/>
+        </w:rPr>
+      </w:pPr>
+      <w:r>
+        <w:rPr>
+          <w:rFonts w:ascii="Times New Roman" w:hAnsi="Times New Roman" w:cs="Times New Roman"/>
+          <w:noProof/>
+          <w:sz w:val="28"/>
+          <w:szCs w:val="28"/>
+          <w:lang w:eastAsia="ru-RU"/>
+        </w:rPr>
+        <w:drawing>
+          <wp:inline distT="0" distB="0" distL="0" distR="0">
+            <wp:extent cx="1419225" cy="647700"/>
+            <wp:effectExtent l="19050" t="0" r="9525" b="0"/>
+            <wp:docPr id="37" name="Рисунок 4"/>
+            <wp:cNvGraphicFramePr>
+              <a:graphicFrameLocks xmlns:a="http://schemas.openxmlformats.org/drawingml/2006/main" noChangeAspect="1"/>
+            </wp:cNvGraphicFramePr>
+            <a:graphic xmlns:a="http://schemas.openxmlformats.org/drawingml/2006/main">
+              <a:graphicData uri="http://schemas.openxmlformats.org/drawingml/2006/picture">
+                <pic:pic xmlns:pic="http://schemas.openxmlformats.org/drawingml/2006/picture">
+                  <pic:nvPicPr>
+                    <pic:cNvPr id="0" name="Picture 4"/>
+                    <pic:cNvPicPr>
+                      <a:picLocks noChangeAspect="1" noChangeArrowheads="1"/>
+                    </pic:cNvPicPr>
+                  </pic:nvPicPr>
+                  <pic:blipFill>
+                    <a:blip r:embed="rId50"/>
+                    <a:srcRect/>
+                    <a:stretch>
+                      <a:fillRect/>
+                    </a:stretch>
+                  </pic:blipFill>
+                  <pic:spPr bwMode="auto">
+                    <a:xfrm>
+                      <a:off x="0" y="0"/>
+                      <a:ext cx="1419225" cy="647700"/>
+                    </a:xfrm>
+                    <a:prstGeom prst="rect">
+                      <a:avLst/>
+                    </a:prstGeom>
+                    <a:noFill/>
+                    <a:ln w="9525">
+                      <a:noFill/>
+                      <a:miter lim="800000"/>
+                      <a:headEnd/>
+                      <a:tailEnd/>
+                    </a:ln>
+                  </pic:spPr>
+                </pic:pic>
+              </a:graphicData>
+            </a:graphic>
+          </wp:inline>
+        </w:drawing>
+      </w:r>
+    </w:p>
+    <w:p>
+      <w:pPr>
+        <w:rPr>
+          <w:rFonts w:ascii="Times New Roman" w:hAnsi="Times New Roman" w:cs="Times New Roman"/>
+          <w:sz w:val="28"/>
+          <w:szCs w:val="28"/>
+        </w:rPr>
+      </w:pPr>
+      <w:r>
+        <w:rPr>
+          <w:rFonts w:ascii="Times New Roman" w:hAnsi="Times New Roman" w:cs="Times New Roman"/>
+          <w:sz w:val="28"/>
+          <w:szCs w:val="28"/>
+        </w:rPr>
+        <w:t>Выход продукта показывает долю всего вещества, приходящуюся на образование данного продукта.</w:t>
+      </w:r>
+    </w:p>
+    <w:p>
+      <w:pPr>
+        <w:jc w:val="center"/>
+        <w:rPr>
+          <w:rFonts w:ascii="Times New Roman" w:hAnsi="Times New Roman" w:cs="Times New Roman"/>
+          <w:sz w:val="28"/>
+          <w:szCs w:val="28"/>
+        </w:rPr>
+      </w:pPr>
+      <w:r>
+        <w:rPr>
+          <w:rFonts w:ascii="Times New Roman" w:hAnsi="Times New Roman" w:cs="Times New Roman"/>
+          <w:noProof/>
+          <w:sz w:val="28"/>
+          <w:szCs w:val="28"/>
+          <w:lang w:eastAsia="ru-RU"/>
+        </w:rPr>
+        <w:drawing>
+          <wp:inline distT="0" distB="0" distL="0" distR="0">
+            <wp:extent cx="1104900" cy="638175"/>
+            <wp:effectExtent l="19050" t="0" r="0" b="0"/>
+            <wp:docPr id="44" name="Рисунок 7"/>
+            <wp:cNvGraphicFramePr>
+              <a:graphicFrameLocks xmlns:a="http://schemas.openxmlformats.org/drawingml/2006/main" noChangeAspect="1"/>
+            </wp:cNvGraphicFramePr>
+            <a:graphic xmlns:a="http://schemas.openxmlformats.org/drawingml/2006/main">
+              <a:graphicData uri="http://schemas.openxmlformats.org/drawingml/2006/picture">
+                <pic:pic xmlns:pic="http://schemas.openxmlformats.org/drawingml/2006/picture">
+                  <pic:nvPicPr>
+                    <pic:cNvPr id="0" name="Picture 7"/>
+                    <pic:cNvPicPr>
+                      <a:picLocks noChangeAspect="1" noChangeArrowheads="1"/>
+                    </pic:cNvPicPr>
+                  </pic:nvPicPr>
+                  <pic:blipFill>
+                    <a:blip r:embed="rId51"/>
+                    <a:srcRect/>
+                    <a:stretch>
+                      <a:fillRect/>
+                    </a:stretch>
+                  </pic:blipFill>
+                  <pic:spPr bwMode="auto">
+                    <a:xfrm>
+                      <a:off x="0" y="0"/>
+                      <a:ext cx="1104900" cy="638175"/>
+                    </a:xfrm>
+                    <a:prstGeom prst="rect">
+                      <a:avLst/>
+                    </a:prstGeom>
+                    <a:noFill/>
+                    <a:ln w="9525">
+                      <a:noFill/>
+                      <a:miter lim="800000"/>
+                      <a:headEnd/>
+                      <a:tailEnd/>
+                    </a:ln>
+                  </pic:spPr>
+                </pic:pic>
+              </a:graphicData>
+            </a:graphic>
+          </wp:inline>
+        </w:drawing>
+      </w:r>
+    </w:p>
+    <w:p>
+      <w:pPr>
+        <w:rPr>
+          <w:rFonts w:ascii="Times New Roman" w:hAnsi="Times New Roman" w:cs="Times New Roman"/>
+          <w:sz w:val="28"/>
+          <w:szCs w:val="28"/>
+        </w:rPr>
+      </w:pPr>
+      <w:r>
+        <w:rPr>
+          <w:rFonts w:ascii="Times New Roman" w:hAnsi="Times New Roman" w:cs="Times New Roman"/>
+          <w:sz w:val="28"/>
+          <w:szCs w:val="28"/>
+        </w:rPr>
+        <w:t>Производительность – количество выработанного продукта или переработанного сырья в единицу времени.</w:t>
+      </w:r>
+    </w:p>
+    <w:p>
+      <w:pPr>
+        <w:rPr>
+          <w:rFonts w:ascii="Times New Roman" w:eastAsiaTheme="minorEastAsia" w:hAnsi="Times New Roman" w:cs="Times New Roman"/>
+          <w:sz w:val="28"/>
+          <w:szCs w:val="28"/>
+          <w:lang w:val="en-US"/>
+        </w:rPr>
+      </w:pPr>
+      <m:oMathPara>
+        <m:oMath>
+          <m:r>
+            <w:rPr>
+              <w:rFonts w:ascii="Cambria Math" w:hAnsi="Cambria Math" w:cs="Times New Roman"/>
+              <w:sz w:val="28"/>
+              <w:szCs w:val="28"/>
+            </w:rPr>
+            <m:t xml:space="preserve">П= </m:t>
+          </m:r>
+          <m:f>
+            <m:fPr>
+              <m:ctrlPr>
+                <w:rPr>
+                  <w:rFonts w:ascii="Cambria Math" w:hAnsi="Cambria Math" w:cs="Times New Roman"/>
+                  <w:i/>
+                  <w:sz w:val="28"/>
+                  <w:szCs w:val="28"/>
+                </w:rPr>
+              </m:ctrlPr>
+            </m:fPr>
+            <m:num>
+              <m:r>
+                <w:rPr>
+                  <w:rFonts w:ascii="Cambria Math" w:hAnsi="Cambria Math" w:cs="Times New Roman"/>
+                  <w:sz w:val="28"/>
+                  <w:szCs w:val="28"/>
+                  <w:lang w:val="en-US"/>
+                </w:rPr>
+                <m:t>G</m:t>
+              </m:r>
+            </m:num>
+            <m:den>
+              <m:r>
+                <w:rPr>
+                  <w:rFonts w:ascii="Cambria Math" w:hAnsi="Cambria Math" w:cs="Times New Roman"/>
+                  <w:sz w:val="28"/>
+                  <w:szCs w:val="28"/>
+                </w:rPr>
+                <m:t>τ</m:t>
+              </m:r>
+            </m:den>
+          </m:f>
+        </m:oMath>
+      </m:oMathPara>
+    </w:p>
+    <w:p>
+      <w:pPr>
+        <w:rPr>
+          <w:rFonts w:ascii="Times New Roman" w:eastAsiaTheme="minorEastAsia" w:hAnsi="Times New Roman" w:cs="Times New Roman"/>
+          <w:sz w:val="28"/>
+          <w:szCs w:val="28"/>
+        </w:rPr>
+      </w:pPr>
+      <w:r>
+        <w:rPr>
+          <w:rFonts w:ascii="Times New Roman" w:eastAsiaTheme="minorEastAsia" w:hAnsi="Times New Roman" w:cs="Times New Roman"/>
+          <w:sz w:val="28"/>
+          <w:szCs w:val="28"/>
+        </w:rPr>
+        <w:t>Если в параллельной реакции порядок целевой реакции больше порядка побочной реакции, то при увеличении степени превращения путём поддержания высокой концентрации исходного вещества селективность целевой реакции возрастает.</w:t>
+      </w:r>
+    </w:p>
+    <w:p>
+      <w:pPr>
+        <w:rPr>
+          <w:rFonts w:ascii="Times New Roman" w:eastAsiaTheme="minorEastAsia" w:hAnsi="Times New Roman" w:cs="Times New Roman"/>
+          <w:sz w:val="28"/>
+          <w:szCs w:val="28"/>
+        </w:rPr>
+      </w:pPr>
+      <w:r>
+        <w:rPr>
+          <w:rFonts w:ascii="Times New Roman" w:eastAsiaTheme="minorEastAsia" w:hAnsi="Times New Roman" w:cs="Times New Roman"/>
+          <w:sz w:val="28"/>
+          <w:szCs w:val="28"/>
+        </w:rPr>
+        <w:lastRenderedPageBreak/>
+        <w:t>Если в параллельной реакции поря</w:t>
+      </w:r>
+      <w:r>
+        <w:rPr>
+          <w:rFonts w:ascii="Times New Roman" w:eastAsiaTheme="minorEastAsia" w:hAnsi="Times New Roman" w:cs="Times New Roman"/>
+          <w:sz w:val="28"/>
+          <w:szCs w:val="28"/>
+        </w:rPr>
+        <w:t xml:space="preserve">док целевой реакции ниже порядка побочной реакции, то наблюдается действие, обратное </w:t>
+      </w:r>
+      <w:proofErr w:type="gramStart"/>
+      <w:r>
+        <w:rPr>
+          <w:rFonts w:ascii="Times New Roman" w:eastAsiaTheme="minorEastAsia" w:hAnsi="Times New Roman" w:cs="Times New Roman"/>
+          <w:sz w:val="28"/>
+          <w:szCs w:val="28"/>
+        </w:rPr>
+        <w:t>описанному</w:t>
+      </w:r>
+      <w:proofErr w:type="gramEnd"/>
+      <w:r>
+        <w:rPr>
+          <w:rFonts w:ascii="Times New Roman" w:eastAsiaTheme="minorEastAsia" w:hAnsi="Times New Roman" w:cs="Times New Roman"/>
+          <w:sz w:val="28"/>
+          <w:szCs w:val="28"/>
+        </w:rPr>
+        <w:t xml:space="preserve"> выше.</w:t>
+      </w:r>
+    </w:p>
+    <w:p>
+      <w:pPr>
+        <w:rPr>
+          <w:rFonts w:ascii="Times New Roman" w:hAnsi="Times New Roman" w:cs="Times New Roman"/>
+          <w:sz w:val="28"/>
+          <w:szCs w:val="28"/>
+        </w:rPr>
+      </w:pPr>
+      <w:r>
+        <w:rPr>
+          <w:rFonts w:ascii="Times New Roman" w:hAnsi="Times New Roman" w:cs="Times New Roman"/>
+          <w:sz w:val="28"/>
+          <w:szCs w:val="28"/>
+        </w:rPr>
+        <w:t>Если константа скорости второй реакции k2 значительно больше первой k1 (k2 &gt;&gt; k1), высокая селективность достигается только при малых степенях превращения и резко падает при высоких степенях превращения.</w:t>
+      </w:r>
+      <w:r>
+        <w:t xml:space="preserve"> </w:t>
+      </w:r>
+      <w:r>
+        <w:rPr>
+          <w:rFonts w:ascii="Times New Roman" w:hAnsi="Times New Roman" w:cs="Times New Roman"/>
+          <w:sz w:val="28"/>
+          <w:szCs w:val="28"/>
+        </w:rPr>
+        <w:t>Для получения высокой селективности такие процессы следует осуществлять по циклической схеме при малой степени превращения исходного сырья за один проход через реактор. Целевой продукт извлекается из реакционной смеси с последующей рециркуля</w:t>
+      </w:r>
+      <w:r>
+        <w:rPr>
+          <w:rFonts w:ascii="Times New Roman" w:hAnsi="Times New Roman" w:cs="Times New Roman"/>
+          <w:sz w:val="28"/>
+          <w:szCs w:val="28"/>
+        </w:rPr>
+        <w:t xml:space="preserve">цией </w:t>
+      </w:r>
+      <w:proofErr w:type="spellStart"/>
+      <w:r>
+        <w:rPr>
+          <w:rFonts w:ascii="Times New Roman" w:hAnsi="Times New Roman" w:cs="Times New Roman"/>
+          <w:sz w:val="28"/>
+          <w:szCs w:val="28"/>
+        </w:rPr>
+        <w:t>непрореагировавшего</w:t>
+      </w:r>
+      <w:proofErr w:type="spellEnd"/>
+      <w:r>
+        <w:rPr>
+          <w:rFonts w:ascii="Times New Roman" w:hAnsi="Times New Roman" w:cs="Times New Roman"/>
+          <w:sz w:val="28"/>
+          <w:szCs w:val="28"/>
+        </w:rPr>
+        <w:t xml:space="preserve"> сырья.</w:t>
+      </w:r>
+    </w:p>
+    <w:p>
+      <w:pPr>
+        <w:rPr>
+          <w:rFonts w:ascii="Times New Roman" w:hAnsi="Times New Roman" w:cs="Times New Roman"/>
+          <w:sz w:val="28"/>
+          <w:szCs w:val="28"/>
+        </w:rPr>
+      </w:pPr>
+      <w:r>
+        <w:rPr>
+          <w:rFonts w:ascii="Times New Roman" w:hAnsi="Times New Roman" w:cs="Times New Roman"/>
+          <w:sz w:val="28"/>
+          <w:szCs w:val="28"/>
+        </w:rPr>
+        <w:t>Если k2 &lt;&lt; k1, можно одновременно достичь высокой селективности и степени использования сырья без введения рецикла.</w:t>
+      </w:r>
+    </w:p>
+    <w:p>
+      <w:pPr>
+        <w:rPr>
+          <w:rFonts w:ascii="Times New Roman" w:hAnsi="Times New Roman" w:cs="Times New Roman"/>
+          <w:sz w:val="28"/>
+          <w:szCs w:val="28"/>
+        </w:rPr>
+      </w:pPr>
+      <w:r>
+        <w:rPr>
+          <w:rFonts w:ascii="Times New Roman" w:hAnsi="Times New Roman" w:cs="Times New Roman"/>
+          <w:sz w:val="28"/>
+          <w:szCs w:val="28"/>
+        </w:rPr>
+        <w:t> Временем контакта (в. к.) условно называется время в секундах, в течение которого объем пара или газа находится в контакте с равным объемом катализатора</w:t>
+      </w:r>
+      <w:proofErr w:type="gramStart"/>
+      <w:r>
+        <w:rPr>
+          <w:rFonts w:ascii="Times New Roman" w:hAnsi="Times New Roman" w:cs="Times New Roman"/>
+          <w:sz w:val="28"/>
+          <w:szCs w:val="28"/>
+        </w:rPr>
+        <w:t>.</w:t>
+      </w:r>
+      <w:proofErr w:type="gramEnd"/>
+      <w:r>
+        <w:rPr>
+          <w:rFonts w:ascii="Times New Roman" w:hAnsi="Times New Roman" w:cs="Times New Roman"/>
+          <w:sz w:val="28"/>
+          <w:szCs w:val="28"/>
+        </w:rPr>
+        <w:t xml:space="preserve"> В</w:t>
+      </w:r>
+      <w:r>
+        <w:rPr>
+          <w:rFonts w:ascii="Times New Roman" w:hAnsi="Times New Roman" w:cs="Times New Roman"/>
+          <w:sz w:val="28"/>
+          <w:szCs w:val="28"/>
+        </w:rPr>
+        <w:t>ремя контакта есть величина, обратная объемной скорости, и выражается формулой</w:t>
+      </w:r>
+    </w:p>
+    <w:p>
+      <w:pPr>
+        <w:jc w:val="center"/>
+        <w:rPr>
+          <w:rFonts w:ascii="Times New Roman" w:hAnsi="Times New Roman" w:cs="Times New Roman"/>
+          <w:sz w:val="28"/>
+          <w:szCs w:val="28"/>
+        </w:rPr>
+      </w:pPr>
+      <w:r>
+        <w:rPr>
+          <w:rFonts w:ascii="Times New Roman" w:hAnsi="Times New Roman" w:cs="Times New Roman"/>
+          <w:noProof/>
+          <w:sz w:val="28"/>
+          <w:szCs w:val="28"/>
+          <w:lang w:eastAsia="ru-RU"/>
+        </w:rPr>
+        <w:drawing>
+          <wp:inline distT="0" distB="0" distL="0" distR="0">
+            <wp:extent cx="1656862" cy="609600"/>
+            <wp:effectExtent l="19050" t="0" r="488" b="0"/>
+            <wp:docPr id="47" name="Рисунок 10"/>
+            <wp:cNvGraphicFramePr>
+              <a:graphicFrameLocks xmlns:a="http://schemas.openxmlformats.org/drawingml/2006/main" noChangeAspect="1"/>
+            </wp:cNvGraphicFramePr>
+            <a:graphic xmlns:a="http://schemas.openxmlformats.org/drawingml/2006/main">
+              <a:graphicData uri="http://schemas.openxmlformats.org/drawingml/2006/picture">
+                <pic:pic xmlns:pic="http://schemas.openxmlformats.org/drawingml/2006/picture">
+                  <pic:nvPicPr>
+                    <pic:cNvPr id="0" name="Picture 10"/>
+                    <pic:cNvPicPr>
+                      <a:picLocks noChangeAspect="1" noChangeArrowheads="1"/>
+                    </pic:cNvPicPr>
+                  </pic:nvPicPr>
+                  <pic:blipFill>
+                    <a:blip r:embed="rId52"/>
+                    <a:srcRect/>
+                    <a:stretch>
+                      <a:fillRect/>
+                    </a:stretch>
+                  </pic:blipFill>
+                  <pic:spPr bwMode="auto">
+                    <a:xfrm>
+                      <a:off x="0" y="0"/>
+                      <a:ext cx="1656862" cy="609600"/>
+                    </a:xfrm>
+                    <a:prstGeom prst="rect">
+                      <a:avLst/>
+                    </a:prstGeom>
+                    <a:noFill/>
+                    <a:ln w="9525">
+                      <a:noFill/>
+                      <a:miter lim="800000"/>
+                      <a:headEnd/>
+                      <a:tailEnd/>
+                    </a:ln>
+                  </pic:spPr>
+                </pic:pic>
+              </a:graphicData>
+            </a:graphic>
+          </wp:inline>
+        </w:drawing>
+      </w:r>
+    </w:p>
+    <w:p>
+      <w:pPr>
+        <w:rPr>
+          <w:rFonts w:ascii="Times New Roman" w:hAnsi="Times New Roman" w:cs="Times New Roman"/>
+          <w:sz w:val="28"/>
+          <w:szCs w:val="28"/>
+        </w:rPr>
+      </w:pPr>
+      <w:r>
+        <w:rPr>
+          <w:rFonts w:ascii="Times New Roman" w:hAnsi="Times New Roman" w:cs="Times New Roman"/>
+          <w:sz w:val="28"/>
+          <w:szCs w:val="28"/>
+        </w:rPr>
+        <w:t>При увеличении количества катализатора и, соответственно, увеличении длины слоя</w:t>
+      </w:r>
+      <w:r>
+        <w:rPr>
+          <w:rFonts w:ascii="Times New Roman" w:hAnsi="Times New Roman" w:cs="Times New Roman"/>
+          <w:sz w:val="28"/>
+          <w:szCs w:val="28"/>
+        </w:rPr>
+        <w:t xml:space="preserve"> время контакта будет увеличиваться, а объёмная скорость, как величина обратная, будет уменьшаться.</w:t>
+      </w:r>
+    </w:p>
+    <w:p>
+      <w:pPr>
         <w:pStyle w:val="a4"/>
         <w:numPr>
           <w:ilvl w:val="0"/>
@@ -9819,8 +10758,705 @@
           <w:sz w:val="28"/>
           <w:szCs w:val="28"/>
         </w:rPr>
-        <w:t>Химические реакторы, основные типы. Материальный и тепловой балансы для реакторов смешения и вытеснения. Примеры реакторов в процессах получения серной кислоты, риформинга бензинов, конверсии метана.</w:t>
-      </w:r>
+        <w:t xml:space="preserve">Химические реакторы, основные типы. Материальный и тепловой балансы для реакторов смешения и вытеснения. Примеры реакторов в процессах получения серной кислоты, </w:t>
+      </w:r>
+      <w:proofErr w:type="spellStart"/>
+      <w:r>
+        <w:rPr>
+          <w:rFonts w:ascii="Times New Roman" w:hAnsi="Times New Roman" w:cs="Times New Roman"/>
+          <w:sz w:val="28"/>
+          <w:szCs w:val="28"/>
+        </w:rPr>
+        <w:t>риформинга</w:t>
+      </w:r>
+      <w:proofErr w:type="spellEnd"/>
+      <w:r>
+        <w:rPr>
+          <w:rFonts w:ascii="Times New Roman" w:hAnsi="Times New Roman" w:cs="Times New Roman"/>
+          <w:sz w:val="28"/>
+          <w:szCs w:val="28"/>
+        </w:rPr>
+        <w:t xml:space="preserve"> бензинов, конверсии метана.</w:t>
+      </w:r>
+    </w:p>
+    <w:p>
+      <w:pPr>
+        <w:jc w:val="center"/>
+        <w:rPr>
+          <w:rFonts w:ascii="Times New Roman" w:hAnsi="Times New Roman" w:cs="Times New Roman"/>
+          <w:sz w:val="28"/>
+          <w:szCs w:val="28"/>
+        </w:rPr>
+      </w:pPr>
+      <w:r>
+        <w:rPr>
+          <w:rFonts w:ascii="Times New Roman" w:hAnsi="Times New Roman" w:cs="Times New Roman"/>
+          <w:noProof/>
+          <w:sz w:val="28"/>
+          <w:szCs w:val="28"/>
+          <w:lang w:eastAsia="ru-RU"/>
+        </w:rPr>
+        <w:lastRenderedPageBreak/>
+        <w:drawing>
+          <wp:inline distT="0" distB="0" distL="0" distR="0">
+            <wp:extent cx="4238625" cy="3609960"/>
+            <wp:effectExtent l="19050" t="0" r="9525" b="0"/>
+            <wp:docPr id="48" name="Рисунок 13"/>
+            <wp:cNvGraphicFramePr>
+              <a:graphicFrameLocks xmlns:a="http://schemas.openxmlformats.org/drawingml/2006/main" noChangeAspect="1"/>
+            </wp:cNvGraphicFramePr>
+            <a:graphic xmlns:a="http://schemas.openxmlformats.org/drawingml/2006/main">
+              <a:graphicData uri="http://schemas.openxmlformats.org/drawingml/2006/picture">
+                <pic:pic xmlns:pic="http://schemas.openxmlformats.org/drawingml/2006/picture">
+                  <pic:nvPicPr>
+                    <pic:cNvPr id="0" name="Picture 13"/>
+                    <pic:cNvPicPr>
+                      <a:picLocks noChangeAspect="1" noChangeArrowheads="1"/>
+                    </pic:cNvPicPr>
+                  </pic:nvPicPr>
+                  <pic:blipFill>
+                    <a:blip r:embed="rId53"/>
+                    <a:srcRect/>
+                    <a:stretch>
+                      <a:fillRect/>
+                    </a:stretch>
+                  </pic:blipFill>
+                  <pic:spPr bwMode="auto">
+                    <a:xfrm>
+                      <a:off x="0" y="0"/>
+                      <a:ext cx="4243027" cy="3613709"/>
+                    </a:xfrm>
+                    <a:prstGeom prst="rect">
+                      <a:avLst/>
+                    </a:prstGeom>
+                    <a:noFill/>
+                    <a:ln w="9525">
+                      <a:noFill/>
+                      <a:miter lim="800000"/>
+                      <a:headEnd/>
+                      <a:tailEnd/>
+                    </a:ln>
+                  </pic:spPr>
+                </pic:pic>
+              </a:graphicData>
+            </a:graphic>
+          </wp:inline>
+        </w:drawing>
+      </w:r>
+    </w:p>
+    <w:p>
+      <w:pPr>
+        <w:jc w:val="center"/>
+        <w:rPr>
+          <w:rFonts w:ascii="Times New Roman" w:hAnsi="Times New Roman" w:cs="Times New Roman"/>
+          <w:sz w:val="28"/>
+          <w:szCs w:val="28"/>
+        </w:rPr>
+      </w:pPr>
+      <w:r>
+        <w:rPr>
+          <w:rFonts w:ascii="Times New Roman" w:hAnsi="Times New Roman" w:cs="Times New Roman"/>
+          <w:noProof/>
+          <w:sz w:val="28"/>
+          <w:szCs w:val="28"/>
+          <w:lang w:eastAsia="ru-RU"/>
+        </w:rPr>
+        <w:pict>
+          <v:roundrect id="_x0000_s1026" style="position:absolute;left:0;text-align:left;margin-left:234.45pt;margin-top:183.05pt;width:206.25pt;height:43.5pt;z-index:251658240" arcsize="10923f" filled="f" strokecolor="red"/>
+        </w:pict>
+      </w:r>
+      <w:r>
+        <w:rPr>
+          <w:rFonts w:ascii="Times New Roman" w:hAnsi="Times New Roman" w:cs="Times New Roman"/>
+          <w:noProof/>
+          <w:sz w:val="28"/>
+          <w:szCs w:val="28"/>
+          <w:lang w:eastAsia="ru-RU"/>
+        </w:rPr>
+        <w:drawing>
+          <wp:inline distT="0" distB="0" distL="0" distR="0">
+            <wp:extent cx="5940425" cy="3989364"/>
+            <wp:effectExtent l="19050" t="0" r="3175" b="0"/>
+            <wp:docPr id="49" name="Рисунок 16"/>
+            <wp:cNvGraphicFramePr>
+              <a:graphicFrameLocks xmlns:a="http://schemas.openxmlformats.org/drawingml/2006/main" noChangeAspect="1"/>
+            </wp:cNvGraphicFramePr>
+            <a:graphic xmlns:a="http://schemas.openxmlformats.org/drawingml/2006/main">
+              <a:graphicData uri="http://schemas.openxmlformats.org/drawingml/2006/picture">
+                <pic:pic xmlns:pic="http://schemas.openxmlformats.org/drawingml/2006/picture">
+                  <pic:nvPicPr>
+                    <pic:cNvPr id="0" name="Picture 16"/>
+                    <pic:cNvPicPr>
+                      <a:picLocks noChangeAspect="1" noChangeArrowheads="1"/>
+                    </pic:cNvPicPr>
+                  </pic:nvPicPr>
+                  <pic:blipFill>
+                    <a:blip r:embed="rId54"/>
+                    <a:srcRect/>
+                    <a:stretch>
+                      <a:fillRect/>
+                    </a:stretch>
+                  </pic:blipFill>
+                  <pic:spPr bwMode="auto">
+                    <a:xfrm>
+                      <a:off x="0" y="0"/>
+                      <a:ext cx="5940425" cy="3989364"/>
+                    </a:xfrm>
+                    <a:prstGeom prst="rect">
+                      <a:avLst/>
+                    </a:prstGeom>
+                    <a:noFill/>
+                    <a:ln w="9525">
+                      <a:noFill/>
+                      <a:miter lim="800000"/>
+                      <a:headEnd/>
+                      <a:tailEnd/>
+                    </a:ln>
+                  </pic:spPr>
+                </pic:pic>
+              </a:graphicData>
+            </a:graphic>
+          </wp:inline>
+        </w:drawing>
+      </w:r>
+    </w:p>
+    <w:p>
+      <w:pPr>
+        <w:jc w:val="center"/>
+        <w:rPr>
+          <w:rFonts w:ascii="Times New Roman" w:hAnsi="Times New Roman" w:cs="Times New Roman"/>
+          <w:sz w:val="28"/>
+          <w:szCs w:val="28"/>
+          <w:lang w:val="en-US"/>
+        </w:rPr>
+      </w:pPr>
+      <w:r>
+        <w:rPr>
+          <w:rFonts w:ascii="Times New Roman" w:hAnsi="Times New Roman" w:cs="Times New Roman"/>
+          <w:noProof/>
+          <w:sz w:val="28"/>
+          <w:szCs w:val="28"/>
+          <w:lang w:eastAsia="ru-RU"/>
+        </w:rPr>
+        <w:lastRenderedPageBreak/>
+        <w:pict>
+          <v:roundrect id="_x0000_s1027" style="position:absolute;left:0;text-align:left;margin-left:13.2pt;margin-top:266.55pt;width:441pt;height:39pt;z-index:251659264" arcsize="10923f" filled="f" strokecolor="red"/>
+        </w:pict>
+      </w:r>
+      <w:r>
+        <w:rPr>
+          <w:rFonts w:ascii="Times New Roman" w:hAnsi="Times New Roman" w:cs="Times New Roman"/>
+          <w:noProof/>
+          <w:sz w:val="28"/>
+          <w:szCs w:val="28"/>
+          <w:lang w:eastAsia="ru-RU"/>
+        </w:rPr>
+        <w:drawing>
+          <wp:inline distT="0" distB="0" distL="0" distR="0">
+            <wp:extent cx="5940425" cy="4370512"/>
+            <wp:effectExtent l="19050" t="0" r="3175" b="0"/>
+            <wp:docPr id="50" name="Рисунок 19"/>
+            <wp:cNvGraphicFramePr>
+              <a:graphicFrameLocks xmlns:a="http://schemas.openxmlformats.org/drawingml/2006/main" noChangeAspect="1"/>
+            </wp:cNvGraphicFramePr>
+            <a:graphic xmlns:a="http://schemas.openxmlformats.org/drawingml/2006/main">
+              <a:graphicData uri="http://schemas.openxmlformats.org/drawingml/2006/picture">
+                <pic:pic xmlns:pic="http://schemas.openxmlformats.org/drawingml/2006/picture">
+                  <pic:nvPicPr>
+                    <pic:cNvPr id="0" name="Picture 19"/>
+                    <pic:cNvPicPr>
+                      <a:picLocks noChangeAspect="1" noChangeArrowheads="1"/>
+                    </pic:cNvPicPr>
+                  </pic:nvPicPr>
+                  <pic:blipFill>
+                    <a:blip r:embed="rId55"/>
+                    <a:srcRect/>
+                    <a:stretch>
+                      <a:fillRect/>
+                    </a:stretch>
+                  </pic:blipFill>
+                  <pic:spPr bwMode="auto">
+                    <a:xfrm>
+                      <a:off x="0" y="0"/>
+                      <a:ext cx="5940425" cy="4370512"/>
+                    </a:xfrm>
+                    <a:prstGeom prst="rect">
+                      <a:avLst/>
+                    </a:prstGeom>
+                    <a:noFill/>
+                    <a:ln w="9525">
+                      <a:noFill/>
+                      <a:miter lim="800000"/>
+                      <a:headEnd/>
+                      <a:tailEnd/>
+                    </a:ln>
+                  </pic:spPr>
+                </pic:pic>
+              </a:graphicData>
+            </a:graphic>
+          </wp:inline>
+        </w:drawing>
+      </w:r>
+    </w:p>
+    <w:p>
+      <w:pPr>
+        <w:jc w:val="center"/>
+        <w:rPr>
+          <w:rFonts w:ascii="Times New Roman" w:hAnsi="Times New Roman" w:cs="Times New Roman"/>
+          <w:sz w:val="28"/>
+          <w:szCs w:val="28"/>
+          <w:lang w:val="en-US"/>
+        </w:rPr>
+      </w:pPr>
+      <w:r>
+        <w:rPr>
+          <w:rFonts w:ascii="Times New Roman" w:hAnsi="Times New Roman" w:cs="Times New Roman"/>
+          <w:noProof/>
+          <w:sz w:val="28"/>
+          <w:szCs w:val="28"/>
+          <w:lang w:eastAsia="ru-RU"/>
+        </w:rPr>
+        <w:drawing>
+          <wp:inline distT="0" distB="0" distL="0" distR="0">
+            <wp:extent cx="5940425" cy="2305823"/>
+            <wp:effectExtent l="19050" t="0" r="3175" b="0"/>
+            <wp:docPr id="51" name="Рисунок 22"/>
+            <wp:cNvGraphicFramePr>
+              <a:graphicFrameLocks xmlns:a="http://schemas.openxmlformats.org/drawingml/2006/main" noChangeAspect="1"/>
+            </wp:cNvGraphicFramePr>
+            <a:graphic xmlns:a="http://schemas.openxmlformats.org/drawingml/2006/main">
+              <a:graphicData uri="http://schemas.openxmlformats.org/drawingml/2006/picture">
+                <pic:pic xmlns:pic="http://schemas.openxmlformats.org/drawingml/2006/picture">
+                  <pic:nvPicPr>
+                    <pic:cNvPr id="0" name="Picture 22"/>
+                    <pic:cNvPicPr>
+                      <a:picLocks noChangeAspect="1" noChangeArrowheads="1"/>
+                    </pic:cNvPicPr>
+                  </pic:nvPicPr>
+                  <pic:blipFill>
+                    <a:blip r:embed="rId56"/>
+                    <a:srcRect/>
+                    <a:stretch>
+                      <a:fillRect/>
+                    </a:stretch>
+                  </pic:blipFill>
+                  <pic:spPr bwMode="auto">
+                    <a:xfrm>
+                      <a:off x="0" y="0"/>
+                      <a:ext cx="5940425" cy="2305823"/>
+                    </a:xfrm>
+                    <a:prstGeom prst="rect">
+                      <a:avLst/>
+                    </a:prstGeom>
+                    <a:noFill/>
+                    <a:ln w="9525">
+                      <a:noFill/>
+                      <a:miter lim="800000"/>
+                      <a:headEnd/>
+                      <a:tailEnd/>
+                    </a:ln>
+                  </pic:spPr>
+                </pic:pic>
+              </a:graphicData>
+            </a:graphic>
+          </wp:inline>
+        </w:drawing>
+      </w:r>
+    </w:p>
+    <w:p>
+      <w:pPr>
+        <w:rPr>
+          <w:rFonts w:ascii="Times New Roman" w:hAnsi="Times New Roman" w:cs="Times New Roman"/>
+          <w:sz w:val="28"/>
+          <w:szCs w:val="28"/>
+          <w:lang w:val="en-US"/>
+        </w:rPr>
+      </w:pPr>
+      <w:r>
+        <w:rPr>
+          <w:rFonts w:ascii="Times New Roman" w:hAnsi="Times New Roman" w:cs="Times New Roman"/>
+          <w:noProof/>
+          <w:sz w:val="28"/>
+          <w:szCs w:val="28"/>
+          <w:lang w:eastAsia="ru-RU"/>
+        </w:rPr>
+        <w:lastRenderedPageBreak/>
+        <w:drawing>
+          <wp:inline distT="0" distB="0" distL="0" distR="0">
+            <wp:extent cx="5940425" cy="4308088"/>
+            <wp:effectExtent l="19050" t="0" r="3175" b="0"/>
+            <wp:docPr id="52" name="Рисунок 25"/>
+            <wp:cNvGraphicFramePr>
+              <a:graphicFrameLocks xmlns:a="http://schemas.openxmlformats.org/drawingml/2006/main" noChangeAspect="1"/>
+            </wp:cNvGraphicFramePr>
+            <a:graphic xmlns:a="http://schemas.openxmlformats.org/drawingml/2006/main">
+              <a:graphicData uri="http://schemas.openxmlformats.org/drawingml/2006/picture">
+                <pic:pic xmlns:pic="http://schemas.openxmlformats.org/drawingml/2006/picture">
+                  <pic:nvPicPr>
+                    <pic:cNvPr id="0" name="Picture 25"/>
+                    <pic:cNvPicPr>
+                      <a:picLocks noChangeAspect="1" noChangeArrowheads="1"/>
+                    </pic:cNvPicPr>
+                  </pic:nvPicPr>
+                  <pic:blipFill>
+                    <a:blip r:embed="rId57"/>
+                    <a:srcRect/>
+                    <a:stretch>
+                      <a:fillRect/>
+                    </a:stretch>
+                  </pic:blipFill>
+                  <pic:spPr bwMode="auto">
+                    <a:xfrm>
+                      <a:off x="0" y="0"/>
+                      <a:ext cx="5940425" cy="4308088"/>
+                    </a:xfrm>
+                    <a:prstGeom prst="rect">
+                      <a:avLst/>
+                    </a:prstGeom>
+                    <a:noFill/>
+                    <a:ln w="9525">
+                      <a:noFill/>
+                      <a:miter lim="800000"/>
+                      <a:headEnd/>
+                      <a:tailEnd/>
+                    </a:ln>
+                  </pic:spPr>
+                </pic:pic>
+              </a:graphicData>
+            </a:graphic>
+          </wp:inline>
+        </w:drawing>
+      </w:r>
+    </w:p>
+    <w:p>
+      <w:pPr>
+        <w:rPr>
+          <w:rFonts w:ascii="Times New Roman" w:hAnsi="Times New Roman" w:cs="Times New Roman"/>
+          <w:sz w:val="28"/>
+          <w:szCs w:val="28"/>
+          <w:lang w:val="en-US"/>
+        </w:rPr>
+      </w:pPr>
+      <w:r>
+        <w:rPr>
+          <w:rFonts w:ascii="Times New Roman" w:hAnsi="Times New Roman" w:cs="Times New Roman"/>
+          <w:noProof/>
+          <w:sz w:val="28"/>
+          <w:szCs w:val="28"/>
+          <w:lang w:eastAsia="ru-RU"/>
+        </w:rPr>
+        <w:drawing>
+          <wp:inline distT="0" distB="0" distL="0" distR="0">
+            <wp:extent cx="5940425" cy="4419882"/>
+            <wp:effectExtent l="19050" t="0" r="3175" b="0"/>
+            <wp:docPr id="53" name="Рисунок 28"/>
+            <wp:cNvGraphicFramePr>
+              <a:graphicFrameLocks xmlns:a="http://schemas.openxmlformats.org/drawingml/2006/main" noChangeAspect="1"/>
+            </wp:cNvGraphicFramePr>
+            <a:graphic xmlns:a="http://schemas.openxmlformats.org/drawingml/2006/main">
+              <a:graphicData uri="http://schemas.openxmlformats.org/drawingml/2006/picture">
+                <pic:pic xmlns:pic="http://schemas.openxmlformats.org/drawingml/2006/picture">
+                  <pic:nvPicPr>
+                    <pic:cNvPr id="0" name="Picture 28"/>
+                    <pic:cNvPicPr>
+                      <a:picLocks noChangeAspect="1" noChangeArrowheads="1"/>
+                    </pic:cNvPicPr>
+                  </pic:nvPicPr>
+                  <pic:blipFill>
+                    <a:blip r:embed="rId58"/>
+                    <a:srcRect/>
+                    <a:stretch>
+                      <a:fillRect/>
+                    </a:stretch>
+                  </pic:blipFill>
+                  <pic:spPr bwMode="auto">
+                    <a:xfrm>
+                      <a:off x="0" y="0"/>
+                      <a:ext cx="5940425" cy="4419882"/>
+                    </a:xfrm>
+                    <a:prstGeom prst="rect">
+                      <a:avLst/>
+                    </a:prstGeom>
+                    <a:noFill/>
+                    <a:ln w="9525">
+                      <a:noFill/>
+                      <a:miter lim="800000"/>
+                      <a:headEnd/>
+                      <a:tailEnd/>
+                    </a:ln>
+                  </pic:spPr>
+                </pic:pic>
+              </a:graphicData>
+            </a:graphic>
+          </wp:inline>
+        </w:drawing>
+      </w:r>
+    </w:p>
+    <w:p>
+      <w:pPr>
+        <w:rPr>
+          <w:rFonts w:ascii="Times New Roman" w:hAnsi="Times New Roman" w:cs="Times New Roman"/>
+          <w:sz w:val="28"/>
+          <w:szCs w:val="28"/>
+          <w:lang w:val="en-US"/>
+        </w:rPr>
+      </w:pPr>
+      <w:r>
+        <w:rPr>
+          <w:rFonts w:ascii="Times New Roman" w:hAnsi="Times New Roman" w:cs="Times New Roman"/>
+          <w:noProof/>
+          <w:sz w:val="28"/>
+          <w:szCs w:val="28"/>
+          <w:lang w:eastAsia="ru-RU"/>
+        </w:rPr>
+        <w:lastRenderedPageBreak/>
+        <w:drawing>
+          <wp:inline distT="0" distB="0" distL="0" distR="0">
+            <wp:extent cx="5940425" cy="4424001"/>
+            <wp:effectExtent l="19050" t="0" r="3175" b="0"/>
+            <wp:docPr id="54" name="Рисунок 31"/>
+            <wp:cNvGraphicFramePr>
+              <a:graphicFrameLocks xmlns:a="http://schemas.openxmlformats.org/drawingml/2006/main" noChangeAspect="1"/>
+            </wp:cNvGraphicFramePr>
+            <a:graphic xmlns:a="http://schemas.openxmlformats.org/drawingml/2006/main">
+              <a:graphicData uri="http://schemas.openxmlformats.org/drawingml/2006/picture">
+                <pic:pic xmlns:pic="http://schemas.openxmlformats.org/drawingml/2006/picture">
+                  <pic:nvPicPr>
+                    <pic:cNvPr id="0" name="Picture 31"/>
+                    <pic:cNvPicPr>
+                      <a:picLocks noChangeAspect="1" noChangeArrowheads="1"/>
+                    </pic:cNvPicPr>
+                  </pic:nvPicPr>
+                  <pic:blipFill>
+                    <a:blip r:embed="rId59"/>
+                    <a:srcRect/>
+                    <a:stretch>
+                      <a:fillRect/>
+                    </a:stretch>
+                  </pic:blipFill>
+                  <pic:spPr bwMode="auto">
+                    <a:xfrm>
+                      <a:off x="0" y="0"/>
+                      <a:ext cx="5940425" cy="4424001"/>
+                    </a:xfrm>
+                    <a:prstGeom prst="rect">
+                      <a:avLst/>
+                    </a:prstGeom>
+                    <a:noFill/>
+                    <a:ln w="9525">
+                      <a:noFill/>
+                      <a:miter lim="800000"/>
+                      <a:headEnd/>
+                      <a:tailEnd/>
+                    </a:ln>
+                  </pic:spPr>
+                </pic:pic>
+              </a:graphicData>
+            </a:graphic>
+          </wp:inline>
+        </w:drawing>
+      </w:r>
+    </w:p>
+    <w:p>
+      <w:pPr>
+        <w:rPr>
+          <w:rFonts w:ascii="Times New Roman" w:hAnsi="Times New Roman" w:cs="Times New Roman"/>
+          <w:sz w:val="28"/>
+          <w:szCs w:val="28"/>
+          <w:lang w:val="en-US"/>
+        </w:rPr>
+      </w:pPr>
+      <w:r>
+        <w:rPr>
+          <w:rFonts w:ascii="Times New Roman" w:hAnsi="Times New Roman" w:cs="Times New Roman"/>
+          <w:noProof/>
+          <w:sz w:val="28"/>
+          <w:szCs w:val="28"/>
+          <w:lang w:eastAsia="ru-RU"/>
+        </w:rPr>
+        <w:drawing>
+          <wp:inline distT="0" distB="0" distL="0" distR="0">
+            <wp:extent cx="5940425" cy="4016611"/>
+            <wp:effectExtent l="19050" t="0" r="3175" b="0"/>
+            <wp:docPr id="55" name="Рисунок 34"/>
+            <wp:cNvGraphicFramePr>
+              <a:graphicFrameLocks xmlns:a="http://schemas.openxmlformats.org/drawingml/2006/main" noChangeAspect="1"/>
+            </wp:cNvGraphicFramePr>
+            <a:graphic xmlns:a="http://schemas.openxmlformats.org/drawingml/2006/main">
+              <a:graphicData uri="http://schemas.openxmlformats.org/drawingml/2006/picture">
+                <pic:pic xmlns:pic="http://schemas.openxmlformats.org/drawingml/2006/picture">
+                  <pic:nvPicPr>
+                    <pic:cNvPr id="0" name="Picture 34"/>
+                    <pic:cNvPicPr>
+                      <a:picLocks noChangeAspect="1" noChangeArrowheads="1"/>
+                    </pic:cNvPicPr>
+                  </pic:nvPicPr>
+                  <pic:blipFill>
+                    <a:blip r:embed="rId60"/>
+                    <a:srcRect/>
+                    <a:stretch>
+                      <a:fillRect/>
+                    </a:stretch>
+                  </pic:blipFill>
+                  <pic:spPr bwMode="auto">
+                    <a:xfrm>
+                      <a:off x="0" y="0"/>
+                      <a:ext cx="5940425" cy="4016611"/>
+                    </a:xfrm>
+                    <a:prstGeom prst="rect">
+                      <a:avLst/>
+                    </a:prstGeom>
+                    <a:noFill/>
+                    <a:ln w="9525">
+                      <a:noFill/>
+                      <a:miter lim="800000"/>
+                      <a:headEnd/>
+                      <a:tailEnd/>
+                    </a:ln>
+                  </pic:spPr>
+                </pic:pic>
+              </a:graphicData>
+            </a:graphic>
+          </wp:inline>
+        </w:drawing>
+      </w:r>
+    </w:p>
+    <w:p>
+      <w:pPr>
+        <w:rPr>
+          <w:rFonts w:ascii="Times New Roman" w:hAnsi="Times New Roman" w:cs="Times New Roman"/>
+          <w:sz w:val="28"/>
+          <w:szCs w:val="28"/>
+          <w:lang w:val="en-US"/>
+        </w:rPr>
+      </w:pPr>
+      <w:r>
+        <w:rPr>
+          <w:rFonts w:ascii="Times New Roman" w:hAnsi="Times New Roman" w:cs="Times New Roman"/>
+          <w:noProof/>
+          <w:sz w:val="28"/>
+          <w:szCs w:val="28"/>
+          <w:lang w:eastAsia="ru-RU"/>
+        </w:rPr>
+        <w:lastRenderedPageBreak/>
+        <w:drawing>
+          <wp:inline distT="0" distB="0" distL="0" distR="0">
+            <wp:extent cx="5940425" cy="4504125"/>
+            <wp:effectExtent l="19050" t="0" r="3175" b="0"/>
+            <wp:docPr id="56" name="Рисунок 37"/>
+            <wp:cNvGraphicFramePr>
+              <a:graphicFrameLocks xmlns:a="http://schemas.openxmlformats.org/drawingml/2006/main" noChangeAspect="1"/>
+            </wp:cNvGraphicFramePr>
+            <a:graphic xmlns:a="http://schemas.openxmlformats.org/drawingml/2006/main">
+              <a:graphicData uri="http://schemas.openxmlformats.org/drawingml/2006/picture">
+                <pic:pic xmlns:pic="http://schemas.openxmlformats.org/drawingml/2006/picture">
+                  <pic:nvPicPr>
+                    <pic:cNvPr id="0" name="Picture 37"/>
+                    <pic:cNvPicPr>
+                      <a:picLocks noChangeAspect="1" noChangeArrowheads="1"/>
+                    </pic:cNvPicPr>
+                  </pic:nvPicPr>
+                  <pic:blipFill>
+                    <a:blip r:embed="rId61"/>
+                    <a:srcRect/>
+                    <a:stretch>
+                      <a:fillRect/>
+                    </a:stretch>
+                  </pic:blipFill>
+                  <pic:spPr bwMode="auto">
+                    <a:xfrm>
+                      <a:off x="0" y="0"/>
+                      <a:ext cx="5940425" cy="4504125"/>
+                    </a:xfrm>
+                    <a:prstGeom prst="rect">
+                      <a:avLst/>
+                    </a:prstGeom>
+                    <a:noFill/>
+                    <a:ln w="9525">
+                      <a:noFill/>
+                      <a:miter lim="800000"/>
+                      <a:headEnd/>
+                      <a:tailEnd/>
+                    </a:ln>
+                  </pic:spPr>
+                </pic:pic>
+              </a:graphicData>
+            </a:graphic>
+          </wp:inline>
+        </w:drawing>
+      </w:r>
+    </w:p>
+    <w:p>
+      <w:pPr>
+        <w:rPr>
+          <w:rFonts w:ascii="Times New Roman" w:hAnsi="Times New Roman" w:cs="Times New Roman"/>
+          <w:sz w:val="28"/>
+          <w:szCs w:val="28"/>
+        </w:rPr>
+      </w:pPr>
+      <w:r>
+        <w:rPr>
+          <w:rFonts w:ascii="Times New Roman" w:hAnsi="Times New Roman" w:cs="Times New Roman"/>
+          <w:noProof/>
+          <w:sz w:val="28"/>
+          <w:szCs w:val="28"/>
+          <w:lang w:eastAsia="ru-RU"/>
+        </w:rPr>
+        <w:drawing>
+          <wp:inline distT="0" distB="0" distL="0" distR="0">
+            <wp:extent cx="5940425" cy="4377155"/>
+            <wp:effectExtent l="19050" t="0" r="3175" b="0"/>
+            <wp:docPr id="57" name="Рисунок 40"/>
+            <wp:cNvGraphicFramePr>
+              <a:graphicFrameLocks xmlns:a="http://schemas.openxmlformats.org/drawingml/2006/main" noChangeAspect="1"/>
+            </wp:cNvGraphicFramePr>
+            <a:graphic xmlns:a="http://schemas.openxmlformats.org/drawingml/2006/main">
+              <a:graphicData uri="http://schemas.openxmlformats.org/drawingml/2006/picture">
+                <pic:pic xmlns:pic="http://schemas.openxmlformats.org/drawingml/2006/picture">
+                  <pic:nvPicPr>
+                    <pic:cNvPr id="0" name="Picture 40"/>
+                    <pic:cNvPicPr>
+                      <a:picLocks noChangeAspect="1" noChangeArrowheads="1"/>
+                    </pic:cNvPicPr>
+                  </pic:nvPicPr>
+                  <pic:blipFill>
+                    <a:blip r:embed="rId62"/>
+                    <a:srcRect/>
+                    <a:stretch>
+                      <a:fillRect/>
+                    </a:stretch>
+                  </pic:blipFill>
+                  <pic:spPr bwMode="auto">
+                    <a:xfrm>
+                      <a:off x="0" y="0"/>
+                      <a:ext cx="5940425" cy="4377155"/>
+                    </a:xfrm>
+                    <a:prstGeom prst="rect">
+                      <a:avLst/>
+                    </a:prstGeom>
+                    <a:noFill/>
+                    <a:ln w="9525">
+                      <a:noFill/>
+                      <a:miter lim="800000"/>
+                      <a:headEnd/>
+                      <a:tailEnd/>
+                    </a:ln>
+                  </pic:spPr>
+                </pic:pic>
+              </a:graphicData>
+            </a:graphic>
+          </wp:inline>
+        </w:drawing>
+      </w:r>
+    </w:p>
+    <w:p>
+      <w:pPr>
+        <w:rPr>
+          <w:rFonts w:ascii="Times New Roman" w:hAnsi="Times New Roman" w:cs="Times New Roman"/>
+          <w:sz w:val="28"/>
+          <w:szCs w:val="28"/>
+        </w:rPr>
+      </w:pPr>
     </w:p>
     <w:p>
       <w:pPr>
@@ -9915,8 +11551,8 @@
 </file>
 
 <file path=word/numbering.xml><?xml version="1.0" encoding="utf-8"?>
-<w:numbering xmlns:wpc="http://schemas.microsoft.com/office/word/2010/wordprocessingCanvas" xmlns:cx="http://schemas.microsoft.com/office/drawing/2014/chartex" xmlns:cx1="http://schemas.microsoft.com/office/drawing/2015/9/8/chartex" xmlns:cx2="http://schemas.microsoft.com/office/drawing/2015/10/21/chartex" xmlns:cx3="http://schemas.microsoft.com/office/drawing/2016/5/9/chartex" xmlns:cx4="http://schemas.microsoft.com/office/drawing/2016/5/10/chartex" xmlns:cx5="http://schemas.microsoft.com/office/drawing/2016/5/11/chartex" xmlns:cx6="http://schemas.microsoft.com/office/drawing/2016/5/12/chartex" xmlns:cx7="http://schemas.microsoft.com/office/drawing/2016/5/13/chartex" xmlns:cx8="http://schemas.microsoft.com/office/drawing/2016/5/14/chartex" xmlns:mc="http://schemas.openxmlformats.org/markup-compatibility/2006" xmlns:aink="http://schemas.microsoft.com/office/drawing/2016/ink" xmlns:am3d="http://schemas.microsoft.com/office/drawing/2017/model3d" xmlns:o="urn:schemas-microsoft-com:office:office" xmlns:r="http://schemas.openxmlformats.org/officeDocument/2006/relationships" xmlns:m="http://schemas.openxmlformats.org/officeDocument/2006/math" xmlns:v="urn:schemas-microsoft-com:vml" xmlns:wp14="http://schemas.microsoft.com/office/word/2010/wordprocessingDrawing" xmlns:wp="http://schemas.openxmlformats.org/drawingml/2006/wordprocessingDrawing" xmlns:w10="urn:schemas-microsoft-com:office:word" xmlns:w="http://schemas.openxmlformats.org/wordprocessingml/2006/main" xmlns:w14="http://schemas.microsoft.com/office/word/2010/wordml" xmlns:w15="http://schemas.microsoft.com/office/word/2012/wordml" xmlns:w16cex="http://schemas.microsoft.com/office/word/2018/wordml/cex" xmlns:w16cid="http://schemas.microsoft.com/office/word/2016/wordml/cid" xmlns:w16="http://schemas.microsoft.com/office/word/2018/wordml" xmlns:w16se="http://schemas.microsoft.com/office/word/2015/wordml/symex" xmlns:wpg="http://schemas.microsoft.com/office/word/2010/wordprocessingGroup" xmlns:wpi="http://schemas.microsoft.com/office/word/2010/wordprocessingInk" xmlns:wne="http://schemas.microsoft.com/office/word/2006/wordml" xmlns:wps="http://schemas.microsoft.com/office/word/2010/wordprocessingShape" mc:Ignorable="w14 w15 w16se w16cid w16 w16cex wp14">
-  <w:abstractNum w:abstractNumId="0" w15:restartNumberingAfterBreak="0">
+<w:numbering xmlns:ve="http://schemas.openxmlformats.org/markup-compatibility/2006" xmlns:o="urn:schemas-microsoft-com:office:office" xmlns:r="http://schemas.openxmlformats.org/officeDocument/2006/relationships" xmlns:m="http://schemas.openxmlformats.org/officeDocument/2006/math" xmlns:v="urn:schemas-microsoft-com:vml" xmlns:wp="http://schemas.openxmlformats.org/drawingml/2006/wordprocessingDrawing" xmlns:w10="urn:schemas-microsoft-com:office:word" xmlns:w="http://schemas.openxmlformats.org/wordprocessingml/2006/main" xmlns:wne="http://schemas.microsoft.com/office/word/2006/wordml">
+  <w:abstractNum w:abstractNumId="0">
     <w:nsid w:val="157A240F"/>
     <w:multiLevelType w:val="hybridMultilevel"/>
     <w:tmpl w:val="7422A5AA"/>
@@ -10005,7 +11641,7 @@
       </w:pPr>
     </w:lvl>
   </w:abstractNum>
-  <w:abstractNum w:abstractNumId="1" w15:restartNumberingAfterBreak="0">
+  <w:abstractNum w:abstractNumId="1">
     <w:nsid w:val="3BBA0AAB"/>
     <w:multiLevelType w:val="hybridMultilevel"/>
     <w:tmpl w:val="518611B4"/>
@@ -10094,7 +11730,7 @@
       </w:pPr>
     </w:lvl>
   </w:abstractNum>
-  <w:abstractNum w:abstractNumId="2" w15:restartNumberingAfterBreak="0">
+  <w:abstractNum w:abstractNumId="2">
     <w:nsid w:val="4DCE2F6F"/>
     <w:multiLevelType w:val="hybridMultilevel"/>
     <w:tmpl w:val="FC087234"/>
@@ -10234,7 +11870,7 @@
       </w:rPr>
     </w:lvl>
   </w:abstractNum>
-  <w:abstractNum w:abstractNumId="3" w15:restartNumberingAfterBreak="0">
+  <w:abstractNum w:abstractNumId="3">
     <w:nsid w:val="5DDB77F1"/>
     <w:multiLevelType w:val="hybridMultilevel"/>
     <w:tmpl w:val="CE529D0E"/>
@@ -10324,7 +11960,7 @@
       </w:pPr>
     </w:lvl>
   </w:abstractNum>
-  <w:abstractNum w:abstractNumId="4" w15:restartNumberingAfterBreak="0">
+  <w:abstractNum w:abstractNumId="4">
     <w:nsid w:val="6029498E"/>
     <w:multiLevelType w:val="hybridMultilevel"/>
     <w:tmpl w:val="D1DC84D6"/>
@@ -10432,7 +12068,7 @@
 </file>
 
 <file path=word/styles.xml><?xml version="1.0" encoding="utf-8"?>
-<w:styles xmlns:mc="http://schemas.openxmlformats.org/markup-compatibility/2006" xmlns:r="http://schemas.openxmlformats.org/officeDocument/2006/relationships" xmlns:w="http://schemas.openxmlformats.org/wordprocessingml/2006/main" xmlns:w14="http://schemas.microsoft.com/office/word/2010/wordml" xmlns:w15="http://schemas.microsoft.com/office/word/2012/wordml" xmlns:w16cex="http://schemas.microsoft.com/office/word/2018/wordml/cex" xmlns:w16cid="http://schemas.microsoft.com/office/word/2016/wordml/cid" xmlns:w16="http://schemas.microsoft.com/office/word/2018/wordml" xmlns:w16se="http://schemas.microsoft.com/office/word/2015/wordml/symex" mc:Ignorable="w14 w15 w16se w16cid w16 w16cex">
+<w:styles xmlns:r="http://schemas.openxmlformats.org/officeDocument/2006/relationships" xmlns:w="http://schemas.openxmlformats.org/wordprocessingml/2006/main">
   <w:docDefaults>
     <w:rPrDefault>
       <w:rPr>
@@ -10448,387 +12084,149 @@
       </w:pPr>
     </w:pPrDefault>
   </w:docDefaults>
-  <w:latentStyles w:defLockedState="0" w:defUIPriority="99" w:defSemiHidden="0" w:defUnhideWhenUsed="0" w:defQFormat="0" w:count="376">
-    <w:lsdException w:name="Normal" w:uiPriority="0" w:qFormat="1"/>
-    <w:lsdException w:name="heading 1" w:uiPriority="9" w:qFormat="1"/>
-    <w:lsdException w:name="heading 2" w:semiHidden="1" w:uiPriority="9" w:unhideWhenUsed="1" w:qFormat="1"/>
-    <w:lsdException w:name="heading 3" w:semiHidden="1" w:uiPriority="9" w:unhideWhenUsed="1" w:qFormat="1"/>
-    <w:lsdException w:name="heading 4" w:semiHidden="1" w:uiPriority="9" w:unhideWhenUsed="1" w:qFormat="1"/>
-    <w:lsdException w:name="heading 5" w:semiHidden="1" w:uiPriority="9" w:unhideWhenUsed="1" w:qFormat="1"/>
-    <w:lsdException w:name="heading 6" w:semiHidden="1" w:uiPriority="9" w:unhideWhenUsed="1" w:qFormat="1"/>
-    <w:lsdException w:name="heading 7" w:semiHidden="1" w:uiPriority="9" w:unhideWhenUsed="1" w:qFormat="1"/>
-    <w:lsdException w:name="heading 8" w:semiHidden="1" w:uiPriority="9" w:unhideWhenUsed="1" w:qFormat="1"/>
-    <w:lsdException w:name="heading 9" w:semiHidden="1" w:uiPriority="9" w:unhideWhenUsed="1" w:qFormat="1"/>
-    <w:lsdException w:name="index 1" w:semiHidden="1" w:unhideWhenUsed="1"/>
-    <w:lsdException w:name="index 2" w:semiHidden="1" w:unhideWhenUsed="1"/>
-    <w:lsdException w:name="index 3" w:semiHidden="1" w:unhideWhenUsed="1"/>
-    <w:lsdException w:name="index 4" w:semiHidden="1" w:unhideWhenUsed="1"/>
-    <w:lsdException w:name="index 5" w:semiHidden="1" w:unhideWhenUsed="1"/>
-    <w:lsdException w:name="index 6" w:semiHidden="1" w:unhideWhenUsed="1"/>
-    <w:lsdException w:name="index 7" w:semiHidden="1" w:unhideWhenUsed="1"/>
-    <w:lsdException w:name="index 8" w:semiHidden="1" w:unhideWhenUsed="1"/>
-    <w:lsdException w:name="index 9" w:semiHidden="1" w:unhideWhenUsed="1"/>
-    <w:lsdException w:name="toc 1" w:semiHidden="1" w:uiPriority="39" w:unhideWhenUsed="1"/>
-    <w:lsdException w:name="toc 2" w:semiHidden="1" w:uiPriority="39" w:unhideWhenUsed="1"/>
-    <w:lsdException w:name="toc 3" w:semiHidden="1" w:uiPriority="39" w:unhideWhenUsed="1"/>
-    <w:lsdException w:name="toc 4" w:semiHidden="1" w:uiPriority="39" w:unhideWhenUsed="1"/>
-    <w:lsdException w:name="toc 5" w:semiHidden="1" w:uiPriority="39" w:unhideWhenUsed="1"/>
-    <w:lsdException w:name="toc 6" w:semiHidden="1" w:uiPriority="39" w:unhideWhenUsed="1"/>
-    <w:lsdException w:name="toc 7" w:semiHidden="1" w:uiPriority="39" w:unhideWhenUsed="1"/>
-    <w:lsdException w:name="toc 8" w:semiHidden="1" w:uiPriority="39" w:unhideWhenUsed="1"/>
-    <w:lsdException w:name="toc 9" w:semiHidden="1" w:uiPriority="39" w:unhideWhenUsed="1"/>
-    <w:lsdException w:name="Normal Indent" w:semiHidden="1" w:unhideWhenUsed="1"/>
-    <w:lsdException w:name="footnote text" w:semiHidden="1" w:unhideWhenUsed="1"/>
-    <w:lsdException w:name="annotation text" w:semiHidden="1" w:unhideWhenUsed="1"/>
-    <w:lsdException w:name="header" w:semiHidden="1" w:unhideWhenUsed="1"/>
-    <w:lsdException w:name="footer" w:semiHidden="1" w:unhideWhenUsed="1"/>
-    <w:lsdException w:name="index heading" w:semiHidden="1" w:unhideWhenUsed="1"/>
-    <w:lsdException w:name="caption" w:semiHidden="1" w:uiPriority="35" w:unhideWhenUsed="1" w:qFormat="1"/>
-    <w:lsdException w:name="table of figures" w:semiHidden="1" w:unhideWhenUsed="1"/>
-    <w:lsdException w:name="envelope address" w:semiHidden="1" w:unhideWhenUsed="1"/>
-    <w:lsdException w:name="envelope return" w:semiHidden="1" w:unhideWhenUsed="1"/>
-    <w:lsdException w:name="footnote reference" w:semiHidden="1" w:unhideWhenUsed="1"/>
-    <w:lsdException w:name="annotation reference" w:semiHidden="1" w:unhideWhenUsed="1"/>
-    <w:lsdException w:name="line number" w:semiHidden="1" w:unhideWhenUsed="1"/>
-    <w:lsdException w:name="page number" w:semiHidden="1" w:unhideWhenUsed="1"/>
-    <w:lsdException w:name="endnote reference" w:semiHidden="1" w:unhideWhenUsed="1"/>
-    <w:lsdException w:name="endnote text" w:semiHidden="1" w:unhideWhenUsed="1"/>
-    <w:lsdException w:name="table of authorities" w:semiHidden="1" w:unhideWhenUsed="1"/>
-    <w:lsdException w:name="macro" w:semiHidden="1" w:unhideWhenUsed="1"/>
-    <w:lsdException w:name="toa heading" w:semiHidden="1" w:unhideWhenUsed="1"/>
-    <w:lsdException w:name="List" w:semiHidden="1" w:unhideWhenUsed="1"/>
-    <w:lsdException w:name="List Bullet" w:semiHidden="1" w:unhideWhenUsed="1"/>
-    <w:lsdException w:name="List Number" w:semiHidden="1" w:unhideWhenUsed="1"/>
-    <w:lsdException w:name="List 2" w:semiHidden="1" w:unhideWhenUsed="1"/>
-    <w:lsdException w:name="List 3" w:semiHidden="1" w:unhideWhenUsed="1"/>
-    <w:lsdException w:name="List 4" w:semiHidden="1" w:unhideWhenUsed="1"/>
-    <w:lsdException w:name="List 5" w:semiHidden="1" w:unhideWhenUsed="1"/>
-    <w:lsdException w:name="List Bullet 2" w:semiHidden="1" w:unhideWhenUsed="1"/>
-    <w:lsdException w:name="List Bullet 3" w:semiHidden="1" w:unhideWhenUsed="1"/>
-    <w:lsdException w:name="List Bullet 4" w:semiHidden="1" w:unhideWhenUsed="1"/>
-    <w:lsdException w:name="List Bullet 5" w:semiHidden="1" w:unhideWhenUsed="1"/>
-    <w:lsdException w:name="List Number 2" w:semiHidden="1" w:unhideWhenUsed="1"/>
-    <w:lsdException w:name="List Number 3" w:semiHidden="1" w:unhideWhenUsed="1"/>
-    <w:lsdException w:name="List Number 4" w:semiHidden="1" w:unhideWhenUsed="1"/>
-    <w:lsdException w:name="List Number 5" w:semiHidden="1" w:unhideWhenUsed="1"/>
-    <w:lsdException w:name="Title" w:uiPriority="10" w:qFormat="1"/>
-    <w:lsdException w:name="Closing" w:semiHidden="1" w:unhideWhenUsed="1"/>
-    <w:lsdException w:name="Signature" w:semiHidden="1" w:unhideWhenUsed="1"/>
-    <w:lsdException w:name="Default Paragraph Font" w:semiHidden="1" w:uiPriority="1" w:unhideWhenUsed="1"/>
-    <w:lsdException w:name="Body Text" w:semiHidden="1" w:unhideWhenUsed="1"/>
-    <w:lsdException w:name="Body Text Indent" w:semiHidden="1" w:unhideWhenUsed="1"/>
-    <w:lsdException w:name="List Continue" w:semiHidden="1" w:unhideWhenUsed="1"/>
-    <w:lsdException w:name="List Continue 2" w:semiHidden="1" w:unhideWhenUsed="1"/>
-    <w:lsdException w:name="List Continue 3" w:semiHidden="1" w:unhideWhenUsed="1"/>
-    <w:lsdException w:name="List Continue 4" w:semiHidden="1" w:unhideWhenUsed="1"/>
-    <w:lsdException w:name="List Continue 5" w:semiHidden="1" w:unhideWhenUsed="1"/>
-    <w:lsdException w:name="Message Header" w:semiHidden="1" w:unhideWhenUsed="1"/>
-    <w:lsdException w:name="Subtitle" w:uiPriority="11" w:qFormat="1"/>
-    <w:lsdException w:name="Salutation" w:semiHidden="1" w:unhideWhenUsed="1"/>
-    <w:lsdException w:name="Date" w:semiHidden="1" w:unhideWhenUsed="1"/>
-    <w:lsdException w:name="Body Text First Indent" w:semiHidden="1" w:unhideWhenUsed="1"/>
-    <w:lsdException w:name="Body Text First Indent 2" w:semiHidden="1" w:unhideWhenUsed="1"/>
-    <w:lsdException w:name="Note Heading" w:semiHidden="1" w:unhideWhenUsed="1"/>
-    <w:lsdException w:name="Body Text 2" w:semiHidden="1" w:unhideWhenUsed="1"/>
-    <w:lsdException w:name="Body Text 3" w:semiHidden="1" w:unhideWhenUsed="1"/>
-    <w:lsdException w:name="Body Text Indent 2" w:semiHidden="1" w:unhideWhenUsed="1"/>
-    <w:lsdException w:name="Body Text Indent 3" w:semiHidden="1" w:unhideWhenUsed="1"/>
-    <w:lsdException w:name="Block Text" w:semiHidden="1" w:unhideWhenUsed="1"/>
-    <w:lsdException w:name="Hyperlink" w:semiHidden="1" w:unhideWhenUsed="1"/>
-    <w:lsdException w:name="FollowedHyperlink" w:semiHidden="1" w:unhideWhenUsed="1"/>
-    <w:lsdException w:name="Strong" w:uiPriority="22" w:qFormat="1"/>
-    <w:lsdException w:name="Emphasis" w:uiPriority="20" w:qFormat="1"/>
-    <w:lsdException w:name="Document Map" w:semiHidden="1" w:unhideWhenUsed="1"/>
-    <w:lsdException w:name="Plain Text" w:semiHidden="1" w:unhideWhenUsed="1"/>
-    <w:lsdException w:name="E-mail Signature" w:semiHidden="1" w:unhideWhenUsed="1"/>
-    <w:lsdException w:name="HTML Top of Form" w:semiHidden="1" w:unhideWhenUsed="1"/>
-    <w:lsdException w:name="HTML Bottom of Form" w:semiHidden="1" w:unhideWhenUsed="1"/>
-    <w:lsdException w:name="Normal (Web)" w:semiHidden="1" w:unhideWhenUsed="1"/>
-    <w:lsdException w:name="HTML Acronym" w:semiHidden="1" w:unhideWhenUsed="1"/>
-    <w:lsdException w:name="HTML Address" w:semiHidden="1" w:unhideWhenUsed="1"/>
-    <w:lsdException w:name="HTML Cite" w:semiHidden="1" w:unhideWhenUsed="1"/>
-    <w:lsdException w:name="HTML Code" w:semiHidden="1" w:unhideWhenUsed="1"/>
-    <w:lsdException w:name="HTML Definition" w:semiHidden="1" w:unhideWhenUsed="1"/>
-    <w:lsdException w:name="HTML Keyboard" w:semiHidden="1" w:unhideWhenUsed="1"/>
-    <w:lsdException w:name="HTML Preformatted" w:semiHidden="1" w:unhideWhenUsed="1"/>
-    <w:lsdException w:name="HTML Sample" w:semiHidden="1" w:unhideWhenUsed="1"/>
-    <w:lsdException w:name="HTML Typewriter" w:semiHidden="1" w:unhideWhenUsed="1"/>
-    <w:lsdException w:name="HTML Variable" w:semiHidden="1" w:unhideWhenUsed="1"/>
-    <w:lsdException w:name="Normal Table" w:semiHidden="1" w:unhideWhenUsed="1"/>
-    <w:lsdException w:name="annotation subject" w:semiHidden="1" w:unhideWhenUsed="1"/>
-    <w:lsdException w:name="No List" w:semiHidden="1" w:unhideWhenUsed="1"/>
-    <w:lsdException w:name="Outline List 1" w:semiHidden="1" w:unhideWhenUsed="1"/>
-    <w:lsdException w:name="Outline List 2" w:semiHidden="1" w:unhideWhenUsed="1"/>
-    <w:lsdException w:name="Outline List 3" w:semiHidden="1" w:unhideWhenUsed="1"/>
-    <w:lsdException w:name="Table Simple 1" w:semiHidden="1" w:unhideWhenUsed="1"/>
-    <w:lsdException w:name="Table Simple 2" w:semiHidden="1" w:unhideWhenUsed="1"/>
-    <w:lsdException w:name="Table Simple 3" w:semiHidden="1" w:unhideWhenUsed="1"/>
-    <w:lsdException w:name="Table Classic 1" w:semiHidden="1" w:unhideWhenUsed="1"/>
-    <w:lsdException w:name="Table Classic 2" w:semiHidden="1" w:unhideWhenUsed="1"/>
-    <w:lsdException w:name="Table Classic 3" w:semiHidden="1" w:unhideWhenUsed="1"/>
-    <w:lsdException w:name="Table Classic 4" w:semiHidden="1" w:unhideWhenUsed="1"/>
-    <w:lsdException w:name="Table Colorful 1" w:semiHidden="1" w:unhideWhenUsed="1"/>
-    <w:lsdException w:name="Table Colorful 2" w:semiHidden="1" w:unhideWhenUsed="1"/>
-    <w:lsdException w:name="Table Colorful 3" w:semiHidden="1" w:unhideWhenUsed="1"/>
-    <w:lsdException w:name="Table Columns 1" w:semiHidden="1" w:unhideWhenUsed="1"/>
-    <w:lsdException w:name="Table Columns 2" w:semiHidden="1" w:unhideWhenUsed="1"/>
-    <w:lsdException w:name="Table Columns 3" w:semiHidden="1" w:unhideWhenUsed="1"/>
-    <w:lsdException w:name="Table Columns 4" w:semiHidden="1" w:unhideWhenUsed="1"/>
-    <w:lsdException w:name="Table Columns 5" w:semiHidden="1" w:unhideWhenUsed="1"/>
-    <w:lsdException w:name="Table Grid 1" w:semiHidden="1" w:unhideWhenUsed="1"/>
-    <w:lsdException w:name="Table Grid 2" w:semiHidden="1" w:unhideWhenUsed="1"/>
-    <w:lsdException w:name="Table Grid 3" w:semiHidden="1" w:unhideWhenUsed="1"/>
-    <w:lsdException w:name="Table Grid 4" w:semiHidden="1" w:unhideWhenUsed="1"/>
-    <w:lsdException w:name="Table Grid 5" w:semiHidden="1" w:unhideWhenUsed="1"/>
-    <w:lsdException w:name="Table Grid 6" w:semiHidden="1" w:unhideWhenUsed="1"/>
-    <w:lsdException w:name="Table Grid 7" w:semiHidden="1" w:unhideWhenUsed="1"/>
-    <w:lsdException w:name="Table Grid 8" w:semiHidden="1" w:unhideWhenUsed="1"/>
-    <w:lsdException w:name="Table List 1" w:semiHidden="1" w:unhideWhenUsed="1"/>
-    <w:lsdException w:name="Table List 2" w:semiHidden="1" w:unhideWhenUsed="1"/>
-    <w:lsdException w:name="Table List 3" w:semiHidden="1" w:unhideWhenUsed="1"/>
-    <w:lsdException w:name="Table List 4" w:semiHidden="1" w:unhideWhenUsed="1"/>
-    <w:lsdException w:name="Table List 5" w:semiHidden="1" w:unhideWhenUsed="1"/>
-    <w:lsdException w:name="Table List 6" w:semiHidden="1" w:unhideWhenUsed="1"/>
-    <w:lsdException w:name="Table List 7" w:semiHidden="1" w:unhideWhenUsed="1"/>
-    <w:lsdException w:name="Table List 8" w:semiHidden="1" w:unhideWhenUsed="1"/>
-    <w:lsdException w:name="Table 3D effects 1" w:semiHidden="1" w:unhideWhenUsed="1"/>
-    <w:lsdException w:name="Table 3D effects 2" w:semiHidden="1" w:unhideWhenUsed="1"/>
-    <w:lsdException w:name="Table 3D effects 3" w:semiHidden="1" w:unhideWhenUsed="1"/>
-    <w:lsdException w:name="Table Contemporary" w:semiHidden="1" w:unhideWhenUsed="1"/>
-    <w:lsdException w:name="Table Elegant" w:semiHidden="1" w:unhideWhenUsed="1"/>
-    <w:lsdException w:name="Table Professional" w:semiHidden="1" w:unhideWhenUsed="1"/>
-    <w:lsdException w:name="Table Subtle 1" w:semiHidden="1" w:unhideWhenUsed="1"/>
-    <w:lsdException w:name="Table Subtle 2" w:semiHidden="1" w:unhideWhenUsed="1"/>
-    <w:lsdException w:name="Table Web 1" w:semiHidden="1" w:unhideWhenUsed="1"/>
-    <w:lsdException w:name="Table Web 2" w:semiHidden="1" w:unhideWhenUsed="1"/>
-    <w:lsdException w:name="Table Web 3" w:semiHidden="1" w:unhideWhenUsed="1"/>
-    <w:lsdException w:name="Balloon Text" w:semiHidden="1" w:unhideWhenUsed="1"/>
-    <w:lsdException w:name="Table Grid" w:uiPriority="39"/>
-    <w:lsdException w:name="Table Theme" w:semiHidden="1" w:unhideWhenUsed="1"/>
-    <w:lsdException w:name="Placeholder Text" w:semiHidden="1"/>
-    <w:lsdException w:name="No Spacing" w:uiPriority="1" w:qFormat="1"/>
-    <w:lsdException w:name="Light Shading" w:uiPriority="60"/>
-    <w:lsdException w:name="Light List" w:uiPriority="61"/>
-    <w:lsdException w:name="Light Grid" w:uiPriority="62"/>
-    <w:lsdException w:name="Medium Shading 1" w:uiPriority="63"/>
-    <w:lsdException w:name="Medium Shading 2" w:uiPriority="64"/>
-    <w:lsdException w:name="Medium List 1" w:uiPriority="65"/>
-    <w:lsdException w:name="Medium List 2" w:uiPriority="66"/>
-    <w:lsdException w:name="Medium Grid 1" w:uiPriority="67"/>
-    <w:lsdException w:name="Medium Grid 2" w:uiPriority="68"/>
-    <w:lsdException w:name="Medium Grid 3" w:uiPriority="69"/>
-    <w:lsdException w:name="Dark List" w:uiPriority="70"/>
-    <w:lsdException w:name="Colorful Shading" w:uiPriority="71"/>
-    <w:lsdException w:name="Colorful List" w:uiPriority="72"/>
-    <w:lsdException w:name="Colorful Grid" w:uiPriority="73"/>
-    <w:lsdException w:name="Light Shading Accent 1" w:uiPriority="60"/>
-    <w:lsdException w:name="Light List Accent 1" w:uiPriority="61"/>
-    <w:lsdException w:name="Light Grid Accent 1" w:uiPriority="62"/>
-    <w:lsdException w:name="Medium Shading 1 Accent 1" w:uiPriority="63"/>
-    <w:lsdException w:name="Medium Shading 2 Accent 1" w:uiPriority="64"/>
-    <w:lsdException w:name="Medium List 1 Accent 1" w:uiPriority="65"/>
-    <w:lsdException w:name="Revision" w:semiHidden="1"/>
-    <w:lsdException w:name="List Paragraph" w:uiPriority="34" w:qFormat="1"/>
-    <w:lsdException w:name="Quote" w:uiPriority="29" w:qFormat="1"/>
-    <w:lsdException w:name="Intense Quote" w:uiPriority="30" w:qFormat="1"/>
-    <w:lsdException w:name="Medium List 2 Accent 1" w:uiPriority="66"/>
-    <w:lsdException w:name="Medium Grid 1 Accent 1" w:uiPriority="67"/>
-    <w:lsdException w:name="Medium Grid 2 Accent 1" w:uiPriority="68"/>
-    <w:lsdException w:name="Medium Grid 3 Accent 1" w:uiPriority="69"/>
-    <w:lsdException w:name="Dark List Accent 1" w:uiPriority="70"/>
-    <w:lsdException w:name="Colorful Shading Accent 1" w:uiPriority="71"/>
-    <w:lsdException w:name="Colorful List Accent 1" w:uiPriority="72"/>
-    <w:lsdException w:name="Colorful Grid Accent 1" w:uiPriority="73"/>
-    <w:lsdException w:name="Light Shading Accent 2" w:uiPriority="60"/>
-    <w:lsdException w:name="Light List Accent 2" w:uiPriority="61"/>
-    <w:lsdException w:name="Light Grid Accent 2" w:uiPriority="62"/>
-    <w:lsdException w:name="Medium Shading 1 Accent 2" w:uiPriority="63"/>
-    <w:lsdException w:name="Medium Shading 2 Accent 2" w:uiPriority="64"/>
-    <w:lsdException w:name="Medium List 1 Accent 2" w:uiPriority="65"/>
-    <w:lsdException w:name="Medium List 2 Accent 2" w:uiPriority="66"/>
-    <w:lsdException w:name="Medium Grid 1 Accent 2" w:uiPriority="67"/>
-    <w:lsdException w:name="Medium Grid 2 Accent 2" w:uiPriority="68"/>
-    <w:lsdException w:name="Medium Grid 3 Accent 2" w:uiPriority="69"/>
-    <w:lsdException w:name="Dark List Accent 2" w:uiPriority="70"/>
-    <w:lsdException w:name="Colorful Shading Accent 2" w:uiPriority="71"/>
-    <w:lsdException w:name="Colorful List Accent 2" w:uiPriority="72"/>
-    <w:lsdException w:name="Colorful Grid Accent 2" w:uiPriority="73"/>
-    <w:lsdException w:name="Light Shading Accent 3" w:uiPriority="60"/>
-    <w:lsdException w:name="Light List Accent 3" w:uiPriority="61"/>
-    <w:lsdException w:name="Light Grid Accent 3" w:uiPriority="62"/>
-    <w:lsdException w:name="Medium Shading 1 Accent 3" w:uiPriority="63"/>
-    <w:lsdException w:name="Medium Shading 2 Accent 3" w:uiPriority="64"/>
-    <w:lsdException w:name="Medium List 1 Accent 3" w:uiPriority="65"/>
-    <w:lsdException w:name="Medium List 2 Accent 3" w:uiPriority="66"/>
-    <w:lsdException w:name="Medium Grid 1 Accent 3" w:uiPriority="67"/>
-    <w:lsdException w:name="Medium Grid 2 Accent 3" w:uiPriority="68"/>
-    <w:lsdException w:name="Medium Grid 3 Accent 3" w:uiPriority="69"/>
-    <w:lsdException w:name="Dark List Accent 3" w:uiPriority="70"/>
-    <w:lsdException w:name="Colorful Shading Accent 3" w:uiPriority="71"/>
-    <w:lsdException w:name="Colorful List Accent 3" w:uiPriority="72"/>
-    <w:lsdException w:name="Colorful Grid Accent 3" w:uiPriority="73"/>
-    <w:lsdException w:name="Light Shading Accent 4" w:uiPriority="60"/>
-    <w:lsdException w:name="Light List Accent 4" w:uiPriority="61"/>
-    <w:lsdException w:name="Light Grid Accent 4" w:uiPriority="62"/>
-    <w:lsdException w:name="Medium Shading 1 Accent 4" w:uiPriority="63"/>
-    <w:lsdException w:name="Medium Shading 2 Accent 4" w:uiPriority="64"/>
-    <w:lsdException w:name="Medium List 1 Accent 4" w:uiPriority="65"/>
-    <w:lsdException w:name="Medium List 2 Accent 4" w:uiPriority="66"/>
-    <w:lsdException w:name="Medium Grid 1 Accent 4" w:uiPriority="67"/>
-    <w:lsdException w:name="Medium Grid 2 Accent 4" w:uiPriority="68"/>
-    <w:lsdException w:name="Medium Grid 3 Accent 4" w:uiPriority="69"/>
-    <w:lsdException w:name="Dark List Accent 4" w:uiPriority="70"/>
-    <w:lsdException w:name="Colorful Shading Accent 4" w:uiPriority="71"/>
-    <w:lsdException w:name="Colorful List Accent 4" w:uiPriority="72"/>
-    <w:lsdException w:name="Colorful Grid Accent 4" w:uiPriority="73"/>
-    <w:lsdException w:name="Light Shading Accent 5" w:uiPriority="60"/>
-    <w:lsdException w:name="Light List Accent 5" w:uiPriority="61"/>
-    <w:lsdException w:name="Light Grid Accent 5" w:uiPriority="62"/>
-    <w:lsdException w:name="Medium Shading 1 Accent 5" w:uiPriority="63"/>
-    <w:lsdException w:name="Medium Shading 2 Accent 5" w:uiPriority="64"/>
-    <w:lsdException w:name="Medium List 1 Accent 5" w:uiPriority="65"/>
-    <w:lsdException w:name="Medium List 2 Accent 5" w:uiPriority="66"/>
-    <w:lsdException w:name="Medium Grid 1 Accent 5" w:uiPriority="67"/>
-    <w:lsdException w:name="Medium Grid 2 Accent 5" w:uiPriority="68"/>
-    <w:lsdException w:name="Medium Grid 3 Accent 5" w:uiPriority="69"/>
-    <w:lsdException w:name="Dark List Accent 5" w:uiPriority="70"/>
-    <w:lsdException w:name="Colorful Shading Accent 5" w:uiPriority="71"/>
-    <w:lsdException w:name="Colorful List Accent 5" w:uiPriority="72"/>
-    <w:lsdException w:name="Colorful Grid Accent 5" w:uiPriority="73"/>
-    <w:lsdException w:name="Light Shading Accent 6" w:uiPriority="60"/>
-    <w:lsdException w:name="Light List Accent 6" w:uiPriority="61"/>
-    <w:lsdException w:name="Light Grid Accent 6" w:uiPriority="62"/>
-    <w:lsdException w:name="Medium Shading 1 Accent 6" w:uiPriority="63"/>
-    <w:lsdException w:name="Medium Shading 2 Accent 6" w:uiPriority="64"/>
-    <w:lsdException w:name="Medium List 1 Accent 6" w:uiPriority="65"/>
-    <w:lsdException w:name="Medium List 2 Accent 6" w:uiPriority="66"/>
-    <w:lsdException w:name="Medium Grid 1 Accent 6" w:uiPriority="67"/>
-    <w:lsdException w:name="Medium Grid 2 Accent 6" w:uiPriority="68"/>
-    <w:lsdException w:name="Medium Grid 3 Accent 6" w:uiPriority="69"/>
-    <w:lsdException w:name="Dark List Accent 6" w:uiPriority="70"/>
-    <w:lsdException w:name="Colorful Shading Accent 6" w:uiPriority="71"/>
-    <w:lsdException w:name="Colorful List Accent 6" w:uiPriority="72"/>
-    <w:lsdException w:name="Colorful Grid Accent 6" w:uiPriority="73"/>
-    <w:lsdException w:name="Subtle Emphasis" w:uiPriority="19" w:qFormat="1"/>
-    <w:lsdException w:name="Intense Emphasis" w:uiPriority="21" w:qFormat="1"/>
-    <w:lsdException w:name="Subtle Reference" w:uiPriority="31" w:qFormat="1"/>
-    <w:lsdException w:name="Intense Reference" w:uiPriority="32" w:qFormat="1"/>
-    <w:lsdException w:name="Book Title" w:uiPriority="33" w:qFormat="1"/>
-    <w:lsdException w:name="Bibliography" w:semiHidden="1" w:uiPriority="37" w:unhideWhenUsed="1"/>
-    <w:lsdException w:name="TOC Heading" w:semiHidden="1" w:uiPriority="39" w:unhideWhenUsed="1" w:qFormat="1"/>
-    <w:lsdException w:name="Plain Table 1" w:uiPriority="41"/>
-    <w:lsdException w:name="Plain Table 2" w:uiPriority="42"/>
-    <w:lsdException w:name="Plain Table 3" w:uiPriority="43"/>
-    <w:lsdException w:name="Plain Table 4" w:uiPriority="44"/>
-    <w:lsdException w:name="Plain Table 5" w:uiPriority="45"/>
-    <w:lsdException w:name="Grid Table Light" w:uiPriority="40"/>
-    <w:lsdException w:name="Grid Table 1 Light" w:uiPriority="46"/>
-    <w:lsdException w:name="Grid Table 2" w:uiPriority="47"/>
-    <w:lsdException w:name="Grid Table 3" w:uiPriority="48"/>
-    <w:lsdException w:name="Grid Table 4" w:uiPriority="49"/>
-    <w:lsdException w:name="Grid Table 5 Dark" w:uiPriority="50"/>
-    <w:lsdException w:name="Grid Table 6 Colorful" w:uiPriority="51"/>
-    <w:lsdException w:name="Grid Table 7 Colorful" w:uiPriority="52"/>
-    <w:lsdException w:name="Grid Table 1 Light Accent 1" w:uiPriority="46"/>
-    <w:lsdException w:name="Grid Table 2 Accent 1" w:uiPriority="47"/>
-    <w:lsdException w:name="Grid Table 3 Accent 1" w:uiPriority="48"/>
-    <w:lsdException w:name="Grid Table 4 Accent 1" w:uiPriority="49"/>
-    <w:lsdException w:name="Grid Table 5 Dark Accent 1" w:uiPriority="50"/>
-    <w:lsdException w:name="Grid Table 6 Colorful Accent 1" w:uiPriority="51"/>
-    <w:lsdException w:name="Grid Table 7 Colorful Accent 1" w:uiPriority="52"/>
-    <w:lsdException w:name="Grid Table 1 Light Accent 2" w:uiPriority="46"/>
-    <w:lsdException w:name="Grid Table 2 Accent 2" w:uiPriority="47"/>
-    <w:lsdException w:name="Grid Table 3 Accent 2" w:uiPriority="48"/>
-    <w:lsdException w:name="Grid Table 4 Accent 2" w:uiPriority="49"/>
-    <w:lsdException w:name="Grid Table 5 Dark Accent 2" w:uiPriority="50"/>
-    <w:lsdException w:name="Grid Table 6 Colorful Accent 2" w:uiPriority="51"/>
-    <w:lsdException w:name="Grid Table 7 Colorful Accent 2" w:uiPriority="52"/>
-    <w:lsdException w:name="Grid Table 1 Light Accent 3" w:uiPriority="46"/>
-    <w:lsdException w:name="Grid Table 2 Accent 3" w:uiPriority="47"/>
-    <w:lsdException w:name="Grid Table 3 Accent 3" w:uiPriority="48"/>
-    <w:lsdException w:name="Grid Table 4 Accent 3" w:uiPriority="49"/>
-    <w:lsdException w:name="Grid Table 5 Dark Accent 3" w:uiPriority="50"/>
-    <w:lsdException w:name="Grid Table 6 Colorful Accent 3" w:uiPriority="51"/>
-    <w:lsdException w:name="Grid Table 7 Colorful Accent 3" w:uiPriority="52"/>
-    <w:lsdException w:name="Grid Table 1 Light Accent 4" w:uiPriority="46"/>
-    <w:lsdException w:name="Grid Table 2 Accent 4" w:uiPriority="47"/>
-    <w:lsdException w:name="Grid Table 3 Accent 4" w:uiPriority="48"/>
-    <w:lsdException w:name="Grid Table 4 Accent 4" w:uiPriority="49"/>
-    <w:lsdException w:name="Grid Table 5 Dark Accent 4" w:uiPriority="50"/>
-    <w:lsdException w:name="Grid Table 6 Colorful Accent 4" w:uiPriority="51"/>
-    <w:lsdException w:name="Grid Table 7 Colorful Accent 4" w:uiPriority="52"/>
-    <w:lsdException w:name="Grid Table 1 Light Accent 5" w:uiPriority="46"/>
-    <w:lsdException w:name="Grid Table 2 Accent 5" w:uiPriority="47"/>
-    <w:lsdException w:name="Grid Table 3 Accent 5" w:uiPriority="48"/>
-    <w:lsdException w:name="Grid Table 4 Accent 5" w:uiPriority="49"/>
-    <w:lsdException w:name="Grid Table 5 Dark Accent 5" w:uiPriority="50"/>
-    <w:lsdException w:name="Grid Table 6 Colorful Accent 5" w:uiPriority="51"/>
-    <w:lsdException w:name="Grid Table 7 Colorful Accent 5" w:uiPriority="52"/>
-    <w:lsdException w:name="Grid Table 1 Light Accent 6" w:uiPriority="46"/>
-    <w:lsdException w:name="Grid Table 2 Accent 6" w:uiPriority="47"/>
-    <w:lsdException w:name="Grid Table 3 Accent 6" w:uiPriority="48"/>
-    <w:lsdException w:name="Grid Table 4 Accent 6" w:uiPriority="49"/>
-    <w:lsdException w:name="Grid Table 5 Dark Accent 6" w:uiPriority="50"/>
-    <w:lsdException w:name="Grid Table 6 Colorful Accent 6" w:uiPriority="51"/>
-    <w:lsdException w:name="Grid Table 7 Colorful Accent 6" w:uiPriority="52"/>
-    <w:lsdException w:name="List Table 1 Light" w:uiPriority="46"/>
-    <w:lsdException w:name="List Table 2" w:uiPriority="47"/>
-    <w:lsdException w:name="List Table 3" w:uiPriority="48"/>
-    <w:lsdException w:name="List Table 4" w:uiPriority="49"/>
-    <w:lsdException w:name="List Table 5 Dark" w:uiPriority="50"/>
-    <w:lsdException w:name="List Table 6 Colorful" w:uiPriority="51"/>
-    <w:lsdException w:name="List Table 7 Colorful" w:uiPriority="52"/>
-    <w:lsdException w:name="List Table 1 Light Accent 1" w:uiPriority="46"/>
-    <w:lsdException w:name="List Table 2 Accent 1" w:uiPriority="47"/>
-    <w:lsdException w:name="List Table 3 Accent 1" w:uiPriority="48"/>
-    <w:lsdException w:name="List Table 4 Accent 1" w:uiPriority="49"/>
-    <w:lsdException w:name="List Table 5 Dark Accent 1" w:uiPriority="50"/>
-    <w:lsdException w:name="List Table 6 Colorful Accent 1" w:uiPriority="51"/>
-    <w:lsdException w:name="List Table 7 Colorful Accent 1" w:uiPriority="52"/>
-    <w:lsdException w:name="List Table 1 Light Accent 2" w:uiPriority="46"/>
-    <w:lsdException w:name="List Table 2 Accent 2" w:uiPriority="47"/>
-    <w:lsdException w:name="List Table 3 Accent 2" w:uiPriority="48"/>
-    <w:lsdException w:name="List Table 4 Accent 2" w:uiPriority="49"/>
-    <w:lsdException w:name="List Table 5 Dark Accent 2" w:uiPriority="50"/>
-    <w:lsdException w:name="List Table 6 Colorful Accent 2" w:uiPriority="51"/>
-    <w:lsdException w:name="List Table 7 Colorful Accent 2" w:uiPriority="52"/>
-    <w:lsdException w:name="List Table 1 Light Accent 3" w:uiPriority="46"/>
-    <w:lsdException w:name="List Table 2 Accent 3" w:uiPriority="47"/>
-    <w:lsdException w:name="List Table 3 Accent 3" w:uiPriority="48"/>
-    <w:lsdException w:name="List Table 4 Accent 3" w:uiPriority="49"/>
-    <w:lsdException w:name="List Table 5 Dark Accent 3" w:uiPriority="50"/>
-    <w:lsdException w:name="List Table 6 Colorful Accent 3" w:uiPriority="51"/>
-    <w:lsdException w:name="List Table 7 Colorful Accent 3" w:uiPriority="52"/>
-    <w:lsdException w:name="List Table 1 Light Accent 4" w:uiPriority="46"/>
-    <w:lsdException w:name="List Table 2 Accent 4" w:uiPriority="47"/>
-    <w:lsdException w:name="List Table 3 Accent 4" w:uiPriority="48"/>
-    <w:lsdException w:name="List Table 4 Accent 4" w:uiPriority="49"/>
-    <w:lsdException w:name="List Table 5 Dark Accent 4" w:uiPriority="50"/>
-    <w:lsdException w:name="List Table 6 Colorful Accent 4" w:uiPriority="51"/>
-    <w:lsdException w:name="List Table 7 Colorful Accent 4" w:uiPriority="52"/>
-    <w:lsdException w:name="List Table 1 Light Accent 5" w:uiPriority="46"/>
-    <w:lsdException w:name="List Table 2 Accent 5" w:uiPriority="47"/>
-    <w:lsdException w:name="List Table 3 Accent 5" w:uiPriority="48"/>
-    <w:lsdException w:name="List Table 4 Accent 5" w:uiPriority="49"/>
-    <w:lsdException w:name="List Table 5 Dark Accent 5" w:uiPriority="50"/>
-    <w:lsdException w:name="List Table 6 Colorful Accent 5" w:uiPriority="51"/>
-    <w:lsdException w:name="List Table 7 Colorful Accent 5" w:uiPriority="52"/>
-    <w:lsdException w:name="List Table 1 Light Accent 6" w:uiPriority="46"/>
-    <w:lsdException w:name="List Table 2 Accent 6" w:uiPriority="47"/>
-    <w:lsdException w:name="List Table 3 Accent 6" w:uiPriority="48"/>
-    <w:lsdException w:name="List Table 4 Accent 6" w:uiPriority="49"/>
-    <w:lsdException w:name="List Table 5 Dark Accent 6" w:uiPriority="50"/>
-    <w:lsdException w:name="List Table 6 Colorful Accent 6" w:uiPriority="51"/>
-    <w:lsdException w:name="List Table 7 Colorful Accent 6" w:uiPriority="52"/>
-    <w:lsdException w:name="Mention" w:semiHidden="1" w:unhideWhenUsed="1"/>
-    <w:lsdException w:name="Smart Hyperlink" w:semiHidden="1" w:unhideWhenUsed="1"/>
-    <w:lsdException w:name="Hashtag" w:semiHidden="1" w:unhideWhenUsed="1"/>
-    <w:lsdException w:name="Unresolved Mention" w:semiHidden="1" w:unhideWhenUsed="1"/>
-    <w:lsdException w:name="Smart Link" w:semiHidden="1" w:unhideWhenUsed="1"/>
+  <w:latentStyles w:defLockedState="0" w:defUIPriority="99" w:defSemiHidden="1" w:defUnhideWhenUsed="1" w:defQFormat="0" w:count="267">
+    <w:lsdException w:name="Normal" w:semiHidden="0" w:uiPriority="0" w:unhideWhenUsed="0" w:qFormat="1"/>
+    <w:lsdException w:name="heading 1" w:semiHidden="0" w:uiPriority="9" w:unhideWhenUsed="0" w:qFormat="1"/>
+    <w:lsdException w:name="heading 2" w:uiPriority="9" w:qFormat="1"/>
+    <w:lsdException w:name="heading 3" w:uiPriority="9" w:qFormat="1"/>
+    <w:lsdException w:name="heading 4" w:uiPriority="9" w:qFormat="1"/>
+    <w:lsdException w:name="heading 5" w:uiPriority="9" w:qFormat="1"/>
+    <w:lsdException w:name="heading 6" w:uiPriority="9" w:qFormat="1"/>
+    <w:lsdException w:name="heading 7" w:uiPriority="9" w:qFormat="1"/>
+    <w:lsdException w:name="heading 8" w:uiPriority="9" w:qFormat="1"/>
+    <w:lsdException w:name="heading 9" w:uiPriority="9" w:qFormat="1"/>
+    <w:lsdException w:name="toc 1" w:uiPriority="39"/>
+    <w:lsdException w:name="toc 2" w:uiPriority="39"/>
+    <w:lsdException w:name="toc 3" w:uiPriority="39"/>
+    <w:lsdException w:name="toc 4" w:uiPriority="39"/>
+    <w:lsdException w:name="toc 5" w:uiPriority="39"/>
+    <w:lsdException w:name="toc 6" w:uiPriority="39"/>
+    <w:lsdException w:name="toc 7" w:uiPriority="39"/>
+    <w:lsdException w:name="toc 8" w:uiPriority="39"/>
+    <w:lsdException w:name="toc 9" w:uiPriority="39"/>
+    <w:lsdException w:name="caption" w:uiPriority="35" w:qFormat="1"/>
+    <w:lsdException w:name="Title" w:semiHidden="0" w:uiPriority="10" w:unhideWhenUsed="0" w:qFormat="1"/>
+    <w:lsdException w:name="Default Paragraph Font" w:uiPriority="1"/>
+    <w:lsdException w:name="Subtitle" w:semiHidden="0" w:uiPriority="11" w:unhideWhenUsed="0" w:qFormat="1"/>
+    <w:lsdException w:name="Strong" w:semiHidden="0" w:uiPriority="22" w:unhideWhenUsed="0" w:qFormat="1"/>
+    <w:lsdException w:name="Emphasis" w:semiHidden="0" w:uiPriority="20" w:unhideWhenUsed="0" w:qFormat="1"/>
+    <w:lsdException w:name="Table Grid" w:semiHidden="0" w:uiPriority="39" w:unhideWhenUsed="0"/>
+    <w:lsdException w:name="Placeholder Text" w:unhideWhenUsed="0"/>
+    <w:lsdException w:name="No Spacing" w:semiHidden="0" w:uiPriority="1" w:unhideWhenUsed="0" w:qFormat="1"/>
+    <w:lsdException w:name="Light Shading" w:semiHidden="0" w:uiPriority="60" w:unhideWhenUsed="0"/>
+    <w:lsdException w:name="Light List" w:semiHidden="0" w:uiPriority="61" w:unhideWhenUsed="0"/>
+    <w:lsdException w:name="Light Grid" w:semiHidden="0" w:uiPriority="62" w:unhideWhenUsed="0"/>
+    <w:lsdException w:name="Medium Shading 1" w:semiHidden="0" w:uiPriority="63" w:unhideWhenUsed="0"/>
+    <w:lsdException w:name="Medium Shading 2" w:semiHidden="0" w:uiPriority="64" w:unhideWhenUsed="0"/>
+    <w:lsdException w:name="Medium List 1" w:semiHidden="0" w:uiPriority="65" w:unhideWhenUsed="0"/>
+    <w:lsdException w:name="Medium List 2" w:semiHidden="0" w:uiPriority="66" w:unhideWhenUsed="0"/>
+    <w:lsdException w:name="Medium Grid 1" w:semiHidden="0" w:uiPriority="67" w:unhideWhenUsed="0"/>
+    <w:lsdException w:name="Medium Grid 2" w:semiHidden="0" w:uiPriority="68" w:unhideWhenUsed="0"/>
+    <w:lsdException w:name="Medium Grid 3" w:semiHidden="0" w:uiPriority="69" w:unhideWhenUsed="0"/>
+    <w:lsdException w:name="Dark List" w:semiHidden="0" w:uiPriority="70" w:unhideWhenUsed="0"/>
+    <w:lsdException w:name="Colorful Shading" w:semiHidden="0" w:uiPriority="71" w:unhideWhenUsed="0"/>
+    <w:lsdException w:name="Colorful List" w:semiHidden="0" w:uiPriority="72" w:unhideWhenUsed="0"/>
+    <w:lsdException w:name="Colorful Grid" w:semiHidden="0" w:uiPriority="73" w:unhideWhenUsed="0"/>
+    <w:lsdException w:name="Light Shading Accent 1" w:semiHidden="0" w:uiPriority="60" w:unhideWhenUsed="0"/>
+    <w:lsdException w:name="Light List Accent 1" w:semiHidden="0" w:uiPriority="61" w:unhideWhenUsed="0"/>
+    <w:lsdException w:name="Light Grid Accent 1" w:semiHidden="0" w:uiPriority="62" w:unhideWhenUsed="0"/>
+    <w:lsdException w:name="Medium Shading 1 Accent 1" w:semiHidden="0" w:uiPriority="63" w:unhideWhenUsed="0"/>
+    <w:lsdException w:name="Medium Shading 2 Accent 1" w:semiHidden="0" w:uiPriority="64" w:unhideWhenUsed="0"/>
+    <w:lsdException w:name="Medium List 1 Accent 1" w:semiHidden="0" w:uiPriority="65" w:unhideWhenUsed="0"/>
+    <w:lsdException w:name="Revision" w:unhideWhenUsed="0"/>
+    <w:lsdException w:name="List Paragraph" w:semiHidden="0" w:uiPriority="34" w:unhideWhenUsed="0" w:qFormat="1"/>
+    <w:lsdException w:name="Quote" w:semiHidden="0" w:uiPriority="29" w:unhideWhenUsed="0" w:qFormat="1"/>
+    <w:lsdException w:name="Intense Quote" w:semiHidden="0" w:uiPriority="30" w:unhideWhenUsed="0" w:qFormat="1"/>
+    <w:lsdException w:name="Medium List 2 Accent 1" w:semiHidden="0" w:uiPriority="66" w:unhideWhenUsed="0"/>
+    <w:lsdException w:name="Medium Grid 1 Accent 1" w:semiHidden="0" w:uiPriority="67" w:unhideWhenUsed="0"/>
+    <w:lsdException w:name="Medium Grid 2 Accent 1" w:semiHidden="0" w:uiPriority="68" w:unhideWhenUsed="0"/>
+    <w:lsdException w:name="Medium Grid 3 Accent 1" w:semiHidden="0" w:uiPriority="69" w:unhideWhenUsed="0"/>
+    <w:lsdException w:name="Dark List Accent 1" w:semiHidden="0" w:uiPriority="70" w:unhideWhenUsed="0"/>
+    <w:lsdException w:name="Colorful Shading Accent 1" w:semiHidden="0" w:uiPriority="71" w:unhideWhenUsed="0"/>
+    <w:lsdException w:name="Colorful List Accent 1" w:semiHidden="0" w:uiPriority="72" w:unhideWhenUsed="0"/>
+    <w:lsdException w:name="Colorful Grid Accent 1" w:semiHidden="0" w:uiPriority="73" w:unhideWhenUsed="0"/>
+    <w:lsdException w:name="Light Shading Accent 2" w:semiHidden="0" w:uiPriority="60" w:unhideWhenUsed="0"/>
+    <w:lsdException w:name="Light List Accent 2" w:semiHidden="0" w:uiPriority="61" w:unhideWhenUsed="0"/>
+    <w:lsdException w:name="Light Grid Accent 2" w:semiHidden="0" w:uiPriority="62" w:unhideWhenUsed="0"/>
+    <w:lsdException w:name="Medium Shading 1 Accent 2" w:semiHidden="0" w:uiPriority="63" w:unhideWhenUsed="0"/>
+    <w:lsdException w:name="Medium Shading 2 Accent 2" w:semiHidden="0" w:uiPriority="64" w:unhideWhenUsed="0"/>
+    <w:lsdException w:name="Medium List 1 Accent 2" w:semiHidden="0" w:uiPriority="65" w:unhideWhenUsed="0"/>
+    <w:lsdException w:name="Medium List 2 Accent 2" w:semiHidden="0" w:uiPriority="66" w:unhideWhenUsed="0"/>
+    <w:lsdException w:name="Medium Grid 1 Accent 2" w:semiHidden="0" w:uiPriority="67" w:unhideWhenUsed="0"/>
+    <w:lsdException w:name="Medium Grid 2 Accent 2" w:semiHidden="0" w:uiPriority="68" w:unhideWhenUsed="0"/>
+    <w:lsdException w:name="Medium Grid 3 Accent 2" w:semiHidden="0" w:uiPriority="69" w:unhideWhenUsed="0"/>
+    <w:lsdException w:name="Dark List Accent 2" w:semiHidden="0" w:uiPriority="70" w:unhideWhenUsed="0"/>
+    <w:lsdException w:name="Colorful Shading Accent 2" w:semiHidden="0" w:uiPriority="71" w:unhideWhenUsed="0"/>
+    <w:lsdException w:name="Colorful List Accent 2" w:semiHidden="0" w:uiPriority="72" w:unhideWhenUsed="0"/>
+    <w:lsdException w:name="Colorful Grid Accent 2" w:semiHidden="0" w:uiPriority="73" w:unhideWhenUsed="0"/>
+    <w:lsdException w:name="Light Shading Accent 3" w:semiHidden="0" w:uiPriority="60" w:unhideWhenUsed="0"/>
+    <w:lsdException w:name="Light List Accent 3" w:semiHidden="0" w:uiPriority="61" w:unhideWhenUsed="0"/>
+    <w:lsdException w:name="Light Grid Accent 3" w:semiHidden="0" w:uiPriority="62" w:unhideWhenUsed="0"/>
+    <w:lsdException w:name="Medium Shading 1 Accent 3" w:semiHidden="0" w:uiPriority="63" w:unhideWhenUsed="0"/>
+    <w:lsdException w:name="Medium Shading 2 Accent 3" w:semiHidden="0" w:uiPriority="64" w:unhideWhenUsed="0"/>
+    <w:lsdException w:name="Medium List 1 Accent 3" w:semiHidden="0" w:uiPriority="65" w:unhideWhenUsed="0"/>
+    <w:lsdException w:name="Medium List 2 Accent 3" w:semiHidden="0" w:uiPriority="66" w:unhideWhenUsed="0"/>
+    <w:lsdException w:name="Medium Grid 1 Accent 3" w:semiHidden="0" w:uiPriority="67" w:unhideWhenUsed="0"/>
+    <w:lsdException w:name="Medium Grid 2 Accent 3" w:semiHidden="0" w:uiPriority="68" w:unhideWhenUsed="0"/>
+    <w:lsdException w:name="Medium Grid 3 Accent 3" w:semiHidden="0" w:uiPriority="69" w:unhideWhenUsed="0"/>
+    <w:lsdException w:name="Dark List Accent 3" w:semiHidden="0" w:uiPriority="70" w:unhideWhenUsed="0"/>
+    <w:lsdException w:name="Colorful Shading Accent 3" w:semiHidden="0" w:uiPriority="71" w:unhideWhenUsed="0"/>
+    <w:lsdException w:name="Colorful List Accent 3" w:semiHidden="0" w:uiPriority="72" w:unhideWhenUsed="0"/>
+    <w:lsdException w:name="Colorful Grid Accent 3" w:semiHidden="0" w:uiPriority="73" w:unhideWhenUsed="0"/>
+    <w:lsdException w:name="Light Shading Accent 4" w:semiHidden="0" w:uiPriority="60" w:unhideWhenUsed="0"/>
+    <w:lsdException w:name="Light List Accent 4" w:semiHidden="0" w:uiPriority="61" w:unhideWhenUsed="0"/>
+    <w:lsdException w:name="Light Grid Accent 4" w:semiHidden="0" w:uiPriority="62" w:unhideWhenUsed="0"/>
+    <w:lsdException w:name="Medium Shading 1 Accent 4" w:semiHidden="0" w:uiPriority="63" w:unhideWhenUsed="0"/>
+    <w:lsdException w:name="Medium Shading 2 Accent 4" w:semiHidden="0" w:uiPriority="64" w:unhideWhenUsed="0"/>
+    <w:lsdException w:name="Medium List 1 Accent 4" w:semiHidden="0" w:uiPriority="65" w:unhideWhenUsed="0"/>
+    <w:lsdException w:name="Medium List 2 Accent 4" w:semiHidden="0" w:uiPriority="66" w:unhideWhenUsed="0"/>
+    <w:lsdException w:name="Medium Grid 1 Accent 4" w:semiHidden="0" w:uiPriority="67" w:unhideWhenUsed="0"/>
+    <w:lsdException w:name="Medium Grid 2 Accent 4" w:semiHidden="0" w:uiPriority="68" w:unhideWhenUsed="0"/>
+    <w:lsdException w:name="Medium Grid 3 Accent 4" w:semiHidden="0" w:uiPriority="69" w:unhideWhenUsed="0"/>
+    <w:lsdException w:name="Dark List Accent 4" w:semiHidden="0" w:uiPriority="70" w:unhideWhenUsed="0"/>
+    <w:lsdException w:name="Colorful Shading Accent 4" w:semiHidden="0" w:uiPriority="71" w:unhideWhenUsed="0"/>
+    <w:lsdException w:name="Colorful List Accent 4" w:semiHidden="0" w:uiPriority="72" w:unhideWhenUsed="0"/>
+    <w:lsdException w:name="Colorful Grid Accent 4" w:semiHidden="0" w:uiPriority="73" w:unhideWhenUsed="0"/>
+    <w:lsdException w:name="Light Shading Accent 5" w:semiHidden="0" w:uiPriority="60" w:unhideWhenUsed="0"/>
+    <w:lsdException w:name="Light List Accent 5" w:semiHidden="0" w:uiPriority="61" w:unhideWhenUsed="0"/>
+    <w:lsdException w:name="Light Grid Accent 5" w:semiHidden="0" w:uiPriority="62" w:unhideWhenUsed="0"/>
+    <w:lsdException w:name="Medium Shading 1 Accent 5" w:semiHidden="0" w:uiPriority="63" w:unhideWhenUsed="0"/>
+    <w:lsdException w:name="Medium Shading 2 Accent 5" w:semiHidden="0" w:uiPriority="64" w:unhideWhenUsed="0"/>
+    <w:lsdException w:name="Medium List 1 Accent 5" w:semiHidden="0" w:uiPriority="65" w:unhideWhenUsed="0"/>
+    <w:lsdException w:name="Medium List 2 Accent 5" w:semiHidden="0" w:uiPriority="66" w:unhideWhenUsed="0"/>
+    <w:lsdException w:name="Medium Grid 1 Accent 5" w:semiHidden="0" w:uiPriority="67" w:unhideWhenUsed="0"/>
+    <w:lsdException w:name="Medium Grid 2 Accent 5" w:semiHidden="0" w:uiPriority="68" w:unhideWhenUsed="0"/>
+    <w:lsdException w:name="Medium Grid 3 Accent 5" w:semiHidden="0" w:uiPriority="69" w:unhideWhenUsed="0"/>
+    <w:lsdException w:name="Dark List Accent 5" w:semiHidden="0" w:uiPriority="70" w:unhideWhenUsed="0"/>
+    <w:lsdException w:name="Colorful Shading Accent 5" w:semiHidden="0" w:uiPriority="71" w:unhideWhenUsed="0"/>
+    <w:lsdException w:name="Colorful List Accent 5" w:semiHidden="0" w:uiPriority="72" w:unhideWhenUsed="0"/>
+    <w:lsdException w:name="Colorful Grid Accent 5" w:semiHidden="0" w:uiPriority="73" w:unhideWhenUsed="0"/>
+    <w:lsdException w:name="Light Shading Accent 6" w:semiHidden="0" w:uiPriority="60" w:unhideWhenUsed="0"/>
+    <w:lsdException w:name="Light List Accent 6" w:semiHidden="0" w:uiPriority="61" w:unhideWhenUsed="0"/>
+    <w:lsdException w:name="Light Grid Accent 6" w:semiHidden="0" w:uiPriority="62" w:unhideWhenUsed="0"/>
+    <w:lsdException w:name="Medium Shading 1 Accent 6" w:semiHidden="0" w:uiPriority="63" w:unhideWhenUsed="0"/>
+    <w:lsdException w:name="Medium Shading 2 Accent 6" w:semiHidden="0" w:uiPriority="64" w:unhideWhenUsed="0"/>
+    <w:lsdException w:name="Medium List 1 Accent 6" w:semiHidden="0" w:uiPriority="65" w:unhideWhenUsed="0"/>
+    <w:lsdException w:name="Medium List 2 Accent 6" w:semiHidden="0" w:uiPriority="66" w:unhideWhenUsed="0"/>
+    <w:lsdException w:name="Medium Grid 1 Accent 6" w:semiHidden="0" w:uiPriority="67" w:unhideWhenUsed="0"/>
+    <w:lsdException w:name="Medium Grid 2 Accent 6" w:semiHidden="0" w:uiPriority="68" w:unhideWhenUsed="0"/>
+    <w:lsdException w:name="Medium Grid 3 Accent 6" w:semiHidden="0" w:uiPriority="69" w:unhideWhenUsed="0"/>
+    <w:lsdException w:name="Dark List Accent 6" w:semiHidden="0" w:uiPriority="70" w:unhideWhenUsed="0"/>
+    <w:lsdException w:name="Colorful Shading Accent 6" w:semiHidden="0" w:uiPriority="71" w:unhideWhenUsed="0"/>
+    <w:lsdException w:name="Colorful List Accent 6" w:semiHidden="0" w:uiPriority="72" w:unhideWhenUsed="0"/>
+    <w:lsdException w:name="Colorful Grid Accent 6" w:semiHidden="0" w:uiPriority="73" w:unhideWhenUsed="0"/>
+    <w:lsdException w:name="Subtle Emphasis" w:semiHidden="0" w:uiPriority="19" w:unhideWhenUsed="0" w:qFormat="1"/>
+    <w:lsdException w:name="Intense Emphasis" w:semiHidden="0" w:uiPriority="21" w:unhideWhenUsed="0" w:qFormat="1"/>
+    <w:lsdException w:name="Subtle Reference" w:semiHidden="0" w:uiPriority="31" w:unhideWhenUsed="0" w:qFormat="1"/>
+    <w:lsdException w:name="Intense Reference" w:semiHidden="0" w:uiPriority="32" w:unhideWhenUsed="0" w:qFormat="1"/>
+    <w:lsdException w:name="Book Title" w:semiHidden="0" w:uiPriority="33" w:unhideWhenUsed="0" w:qFormat="1"/>
+    <w:lsdException w:name="Bibliography" w:uiPriority="37"/>
+    <w:lsdException w:name="TOC Heading" w:uiPriority="39" w:qFormat="1"/>
   </w:latentStyles>
   <w:style w:type="paragraph" w:default="1" w:styleId="a">
     <w:name w:val="Normal"/>
     <w:qFormat/>
+    <w:rsid w:val="00C705AD"/>
   </w:style>
   <w:style w:type="paragraph" w:styleId="1">
     <w:name w:val="heading 1"/>
@@ -10854,6 +12252,7 @@
   <w:style w:type="character" w:default="1" w:styleId="a0">
     <w:name w:val="Default Paragraph Font"/>
     <w:uiPriority w:val="1"/>
+    <w:semiHidden/>
     <w:unhideWhenUsed/>
   </w:style>
   <w:style w:type="table" w:default="1" w:styleId="a1">
@@ -10861,6 +12260,7 @@
     <w:uiPriority w:val="99"/>
     <w:semiHidden/>
     <w:unhideWhenUsed/>
+    <w:qFormat/>
     <w:tblPr>
       <w:tblInd w:w="0" w:type="dxa"/>
       <w:tblCellMar>
@@ -10925,6 +12325,7 @@
       <w:spacing w:after="0" w:line="240" w:lineRule="auto"/>
     </w:pPr>
     <w:tblPr>
+      <w:tblInd w:w="0" w:type="dxa"/>
       <w:tblBorders>
         <w:top w:val="single" w:sz="4" w:space="0" w:color="auto"/>
         <w:left w:val="single" w:sz="4" w:space="0" w:color="auto"/>
@@ -10933,6 +12334,12 @@
         <w:insideH w:val="single" w:sz="4" w:space="0" w:color="auto"/>
         <w:insideV w:val="single" w:sz="4" w:space="0" w:color="auto"/>
       </w:tblBorders>
+      <w:tblCellMar>
+        <w:top w:w="0" w:type="dxa"/>
+        <w:left w:w="108" w:type="dxa"/>
+        <w:bottom w:w="0" w:type="dxa"/>
+        <w:right w:w="108" w:type="dxa"/>
+      </w:tblCellMar>
     </w:tblPr>
   </w:style>
   <w:style w:type="character" w:styleId="a6">
@@ -10981,7 +12388,337 @@
       <w:u w:val="single"/>
     </w:rPr>
   </w:style>
+  <w:style w:type="paragraph" w:styleId="a8">
+    <w:name w:val="Balloon Text"/>
+    <w:basedOn w:val="a"/>
+    <w:link w:val="a9"/>
+    <w:uiPriority w:val="99"/>
+    <w:semiHidden/>
+    <w:unhideWhenUsed/>
+    <w:rsid w:val="00F96A4F"/>
+    <w:pPr>
+      <w:spacing w:after="0" w:line="240" w:lineRule="auto"/>
+    </w:pPr>
+    <w:rPr>
+      <w:rFonts w:ascii="Tahoma" w:hAnsi="Tahoma" w:cs="Tahoma"/>
+      <w:sz w:val="16"/>
+      <w:szCs w:val="16"/>
+    </w:rPr>
+  </w:style>
+  <w:style w:type="character" w:customStyle="1" w:styleId="a9">
+    <w:name w:val="Текст выноски Знак"/>
+    <w:basedOn w:val="a0"/>
+    <w:link w:val="a8"/>
+    <w:uiPriority w:val="99"/>
+    <w:semiHidden/>
+    <w:rsid w:val="00F96A4F"/>
+    <w:rPr>
+      <w:rFonts w:ascii="Tahoma" w:hAnsi="Tahoma" w:cs="Tahoma"/>
+      <w:sz w:val="16"/>
+      <w:szCs w:val="16"/>
+    </w:rPr>
+  </w:style>
 </w:styles>
+</file>
+
+<file path=word/glossary/document.xml><?xml version="1.0" encoding="utf-8"?>
+<w:glossaryDocument xmlns:ve="http://schemas.openxmlformats.org/markup-compatibility/2006" xmlns:o="urn:schemas-microsoft-com:office:office" xmlns:r="http://schemas.openxmlformats.org/officeDocument/2006/relationships" xmlns:m="http://schemas.openxmlformats.org/officeDocument/2006/math" xmlns:v="urn:schemas-microsoft-com:vml" xmlns:wp="http://schemas.openxmlformats.org/drawingml/2006/wordprocessingDrawing" xmlns:w10="urn:schemas-microsoft-com:office:word" xmlns:w="http://schemas.openxmlformats.org/wordprocessingml/2006/main" xmlns:wne="http://schemas.microsoft.com/office/word/2006/wordml">
+  <w:docParts/>
+</w:glossaryDocument>
+</file>
+
+<file path=word/glossary/fontTable.xml><?xml version="1.0" encoding="utf-8"?>
+<w:fonts xmlns:r="http://schemas.openxmlformats.org/officeDocument/2006/relationships" xmlns:w="http://schemas.openxmlformats.org/wordprocessingml/2006/main">
+  <w:font w:name="Times New Roman">
+    <w:panose1 w:val="02020603050405020304"/>
+    <w:charset w:val="CC"/>
+    <w:family w:val="roman"/>
+    <w:pitch w:val="variable"/>
+    <w:sig w:usb0="E0002EFF" w:usb1="C000785B" w:usb2="00000009" w:usb3="00000000" w:csb0="000001FF" w:csb1="00000000"/>
+  </w:font>
+  <w:font w:name="Wingdings">
+    <w:panose1 w:val="05000000000000000000"/>
+    <w:charset w:val="02"/>
+    <w:family w:val="auto"/>
+    <w:pitch w:val="variable"/>
+    <w:sig w:usb0="00000000" w:usb1="10000000" w:usb2="00000000" w:usb3="00000000" w:csb0="80000000" w:csb1="00000000"/>
+  </w:font>
+  <w:font w:name="Calibri">
+    <w:panose1 w:val="020F0502020204030204"/>
+    <w:charset w:val="CC"/>
+    <w:family w:val="swiss"/>
+    <w:pitch w:val="variable"/>
+    <w:sig w:usb0="E4002EFF" w:usb1="C000247B" w:usb2="00000009" w:usb3="00000000" w:csb0="000001FF" w:csb1="00000000"/>
+  </w:font>
+  <w:font w:name="Calibri Light">
+    <w:panose1 w:val="020F0302020204030204"/>
+    <w:charset w:val="CC"/>
+    <w:family w:val="swiss"/>
+    <w:pitch w:val="variable"/>
+    <w:sig w:usb0="E4002EFF" w:usb1="C000247B" w:usb2="00000009" w:usb3="00000000" w:csb0="000001FF" w:csb1="00000000"/>
+  </w:font>
+  <w:font w:name="Tahoma">
+    <w:panose1 w:val="020B0604030504040204"/>
+    <w:charset w:val="CC"/>
+    <w:family w:val="swiss"/>
+    <w:pitch w:val="variable"/>
+    <w:sig w:usb0="E1002EFF" w:usb1="C000605B" w:usb2="00000029" w:usb3="00000000" w:csb0="000101FF" w:csb1="00000000"/>
+  </w:font>
+  <w:font w:name="Cambria Math">
+    <w:panose1 w:val="02040503050406030204"/>
+    <w:charset w:val="CC"/>
+    <w:family w:val="roman"/>
+    <w:pitch w:val="variable"/>
+    <w:sig w:usb0="E00006FF" w:usb1="420024FF" w:usb2="02000000" w:usb3="00000000" w:csb0="0000019F" w:csb1="00000000"/>
+  </w:font>
+  <w:font w:name="Cambria">
+    <w:panose1 w:val="02040503050406030204"/>
+    <w:charset w:val="CC"/>
+    <w:family w:val="roman"/>
+    <w:pitch w:val="variable"/>
+    <w:sig w:usb0="E00006FF" w:usb1="420024FF" w:usb2="02000000" w:usb3="00000000" w:csb0="0000019F" w:csb1="00000000"/>
+  </w:font>
+</w:fonts>
+</file>
+
+<file path=word/glossary/settings.xml><?xml version="1.0" encoding="utf-8"?>
+<w:settings xmlns:o="urn:schemas-microsoft-com:office:office" xmlns:r="http://schemas.openxmlformats.org/officeDocument/2006/relationships" xmlns:m="http://schemas.openxmlformats.org/officeDocument/2006/math" xmlns:v="urn:schemas-microsoft-com:vml" xmlns:w10="urn:schemas-microsoft-com:office:word" xmlns:w="http://schemas.openxmlformats.org/wordprocessingml/2006/main" xmlns:sl="http://schemas.openxmlformats.org/schemaLibrary/2006/main">
+  <w:view w:val="normal"/>
+  <w:defaultTabStop w:val="708"/>
+  <w:characterSpacingControl w:val="doNotCompress"/>
+  <w:compat>
+    <w:useFELayout/>
+  </w:compat>
+  <w:rsids>
+    <w:rsidRoot w:val="006717FA"/>
+    <w:rsid w:val="00586F5E"/>
+    <w:rsid w:val="006717FA"/>
+  </w:rsids>
+  <m:mathPr>
+    <m:mathFont m:val="Cambria Math"/>
+    <m:brkBin m:val="before"/>
+    <m:brkBinSub m:val="--"/>
+    <m:smallFrac m:val="off"/>
+    <m:dispDef/>
+    <m:lMargin m:val="0"/>
+    <m:rMargin m:val="0"/>
+    <m:defJc m:val="centerGroup"/>
+    <m:wrapIndent m:val="1440"/>
+    <m:intLim m:val="subSup"/>
+    <m:naryLim m:val="undOvr"/>
+  </m:mathPr>
+  <w:themeFontLang w:val="ru-RU"/>
+  <w:clrSchemeMapping w:bg1="light1" w:t1="dark1" w:bg2="light2" w:t2="dark2" w:accent1="accent1" w:accent2="accent2" w:accent3="accent3" w:accent4="accent4" w:accent5="accent5" w:accent6="accent6" w:hyperlink="hyperlink" w:followedHyperlink="followedHyperlink"/>
+  <w:decimalSymbol w:val=","/>
+  <w:listSeparator w:val=";"/>
+</w:settings>
+</file>
+
+<file path=word/glossary/styles.xml><?xml version="1.0" encoding="utf-8"?>
+<w:styles xmlns:r="http://schemas.openxmlformats.org/officeDocument/2006/relationships" xmlns:w="http://schemas.openxmlformats.org/wordprocessingml/2006/main">
+  <w:docDefaults>
+    <w:rPrDefault>
+      <w:rPr>
+        <w:rFonts w:asciiTheme="minorHAnsi" w:eastAsiaTheme="minorEastAsia" w:hAnsiTheme="minorHAnsi" w:cstheme="minorBidi"/>
+        <w:sz w:val="22"/>
+        <w:szCs w:val="22"/>
+        <w:lang w:val="ru-RU" w:eastAsia="ru-RU" w:bidi="ar-SA"/>
+      </w:rPr>
+    </w:rPrDefault>
+    <w:pPrDefault>
+      <w:pPr>
+        <w:spacing w:after="200" w:line="276" w:lineRule="auto"/>
+      </w:pPr>
+    </w:pPrDefault>
+  </w:docDefaults>
+  <w:latentStyles w:defLockedState="0" w:defUIPriority="99" w:defSemiHidden="1" w:defUnhideWhenUsed="1" w:defQFormat="0" w:count="267">
+    <w:lsdException w:name="Normal" w:semiHidden="0" w:uiPriority="0" w:unhideWhenUsed="0" w:qFormat="1"/>
+    <w:lsdException w:name="heading 1" w:semiHidden="0" w:uiPriority="9" w:unhideWhenUsed="0" w:qFormat="1"/>
+    <w:lsdException w:name="heading 2" w:uiPriority="9" w:qFormat="1"/>
+    <w:lsdException w:name="heading 3" w:uiPriority="9" w:qFormat="1"/>
+    <w:lsdException w:name="heading 4" w:uiPriority="9" w:qFormat="1"/>
+    <w:lsdException w:name="heading 5" w:uiPriority="9" w:qFormat="1"/>
+    <w:lsdException w:name="heading 6" w:uiPriority="9" w:qFormat="1"/>
+    <w:lsdException w:name="heading 7" w:uiPriority="9" w:qFormat="1"/>
+    <w:lsdException w:name="heading 8" w:uiPriority="9" w:qFormat="1"/>
+    <w:lsdException w:name="heading 9" w:uiPriority="9" w:qFormat="1"/>
+    <w:lsdException w:name="toc 1" w:uiPriority="39"/>
+    <w:lsdException w:name="toc 2" w:uiPriority="39"/>
+    <w:lsdException w:name="toc 3" w:uiPriority="39"/>
+    <w:lsdException w:name="toc 4" w:uiPriority="39"/>
+    <w:lsdException w:name="toc 5" w:uiPriority="39"/>
+    <w:lsdException w:name="toc 6" w:uiPriority="39"/>
+    <w:lsdException w:name="toc 7" w:uiPriority="39"/>
+    <w:lsdException w:name="toc 8" w:uiPriority="39"/>
+    <w:lsdException w:name="toc 9" w:uiPriority="39"/>
+    <w:lsdException w:name="caption" w:uiPriority="35" w:qFormat="1"/>
+    <w:lsdException w:name="Title" w:semiHidden="0" w:uiPriority="10" w:unhideWhenUsed="0" w:qFormat="1"/>
+    <w:lsdException w:name="Default Paragraph Font" w:uiPriority="1"/>
+    <w:lsdException w:name="Subtitle" w:semiHidden="0" w:uiPriority="11" w:unhideWhenUsed="0" w:qFormat="1"/>
+    <w:lsdException w:name="Strong" w:semiHidden="0" w:uiPriority="22" w:unhideWhenUsed="0" w:qFormat="1"/>
+    <w:lsdException w:name="Emphasis" w:semiHidden="0" w:uiPriority="20" w:unhideWhenUsed="0" w:qFormat="1"/>
+    <w:lsdException w:name="Table Grid" w:semiHidden="0" w:uiPriority="59" w:unhideWhenUsed="0"/>
+    <w:lsdException w:name="Placeholder Text" w:unhideWhenUsed="0"/>
+    <w:lsdException w:name="No Spacing" w:semiHidden="0" w:uiPriority="1" w:unhideWhenUsed="0" w:qFormat="1"/>
+    <w:lsdException w:name="Light Shading" w:semiHidden="0" w:uiPriority="60" w:unhideWhenUsed="0"/>
+    <w:lsdException w:name="Light List" w:semiHidden="0" w:uiPriority="61" w:unhideWhenUsed="0"/>
+    <w:lsdException w:name="Light Grid" w:semiHidden="0" w:uiPriority="62" w:unhideWhenUsed="0"/>
+    <w:lsdException w:name="Medium Shading 1" w:semiHidden="0" w:uiPriority="63" w:unhideWhenUsed="0"/>
+    <w:lsdException w:name="Medium Shading 2" w:semiHidden="0" w:uiPriority="64" w:unhideWhenUsed="0"/>
+    <w:lsdException w:name="Medium List 1" w:semiHidden="0" w:uiPriority="65" w:unhideWhenUsed="0"/>
+    <w:lsdException w:name="Medium List 2" w:semiHidden="0" w:uiPriority="66" w:unhideWhenUsed="0"/>
+    <w:lsdException w:name="Medium Grid 1" w:semiHidden="0" w:uiPriority="67" w:unhideWhenUsed="0"/>
+    <w:lsdException w:name="Medium Grid 2" w:semiHidden="0" w:uiPriority="68" w:unhideWhenUsed="0"/>
+    <w:lsdException w:name="Medium Grid 3" w:semiHidden="0" w:uiPriority="69" w:unhideWhenUsed="0"/>
+    <w:lsdException w:name="Dark List" w:semiHidden="0" w:uiPriority="70" w:unhideWhenUsed="0"/>
+    <w:lsdException w:name="Colorful Shading" w:semiHidden="0" w:uiPriority="71" w:unhideWhenUsed="0"/>
+    <w:lsdException w:name="Colorful List" w:semiHidden="0" w:uiPriority="72" w:unhideWhenUsed="0"/>
+    <w:lsdException w:name="Colorful Grid" w:semiHidden="0" w:uiPriority="73" w:unhideWhenUsed="0"/>
+    <w:lsdException w:name="Light Shading Accent 1" w:semiHidden="0" w:uiPriority="60" w:unhideWhenUsed="0"/>
+    <w:lsdException w:name="Light List Accent 1" w:semiHidden="0" w:uiPriority="61" w:unhideWhenUsed="0"/>
+    <w:lsdException w:name="Light Grid Accent 1" w:semiHidden="0" w:uiPriority="62" w:unhideWhenUsed="0"/>
+    <w:lsdException w:name="Medium Shading 1 Accent 1" w:semiHidden="0" w:uiPriority="63" w:unhideWhenUsed="0"/>
+    <w:lsdException w:name="Medium Shading 2 Accent 1" w:semiHidden="0" w:uiPriority="64" w:unhideWhenUsed="0"/>
+    <w:lsdException w:name="Medium List 1 Accent 1" w:semiHidden="0" w:uiPriority="65" w:unhideWhenUsed="0"/>
+    <w:lsdException w:name="Revision" w:unhideWhenUsed="0"/>
+    <w:lsdException w:name="List Paragraph" w:semiHidden="0" w:uiPriority="34" w:unhideWhenUsed="0" w:qFormat="1"/>
+    <w:lsdException w:name="Quote" w:semiHidden="0" w:uiPriority="29" w:unhideWhenUsed="0" w:qFormat="1"/>
+    <w:lsdException w:name="Intense Quote" w:semiHidden="0" w:uiPriority="30" w:unhideWhenUsed="0" w:qFormat="1"/>
+    <w:lsdException w:name="Medium List 2 Accent 1" w:semiHidden="0" w:uiPriority="66" w:unhideWhenUsed="0"/>
+    <w:lsdException w:name="Medium Grid 1 Accent 1" w:semiHidden="0" w:uiPriority="67" w:unhideWhenUsed="0"/>
+    <w:lsdException w:name="Medium Grid 2 Accent 1" w:semiHidden="0" w:uiPriority="68" w:unhideWhenUsed="0"/>
+    <w:lsdException w:name="Medium Grid 3 Accent 1" w:semiHidden="0" w:uiPriority="69" w:unhideWhenUsed="0"/>
+    <w:lsdException w:name="Dark List Accent 1" w:semiHidden="0" w:uiPriority="70" w:unhideWhenUsed="0"/>
+    <w:lsdException w:name="Colorful Shading Accent 1" w:semiHidden="0" w:uiPriority="71" w:unhideWhenUsed="0"/>
+    <w:lsdException w:name="Colorful List Accent 1" w:semiHidden="0" w:uiPriority="72" w:unhideWhenUsed="0"/>
+    <w:lsdException w:name="Colorful Grid Accent 1" w:semiHidden="0" w:uiPriority="73" w:unhideWhenUsed="0"/>
+    <w:lsdException w:name="Light Shading Accent 2" w:semiHidden="0" w:uiPriority="60" w:unhideWhenUsed="0"/>
+    <w:lsdException w:name="Light List Accent 2" w:semiHidden="0" w:uiPriority="61" w:unhideWhenUsed="0"/>
+    <w:lsdException w:name="Light Grid Accent 2" w:semiHidden="0" w:uiPriority="62" w:unhideWhenUsed="0"/>
+    <w:lsdException w:name="Medium Shading 1 Accent 2" w:semiHidden="0" w:uiPriority="63" w:unhideWhenUsed="0"/>
+    <w:lsdException w:name="Medium Shading 2 Accent 2" w:semiHidden="0" w:uiPriority="64" w:unhideWhenUsed="0"/>
+    <w:lsdException w:name="Medium List 1 Accent 2" w:semiHidden="0" w:uiPriority="65" w:unhideWhenUsed="0"/>
+    <w:lsdException w:name="Medium List 2 Accent 2" w:semiHidden="0" w:uiPriority="66" w:unhideWhenUsed="0"/>
+    <w:lsdException w:name="Medium Grid 1 Accent 2" w:semiHidden="0" w:uiPriority="67" w:unhideWhenUsed="0"/>
+    <w:lsdException w:name="Medium Grid 2 Accent 2" w:semiHidden="0" w:uiPriority="68" w:unhideWhenUsed="0"/>
+    <w:lsdException w:name="Medium Grid 3 Accent 2" w:semiHidden="0" w:uiPriority="69" w:unhideWhenUsed="0"/>
+    <w:lsdException w:name="Dark List Accent 2" w:semiHidden="0" w:uiPriority="70" w:unhideWhenUsed="0"/>
+    <w:lsdException w:name="Colorful Shading Accent 2" w:semiHidden="0" w:uiPriority="71" w:unhideWhenUsed="0"/>
+    <w:lsdException w:name="Colorful List Accent 2" w:semiHidden="0" w:uiPriority="72" w:unhideWhenUsed="0"/>
+    <w:lsdException w:name="Colorful Grid Accent 2" w:semiHidden="0" w:uiPriority="73" w:unhideWhenUsed="0"/>
+    <w:lsdException w:name="Light Shading Accent 3" w:semiHidden="0" w:uiPriority="60" w:unhideWhenUsed="0"/>
+    <w:lsdException w:name="Light List Accent 3" w:semiHidden="0" w:uiPriority="61" w:unhideWhenUsed="0"/>
+    <w:lsdException w:name="Light Grid Accent 3" w:semiHidden="0" w:uiPriority="62" w:unhideWhenUsed="0"/>
+    <w:lsdException w:name="Medium Shading 1 Accent 3" w:semiHidden="0" w:uiPriority="63" w:unhideWhenUsed="0"/>
+    <w:lsdException w:name="Medium Shading 2 Accent 3" w:semiHidden="0" w:uiPriority="64" w:unhideWhenUsed="0"/>
+    <w:lsdException w:name="Medium List 1 Accent 3" w:semiHidden="0" w:uiPriority="65" w:unhideWhenUsed="0"/>
+    <w:lsdException w:name="Medium List 2 Accent 3" w:semiHidden="0" w:uiPriority="66" w:unhideWhenUsed="0"/>
+    <w:lsdException w:name="Medium Grid 1 Accent 3" w:semiHidden="0" w:uiPriority="67" w:unhideWhenUsed="0"/>
+    <w:lsdException w:name="Medium Grid 2 Accent 3" w:semiHidden="0" w:uiPriority="68" w:unhideWhenUsed="0"/>
+    <w:lsdException w:name="Medium Grid 3 Accent 3" w:semiHidden="0" w:uiPriority="69" w:unhideWhenUsed="0"/>
+    <w:lsdException w:name="Dark List Accent 3" w:semiHidden="0" w:uiPriority="70" w:unhideWhenUsed="0"/>
+    <w:lsdException w:name="Colorful Shading Accent 3" w:semiHidden="0" w:uiPriority="71" w:unhideWhenUsed="0"/>
+    <w:lsdException w:name="Colorful List Accent 3" w:semiHidden="0" w:uiPriority="72" w:unhideWhenUsed="0"/>
+    <w:lsdException w:name="Colorful Grid Accent 3" w:semiHidden="0" w:uiPriority="73" w:unhideWhenUsed="0"/>
+    <w:lsdException w:name="Light Shading Accent 4" w:semiHidden="0" w:uiPriority="60" w:unhideWhenUsed="0"/>
+    <w:lsdException w:name="Light List Accent 4" w:semiHidden="0" w:uiPriority="61" w:unhideWhenUsed="0"/>
+    <w:lsdException w:name="Light Grid Accent 4" w:semiHidden="0" w:uiPriority="62" w:unhideWhenUsed="0"/>
+    <w:lsdException w:name="Medium Shading 1 Accent 4" w:semiHidden="0" w:uiPriority="63" w:unhideWhenUsed="0"/>
+    <w:lsdException w:name="Medium Shading 2 Accent 4" w:semiHidden="0" w:uiPriority="64" w:unhideWhenUsed="0"/>
+    <w:lsdException w:name="Medium List 1 Accent 4" w:semiHidden="0" w:uiPriority="65" w:unhideWhenUsed="0"/>
+    <w:lsdException w:name="Medium List 2 Accent 4" w:semiHidden="0" w:uiPriority="66" w:unhideWhenUsed="0"/>
+    <w:lsdException w:name="Medium Grid 1 Accent 4" w:semiHidden="0" w:uiPriority="67" w:unhideWhenUsed="0"/>
+    <w:lsdException w:name="Medium Grid 2 Accent 4" w:semiHidden="0" w:uiPriority="68" w:unhideWhenUsed="0"/>
+    <w:lsdException w:name="Medium Grid 3 Accent 4" w:semiHidden="0" w:uiPriority="69" w:unhideWhenUsed="0"/>
+    <w:lsdException w:name="Dark List Accent 4" w:semiHidden="0" w:uiPriority="70" w:unhideWhenUsed="0"/>
+    <w:lsdException w:name="Colorful Shading Accent 4" w:semiHidden="0" w:uiPriority="71" w:unhideWhenUsed="0"/>
+    <w:lsdException w:name="Colorful List Accent 4" w:semiHidden="0" w:uiPriority="72" w:unhideWhenUsed="0"/>
+    <w:lsdException w:name="Colorful Grid Accent 4" w:semiHidden="0" w:uiPriority="73" w:unhideWhenUsed="0"/>
+    <w:lsdException w:name="Light Shading Accent 5" w:semiHidden="0" w:uiPriority="60" w:unhideWhenUsed="0"/>
+    <w:lsdException w:name="Light List Accent 5" w:semiHidden="0" w:uiPriority="61" w:unhideWhenUsed="0"/>
+    <w:lsdException w:name="Light Grid Accent 5" w:semiHidden="0" w:uiPriority="62" w:unhideWhenUsed="0"/>
+    <w:lsdException w:name="Medium Shading 1 Accent 5" w:semiHidden="0" w:uiPriority="63" w:unhideWhenUsed="0"/>
+    <w:lsdException w:name="Medium Shading 2 Accent 5" w:semiHidden="0" w:uiPriority="64" w:unhideWhenUsed="0"/>
+    <w:lsdException w:name="Medium List 1 Accent 5" w:semiHidden="0" w:uiPriority="65" w:unhideWhenUsed="0"/>
+    <w:lsdException w:name="Medium List 2 Accent 5" w:semiHidden="0" w:uiPriority="66" w:unhideWhenUsed="0"/>
+    <w:lsdException w:name="Medium Grid 1 Accent 5" w:semiHidden="0" w:uiPriority="67" w:unhideWhenUsed="0"/>
+    <w:lsdException w:name="Medium Grid 2 Accent 5" w:semiHidden="0" w:uiPriority="68" w:unhideWhenUsed="0"/>
+    <w:lsdException w:name="Medium Grid 3 Accent 5" w:semiHidden="0" w:uiPriority="69" w:unhideWhenUsed="0"/>
+    <w:lsdException w:name="Dark List Accent 5" w:semiHidden="0" w:uiPriority="70" w:unhideWhenUsed="0"/>
+    <w:lsdException w:name="Colorful Shading Accent 5" w:semiHidden="0" w:uiPriority="71" w:unhideWhenUsed="0"/>
+    <w:lsdException w:name="Colorful List Accent 5" w:semiHidden="0" w:uiPriority="72" w:unhideWhenUsed="0"/>
+    <w:lsdException w:name="Colorful Grid Accent 5" w:semiHidden="0" w:uiPriority="73" w:unhideWhenUsed="0"/>
+    <w:lsdException w:name="Light Shading Accent 6" w:semiHidden="0" w:uiPriority="60" w:unhideWhenUsed="0"/>
+    <w:lsdException w:name="Light List Accent 6" w:semiHidden="0" w:uiPriority="61" w:unhideWhenUsed="0"/>
+    <w:lsdException w:name="Light Grid Accent 6" w:semiHidden="0" w:uiPriority="62" w:unhideWhenUsed="0"/>
+    <w:lsdException w:name="Medium Shading 1 Accent 6" w:semiHidden="0" w:uiPriority="63" w:unhideWhenUsed="0"/>
+    <w:lsdException w:name="Medium Shading 2 Accent 6" w:semiHidden="0" w:uiPriority="64" w:unhideWhenUsed="0"/>
+    <w:lsdException w:name="Medium List 1 Accent 6" w:semiHidden="0" w:uiPriority="65" w:unhideWhenUsed="0"/>
+    <w:lsdException w:name="Medium List 2 Accent 6" w:semiHidden="0" w:uiPriority="66" w:unhideWhenUsed="0"/>
+    <w:lsdException w:name="Medium Grid 1 Accent 6" w:semiHidden="0" w:uiPriority="67" w:unhideWhenUsed="0"/>
+    <w:lsdException w:name="Medium Grid 2 Accent 6" w:semiHidden="0" w:uiPriority="68" w:unhideWhenUsed="0"/>
+    <w:lsdException w:name="Medium Grid 3 Accent 6" w:semiHidden="0" w:uiPriority="69" w:unhideWhenUsed="0"/>
+    <w:lsdException w:name="Dark List Accent 6" w:semiHidden="0" w:uiPriority="70" w:unhideWhenUsed="0"/>
+    <w:lsdException w:name="Colorful Shading Accent 6" w:semiHidden="0" w:uiPriority="71" w:unhideWhenUsed="0"/>
+    <w:lsdException w:name="Colorful List Accent 6" w:semiHidden="0" w:uiPriority="72" w:unhideWhenUsed="0"/>
+    <w:lsdException w:name="Colorful Grid Accent 6" w:semiHidden="0" w:uiPriority="73" w:unhideWhenUsed="0"/>
+    <w:lsdException w:name="Subtle Emphasis" w:semiHidden="0" w:uiPriority="19" w:unhideWhenUsed="0" w:qFormat="1"/>
+    <w:lsdException w:name="Intense Emphasis" w:semiHidden="0" w:uiPriority="21" w:unhideWhenUsed="0" w:qFormat="1"/>
+    <w:lsdException w:name="Subtle Reference" w:semiHidden="0" w:uiPriority="31" w:unhideWhenUsed="0" w:qFormat="1"/>
+    <w:lsdException w:name="Intense Reference" w:semiHidden="0" w:uiPriority="32" w:unhideWhenUsed="0" w:qFormat="1"/>
+    <w:lsdException w:name="Book Title" w:semiHidden="0" w:uiPriority="33" w:unhideWhenUsed="0" w:qFormat="1"/>
+    <w:lsdException w:name="Bibliography" w:uiPriority="37"/>
+    <w:lsdException w:name="TOC Heading" w:uiPriority="39" w:qFormat="1"/>
+  </w:latentStyles>
+  <w:style w:type="paragraph" w:default="1" w:styleId="a">
+    <w:name w:val="Normal"/>
+    <w:qFormat/>
+  </w:style>
+  <w:style w:type="character" w:default="1" w:styleId="a0">
+    <w:name w:val="Default Paragraph Font"/>
+    <w:uiPriority w:val="1"/>
+    <w:semiHidden/>
+    <w:unhideWhenUsed/>
+  </w:style>
+  <w:style w:type="table" w:default="1" w:styleId="a1">
+    <w:name w:val="Normal Table"/>
+    <w:uiPriority w:val="99"/>
+    <w:semiHidden/>
+    <w:unhideWhenUsed/>
+    <w:qFormat/>
+    <w:tblPr>
+      <w:tblInd w:w="0" w:type="dxa"/>
+      <w:tblCellMar>
+        <w:top w:w="0" w:type="dxa"/>
+        <w:left w:w="108" w:type="dxa"/>
+        <w:bottom w:w="0" w:type="dxa"/>
+        <w:right w:w="108" w:type="dxa"/>
+      </w:tblCellMar>
+    </w:tblPr>
+  </w:style>
+  <w:style w:type="numbering" w:default="1" w:styleId="a2">
+    <w:name w:val="No List"/>
+    <w:uiPriority w:val="99"/>
+    <w:semiHidden/>
+    <w:unhideWhenUsed/>
+  </w:style>
+  <w:style w:type="character" w:styleId="a3">
+    <w:name w:val="Placeholder Text"/>
+    <w:basedOn w:val="a0"/>
+    <w:uiPriority w:val="99"/>
+    <w:semiHidden/>
+    <w:rsid w:val="006717FA"/>
+    <w:rPr>
+      <w:color w:val="808080"/>
+    </w:rPr>
+  </w:style>
+</w:styles>
+</file>
+
+<file path=word/glossary/webSettings.xml><?xml version="1.0" encoding="utf-8"?>
+<w:webSettings xmlns:r="http://schemas.openxmlformats.org/officeDocument/2006/relationships" xmlns:w="http://schemas.openxmlformats.org/wordprocessingml/2006/main">
+  <w:optimizeForBrowser/>
+</w:webSettings>
 </file>
 
 <file path=word/theme/theme1.xml><?xml version="1.0" encoding="utf-8"?>
@@ -11027,7 +12764,7 @@
     </a:clrScheme>
     <a:fontScheme name="Стандартная">
       <a:majorFont>
-        <a:latin typeface="Calibri Light" panose="020F0302020204030204"/>
+        <a:latin typeface="Calibri Light"/>
         <a:ea typeface=""/>
         <a:cs typeface=""/>
         <a:font script="Jpan" typeface="游ゴシック Light"/>
@@ -11079,7 +12816,7 @@
         <a:font script="Tfng" typeface="Ebrima"/>
       </a:majorFont>
       <a:minorFont>
-        <a:latin typeface="Calibri" panose="020F0502020204030204"/>
+        <a:latin typeface="Calibri"/>
         <a:ea typeface=""/>
         <a:cs typeface=""/>
         <a:font script="Jpan" typeface="游明朝"/>
@@ -11273,7 +13010,7 @@
   <a:extraClrSchemeLst/>
   <a:extLst>
     <a:ext uri="{05A4C25C-085E-4340-85A3-A5531E510DB2}">
-      <thm15:themeFamily xmlns:thm15="http://schemas.microsoft.com/office/thememl/2012/main" name="Office Theme" id="{62F939B6-93AF-4DB8-9C6B-D6C7DFDC589F}" vid="{4A3C46E8-61CC-4603-A589-7422A47A8E4A}"/>
+      <thm15:themeFamily xmlns:thm15="http://schemas.microsoft.com/office/thememl/2012/main" xmlns="" name="Office Theme" id="{62F939B6-93AF-4DB8-9C6B-D6C7DFDC589F}" vid="{4A3C46E8-61CC-4603-A589-7422A47A8E4A}"/>
     </a:ext>
   </a:extLst>
 </a:theme>

--- a/Вступительные подготовка.docx
+++ b/Вступительные подготовка.docx
@@ -2971,25 +2971,7 @@
           <w:sz w:val="28"/>
           <w:szCs w:val="28"/>
         </w:rPr>
-        <w:t xml:space="preserve">. Однако постоянно использовать т/д вероятность </w:t>
-      </w:r>
-      <w:proofErr w:type="gramStart"/>
-      <w:r>
-        <w:rPr>
-          <w:rFonts w:ascii="Times New Roman" w:hAnsi="Times New Roman" w:cs="Times New Roman"/>
-          <w:sz w:val="28"/>
-          <w:szCs w:val="28"/>
-        </w:rPr>
-        <w:t>неудобно</w:t>
-      </w:r>
-      <w:proofErr w:type="gramEnd"/>
-      <w:r>
-        <w:rPr>
-          <w:rFonts w:ascii="Times New Roman" w:hAnsi="Times New Roman" w:cs="Times New Roman"/>
-          <w:sz w:val="28"/>
-          <w:szCs w:val="28"/>
-        </w:rPr>
-        <w:t xml:space="preserve"> и она не связана с термодинамическими характеристиками системы, поэтому необходима новая функция, которая обладала бы свойством аддитивности и принимала бы экстремальные значения при равновесии. Такой функцией стала энтропия. </w:t>
+        <w:t xml:space="preserve">. Однако постоянно использовать т/д вероятность неудобно и она не связана с термодинамическими характеристиками системы, поэтому необходима новая функция, которая обладала бы свойством аддитивности и принимала бы экстремальные значения при равновесии. Такой функцией стала энтропия. </w:t>
       </w:r>
       <w:r>
         <w:rPr>
@@ -4896,33 +4878,15 @@
           <w:sz w:val="28"/>
           <w:szCs w:val="28"/>
         </w:rPr>
-        <w:t>свойства</w:t>
-      </w:r>
-      <w:proofErr w:type="gramStart"/>
-      <w:r>
-        <w:rPr>
-          <w:rFonts w:ascii="Times New Roman" w:hAnsi="Times New Roman" w:cs="Times New Roman"/>
-          <w:sz w:val="28"/>
-          <w:szCs w:val="28"/>
-        </w:rPr>
-        <w:t>.</w:t>
-      </w:r>
-      <w:r>
-        <w:rPr>
-          <w:rFonts w:ascii="Times New Roman" w:hAnsi="Times New Roman" w:cs="Times New Roman"/>
-          <w:sz w:val="28"/>
-          <w:szCs w:val="28"/>
-        </w:rPr>
-        <w:t>С</w:t>
-      </w:r>
-      <w:proofErr w:type="gramEnd"/>
-      <w:r>
-        <w:rPr>
-          <w:rFonts w:ascii="Times New Roman" w:hAnsi="Times New Roman" w:cs="Times New Roman"/>
-          <w:sz w:val="28"/>
-          <w:szCs w:val="28"/>
-        </w:rPr>
-        <w:t>уществование</w:t>
+        <w:t>свойства.</w:t>
+      </w:r>
+      <w:r>
+        <w:rPr>
+          <w:rFonts w:ascii="Times New Roman" w:hAnsi="Times New Roman" w:cs="Times New Roman"/>
+          <w:sz w:val="28"/>
+          <w:szCs w:val="28"/>
+        </w:rPr>
+        <w:t>Существование</w:t>
       </w:r>
       <w:proofErr w:type="spellEnd"/>
       <w:r>
@@ -4976,16 +4940,7 @@
           <w:sz w:val="28"/>
           <w:szCs w:val="28"/>
         </w:rPr>
-        <w:t>ци</w:t>
-      </w:r>
-      <w:proofErr w:type="gramStart"/>
-      <w:r>
-        <w:rPr>
-          <w:rFonts w:ascii="Times New Roman" w:hAnsi="Times New Roman" w:cs="Times New Roman"/>
-          <w:sz w:val="28"/>
-          <w:szCs w:val="28"/>
-        </w:rPr>
-        <w:t>с</w:t>
+        <w:t>цис</w:t>
       </w:r>
       <w:proofErr w:type="spellEnd"/>
       <w:r>
@@ -4994,16 +4949,7 @@
           <w:sz w:val="28"/>
           <w:szCs w:val="28"/>
         </w:rPr>
-        <w:t>-</w:t>
-      </w:r>
-      <w:proofErr w:type="gramEnd"/>
-      <w:r>
-        <w:rPr>
-          <w:rFonts w:ascii="Times New Roman" w:hAnsi="Times New Roman" w:cs="Times New Roman"/>
-          <w:sz w:val="28"/>
-          <w:szCs w:val="28"/>
-        </w:rPr>
-        <w:t xml:space="preserve"> и </w:t>
+        <w:t xml:space="preserve">- и </w:t>
       </w:r>
       <w:proofErr w:type="spellStart"/>
       <w:r>
@@ -5021,25 +4967,7 @@
           <w:sz w:val="28"/>
           <w:szCs w:val="28"/>
         </w:rPr>
-        <w:t xml:space="preserve"> не образуют, поскольку они будут являться одним и тем же веществом. Например, в отличие от бутена–, </w:t>
-      </w:r>
-      <w:proofErr w:type="gramStart"/>
-      <w:r>
-        <w:rPr>
-          <w:rFonts w:ascii="Times New Roman" w:hAnsi="Times New Roman" w:cs="Times New Roman"/>
-          <w:sz w:val="28"/>
-          <w:szCs w:val="28"/>
-        </w:rPr>
-        <w:t>бу</w:t>
-      </w:r>
-      <w:proofErr w:type="gramEnd"/>
-      <w:r>
-        <w:rPr>
-          <w:rFonts w:ascii="Times New Roman" w:hAnsi="Times New Roman" w:cs="Times New Roman"/>
-          <w:sz w:val="28"/>
-          <w:szCs w:val="28"/>
-        </w:rPr>
-        <w:t xml:space="preserve">тен–, не имеет </w:t>
+        <w:t xml:space="preserve"> не образуют, поскольку они будут являться одним и тем же веществом. Например, в отличие от бутена–, бутен–, не имеет </w:t>
       </w:r>
       <w:proofErr w:type="spellStart"/>
       <w:r>
@@ -5133,7 +5061,6 @@
         </w:rPr>
       </w:pPr>
       <w:proofErr w:type="spellStart"/>
-      <w:proofErr w:type="gramStart"/>
       <w:r>
         <w:rPr>
           <w:rFonts w:ascii="Times New Roman" w:hAnsi="Times New Roman" w:cs="Times New Roman"/>
@@ -5143,7 +5070,6 @@
         <w:t>Транс-изомер</w:t>
       </w:r>
       <w:proofErr w:type="spellEnd"/>
-      <w:proofErr w:type="gramEnd"/>
       <w:r>
         <w:rPr>
           <w:rFonts w:ascii="Times New Roman" w:hAnsi="Times New Roman" w:cs="Times New Roman"/>
@@ -9646,16 +9572,7 @@
           <w:sz w:val="28"/>
           <w:szCs w:val="28"/>
         </w:rPr>
-        <w:t>элементарных стадий, в которой реагирующие молекулы АВ и С связываются с катализатором К в комплекс (А..В..С</w:t>
-      </w:r>
-      <w:proofErr w:type="gramStart"/>
-      <w:r>
-        <w:rPr>
-          <w:rFonts w:ascii="Times New Roman" w:hAnsi="Times New Roman" w:cs="Times New Roman"/>
-          <w:sz w:val="28"/>
-          <w:szCs w:val="28"/>
-        </w:rPr>
-        <w:t>)</w:t>
+        <w:t>элементарных стадий, в которой реагирующие молекулы АВ и С связываются с катализатором К в комплекс (А..В..С)</w:t>
       </w:r>
       <w:r>
         <w:rPr>
@@ -9666,7 +9583,6 @@
         </w:rPr>
         <w:t>К</w:t>
       </w:r>
-      <w:proofErr w:type="gramEnd"/>
       <w:r>
         <w:rPr>
           <w:rFonts w:ascii="Times New Roman" w:hAnsi="Times New Roman" w:cs="Times New Roman"/>
@@ -9766,15 +9682,7 @@
           <w:rFonts w:ascii="Times New Roman" w:hAnsi="Times New Roman" w:cs="Times New Roman"/>
           <w:sz w:val="28"/>
         </w:rPr>
-        <w:t>АВ + С + К→ (А..В..С</w:t>
-      </w:r>
-      <w:proofErr w:type="gramStart"/>
-      <w:r>
-        <w:rPr>
-          <w:rFonts w:ascii="Times New Roman" w:hAnsi="Times New Roman" w:cs="Times New Roman"/>
-          <w:sz w:val="28"/>
-        </w:rPr>
-        <w:t>)</w:t>
+        <w:t>АВ + С + К→ (А..В..С)</w:t>
       </w:r>
       <w:r>
         <w:rPr>
@@ -9784,7 +9692,6 @@
         </w:rPr>
         <w:t>К</w:t>
       </w:r>
-      <w:proofErr w:type="gramEnd"/>
       <w:r>
         <w:rPr>
           <w:rFonts w:ascii="Times New Roman" w:hAnsi="Times New Roman" w:cs="Times New Roman"/>
@@ -9872,25 +9779,7 @@
           <w:sz w:val="28"/>
           <w:szCs w:val="28"/>
         </w:rPr>
-        <w:t xml:space="preserve">Благодаря снижению энергии активации обеспечивается ускорение каталитической реакции по сравнению с </w:t>
-      </w:r>
-      <w:proofErr w:type="gramStart"/>
-      <w:r>
-        <w:rPr>
-          <w:rFonts w:ascii="Times New Roman" w:hAnsi="Times New Roman" w:cs="Times New Roman"/>
-          <w:sz w:val="28"/>
-          <w:szCs w:val="28"/>
-        </w:rPr>
-        <w:t>некаталитическими</w:t>
-      </w:r>
-      <w:proofErr w:type="gramEnd"/>
-      <w:r>
-        <w:rPr>
-          <w:rFonts w:ascii="Times New Roman" w:hAnsi="Times New Roman" w:cs="Times New Roman"/>
-          <w:sz w:val="28"/>
-          <w:szCs w:val="28"/>
-        </w:rPr>
-        <w:t>. Это объясняется тем, что при катализе реакция протекает по новому механизму, складывающемуся из элементарных реакций с меньшими энергиями активации, чем некаталитическая реакция.</w:t>
+        <w:t>Благодаря снижению энергии активации обеспечивается ускорение каталитической реакции по сравнению с некаталитическими. Это объясняется тем, что при катализе реакция протекает по новому механизму, складывающемуся из элементарных реакций с меньшими энергиями активации, чем некаталитическая реакция.</w:t>
       </w:r>
     </w:p>
     <w:p>
@@ -10514,25 +10403,7 @@
           <w:sz w:val="28"/>
           <w:szCs w:val="28"/>
         </w:rPr>
-        <w:t xml:space="preserve">док целевой реакции ниже порядка побочной реакции, то наблюдается действие, обратное </w:t>
-      </w:r>
-      <w:proofErr w:type="gramStart"/>
-      <w:r>
-        <w:rPr>
-          <w:rFonts w:ascii="Times New Roman" w:eastAsiaTheme="minorEastAsia" w:hAnsi="Times New Roman" w:cs="Times New Roman"/>
-          <w:sz w:val="28"/>
-          <w:szCs w:val="28"/>
-        </w:rPr>
-        <w:t>описанному</w:t>
-      </w:r>
-      <w:proofErr w:type="gramEnd"/>
-      <w:r>
-        <w:rPr>
-          <w:rFonts w:ascii="Times New Roman" w:eastAsiaTheme="minorEastAsia" w:hAnsi="Times New Roman" w:cs="Times New Roman"/>
-          <w:sz w:val="28"/>
-          <w:szCs w:val="28"/>
-        </w:rPr>
-        <w:t xml:space="preserve"> выше.</w:t>
+        <w:t>док целевой реакции ниже порядка побочной реакции, то наблюдается действие, обратное описанному выше.</w:t>
       </w:r>
     </w:p>
     <w:p>
@@ -10622,23 +10493,13 @@
         </w:rPr>
         <w:t> Временем контакта (в. к.) условно называется время в секундах, в течение которого объем пара или газа находится в контакте с равным объемом катализатора</w:t>
       </w:r>
-      <w:proofErr w:type="gramStart"/>
-      <w:r>
-        <w:rPr>
-          <w:rFonts w:ascii="Times New Roman" w:hAnsi="Times New Roman" w:cs="Times New Roman"/>
-          <w:sz w:val="28"/>
-          <w:szCs w:val="28"/>
-        </w:rPr>
-        <w:t>.</w:t>
-      </w:r>
-      <w:proofErr w:type="gramEnd"/>
-      <w:r>
-        <w:rPr>
-          <w:rFonts w:ascii="Times New Roman" w:hAnsi="Times New Roman" w:cs="Times New Roman"/>
-          <w:sz w:val="28"/>
-          <w:szCs w:val="28"/>
-        </w:rPr>
-        <w:t xml:space="preserve"> В</w:t>
+      <w:r>
+        <w:rPr>
+          <w:rFonts w:ascii="Times New Roman" w:hAnsi="Times New Roman" w:cs="Times New Roman"/>
+          <w:sz w:val="28"/>
+          <w:szCs w:val="28"/>
+        </w:rPr>
+        <w:t>. В</w:t>
       </w:r>
       <w:r>
         <w:rPr>
@@ -11465,6 +11326,7 @@
           <w:ilvl w:val="0"/>
           <w:numId w:val="4"/>
         </w:numPr>
+        <w:ind w:left="142" w:firstLine="0"/>
         <w:jc w:val="center"/>
         <w:rPr>
           <w:rFonts w:ascii="Times New Roman" w:hAnsi="Times New Roman" w:cs="Times New Roman"/>
@@ -11514,8 +11376,224 @@
           <w:sz w:val="28"/>
           <w:szCs w:val="28"/>
         </w:rPr>
-        <w:t xml:space="preserve"> парафинов.</w:t>
-      </w:r>
+        <w:t xml:space="preserve"> парафинов</w:t>
+      </w:r>
+      <w:r>
+        <w:rPr>
+          <w:rFonts w:ascii="Times New Roman" w:hAnsi="Times New Roman" w:cs="Times New Roman"/>
+          <w:sz w:val="28"/>
+          <w:szCs w:val="28"/>
+        </w:rPr>
+        <w:t>.</w:t>
+      </w:r>
+      <w:r>
+        <w:rPr>
+          <w:rFonts w:ascii="Times New Roman" w:hAnsi="Times New Roman" w:cs="Times New Roman"/>
+          <w:noProof/>
+          <w:sz w:val="28"/>
+          <w:szCs w:val="28"/>
+          <w:lang w:eastAsia="ru-RU"/>
+        </w:rPr>
+        <w:drawing>
+          <wp:inline distT="0" distB="0" distL="0" distR="0">
+            <wp:extent cx="5940425" cy="4031003"/>
+            <wp:effectExtent l="19050" t="0" r="3175" b="0"/>
+            <wp:docPr id="58" name="Рисунок 1"/>
+            <wp:cNvGraphicFramePr>
+              <a:graphicFrameLocks xmlns:a="http://schemas.openxmlformats.org/drawingml/2006/main" noChangeAspect="1"/>
+            </wp:cNvGraphicFramePr>
+            <a:graphic xmlns:a="http://schemas.openxmlformats.org/drawingml/2006/main">
+              <a:graphicData uri="http://schemas.openxmlformats.org/drawingml/2006/picture">
+                <pic:pic xmlns:pic="http://schemas.openxmlformats.org/drawingml/2006/picture">
+                  <pic:nvPicPr>
+                    <pic:cNvPr id="0" name="Picture 1"/>
+                    <pic:cNvPicPr>
+                      <a:picLocks noChangeAspect="1" noChangeArrowheads="1"/>
+                    </pic:cNvPicPr>
+                  </pic:nvPicPr>
+                  <pic:blipFill>
+                    <a:blip r:embed="rId63"/>
+                    <a:srcRect/>
+                    <a:stretch>
+                      <a:fillRect/>
+                    </a:stretch>
+                  </pic:blipFill>
+                  <pic:spPr bwMode="auto">
+                    <a:xfrm>
+                      <a:off x="0" y="0"/>
+                      <a:ext cx="5940425" cy="4031003"/>
+                    </a:xfrm>
+                    <a:prstGeom prst="rect">
+                      <a:avLst/>
+                    </a:prstGeom>
+                    <a:noFill/>
+                    <a:ln w="9525">
+                      <a:noFill/>
+                      <a:miter lim="800000"/>
+                      <a:headEnd/>
+                      <a:tailEnd/>
+                    </a:ln>
+                  </pic:spPr>
+                </pic:pic>
+              </a:graphicData>
+            </a:graphic>
+          </wp:inline>
+        </w:drawing>
+      </w:r>
+    </w:p>
+    <w:p>
+      <w:pPr>
+        <w:pStyle w:val="a4"/>
+        <w:ind w:left="142"/>
+        <w:rPr>
+          <w:rFonts w:ascii="Times New Roman" w:hAnsi="Times New Roman" w:cs="Times New Roman"/>
+          <w:sz w:val="28"/>
+          <w:szCs w:val="28"/>
+        </w:rPr>
+      </w:pPr>
+    </w:p>
+    <w:p>
+      <w:pPr>
+        <w:pStyle w:val="a4"/>
+        <w:ind w:left="142"/>
+        <w:rPr>
+          <w:rFonts w:ascii="Times New Roman" w:hAnsi="Times New Roman" w:cs="Times New Roman"/>
+          <w:sz w:val="28"/>
+          <w:szCs w:val="28"/>
+        </w:rPr>
+      </w:pPr>
+      <w:r>
+        <w:rPr>
+          <w:rFonts w:ascii="Times New Roman" w:hAnsi="Times New Roman" w:cs="Times New Roman"/>
+          <w:noProof/>
+          <w:sz w:val="28"/>
+          <w:szCs w:val="28"/>
+          <w:lang w:eastAsia="ru-RU"/>
+        </w:rPr>
+        <w:lastRenderedPageBreak/>
+        <w:drawing>
+          <wp:inline distT="0" distB="0" distL="0" distR="0">
+            <wp:extent cx="5940425" cy="4183213"/>
+            <wp:effectExtent l="19050" t="0" r="3175" b="0"/>
+            <wp:docPr id="59" name="Рисунок 4"/>
+            <wp:cNvGraphicFramePr>
+              <a:graphicFrameLocks xmlns:a="http://schemas.openxmlformats.org/drawingml/2006/main" noChangeAspect="1"/>
+            </wp:cNvGraphicFramePr>
+            <a:graphic xmlns:a="http://schemas.openxmlformats.org/drawingml/2006/main">
+              <a:graphicData uri="http://schemas.openxmlformats.org/drawingml/2006/picture">
+                <pic:pic xmlns:pic="http://schemas.openxmlformats.org/drawingml/2006/picture">
+                  <pic:nvPicPr>
+                    <pic:cNvPr id="0" name="Picture 4"/>
+                    <pic:cNvPicPr>
+                      <a:picLocks noChangeAspect="1" noChangeArrowheads="1"/>
+                    </pic:cNvPicPr>
+                  </pic:nvPicPr>
+                  <pic:blipFill>
+                    <a:blip r:embed="rId64"/>
+                    <a:srcRect/>
+                    <a:stretch>
+                      <a:fillRect/>
+                    </a:stretch>
+                  </pic:blipFill>
+                  <pic:spPr bwMode="auto">
+                    <a:xfrm>
+                      <a:off x="0" y="0"/>
+                      <a:ext cx="5940425" cy="4183213"/>
+                    </a:xfrm>
+                    <a:prstGeom prst="rect">
+                      <a:avLst/>
+                    </a:prstGeom>
+                    <a:noFill/>
+                    <a:ln w="9525">
+                      <a:noFill/>
+                      <a:miter lim="800000"/>
+                      <a:headEnd/>
+                      <a:tailEnd/>
+                    </a:ln>
+                  </pic:spPr>
+                </pic:pic>
+              </a:graphicData>
+            </a:graphic>
+          </wp:inline>
+        </w:drawing>
+      </w:r>
+    </w:p>
+    <w:p>
+      <w:pPr>
+        <w:pStyle w:val="a4"/>
+        <w:ind w:left="142"/>
+        <w:rPr>
+          <w:rFonts w:ascii="Times New Roman" w:hAnsi="Times New Roman" w:cs="Times New Roman"/>
+          <w:sz w:val="28"/>
+          <w:szCs w:val="28"/>
+        </w:rPr>
+      </w:pPr>
+      <w:r>
+        <w:rPr>
+          <w:rFonts w:ascii="Times New Roman" w:hAnsi="Times New Roman" w:cs="Times New Roman"/>
+          <w:noProof/>
+          <w:sz w:val="28"/>
+          <w:szCs w:val="28"/>
+          <w:lang w:eastAsia="ru-RU"/>
+        </w:rPr>
+        <w:drawing>
+          <wp:inline distT="0" distB="0" distL="0" distR="0">
+            <wp:extent cx="5940425" cy="4526376"/>
+            <wp:effectExtent l="19050" t="0" r="3175" b="0"/>
+            <wp:docPr id="60" name="Рисунок 7"/>
+            <wp:cNvGraphicFramePr>
+              <a:graphicFrameLocks xmlns:a="http://schemas.openxmlformats.org/drawingml/2006/main" noChangeAspect="1"/>
+            </wp:cNvGraphicFramePr>
+            <a:graphic xmlns:a="http://schemas.openxmlformats.org/drawingml/2006/main">
+              <a:graphicData uri="http://schemas.openxmlformats.org/drawingml/2006/picture">
+                <pic:pic xmlns:pic="http://schemas.openxmlformats.org/drawingml/2006/picture">
+                  <pic:nvPicPr>
+                    <pic:cNvPr id="0" name="Picture 7"/>
+                    <pic:cNvPicPr>
+                      <a:picLocks noChangeAspect="1" noChangeArrowheads="1"/>
+                    </pic:cNvPicPr>
+                  </pic:nvPicPr>
+                  <pic:blipFill>
+                    <a:blip r:embed="rId65"/>
+                    <a:srcRect/>
+                    <a:stretch>
+                      <a:fillRect/>
+                    </a:stretch>
+                  </pic:blipFill>
+                  <pic:spPr bwMode="auto">
+                    <a:xfrm>
+                      <a:off x="0" y="0"/>
+                      <a:ext cx="5940425" cy="4526376"/>
+                    </a:xfrm>
+                    <a:prstGeom prst="rect">
+                      <a:avLst/>
+                    </a:prstGeom>
+                    <a:noFill/>
+                    <a:ln w="9525">
+                      <a:noFill/>
+                      <a:miter lim="800000"/>
+                      <a:headEnd/>
+                      <a:tailEnd/>
+                    </a:ln>
+                  </pic:spPr>
+                </pic:pic>
+              </a:graphicData>
+            </a:graphic>
+          </wp:inline>
+        </w:drawing>
+      </w:r>
+    </w:p>
+    <w:p>
+      <w:pPr>
+        <w:pStyle w:val="a4"/>
+        <w:ind w:left="142"/>
+        <w:jc w:val="center"/>
+        <w:rPr>
+          <w:rFonts w:ascii="Times New Roman" w:hAnsi="Times New Roman" w:cs="Times New Roman"/>
+          <w:sz w:val="28"/>
+          <w:szCs w:val="28"/>
+        </w:rPr>
+      </w:pPr>
     </w:p>
     <w:p>
       <w:pPr>
@@ -11537,7 +11615,179 @@
           <w:sz w:val="28"/>
           <w:szCs w:val="28"/>
         </w:rPr>
+        <w:lastRenderedPageBreak/>
         <w:t>Процессы с изменяющейся активностью катализатора. Основные причины и явления дезактивации. Приёмы снижения дезактивации в процессах дегидрирования, риформинга и др. Реакторы для процессов с дезактивацией катализаторов.</w:t>
+      </w:r>
+    </w:p>
+    <w:p>
+      <w:pPr>
+        <w:pStyle w:val="a4"/>
+        <w:jc w:val="center"/>
+        <w:rPr>
+          <w:rFonts w:ascii="Times New Roman" w:hAnsi="Times New Roman" w:cs="Times New Roman"/>
+          <w:sz w:val="28"/>
+          <w:szCs w:val="28"/>
+        </w:rPr>
+      </w:pPr>
+    </w:p>
+    <w:p>
+      <w:pPr>
+        <w:pStyle w:val="a4"/>
+        <w:ind w:left="0"/>
+        <w:rPr>
+          <w:rFonts w:ascii="Times New Roman" w:hAnsi="Times New Roman" w:cs="Times New Roman"/>
+          <w:sz w:val="28"/>
+          <w:szCs w:val="28"/>
+        </w:rPr>
+      </w:pPr>
+      <w:r>
+        <w:rPr>
+          <w:rFonts w:ascii="Times New Roman" w:hAnsi="Times New Roman" w:cs="Times New Roman"/>
+          <w:noProof/>
+          <w:sz w:val="28"/>
+          <w:szCs w:val="28"/>
+          <w:lang w:eastAsia="ru-RU"/>
+        </w:rPr>
+        <w:drawing>
+          <wp:inline distT="0" distB="0" distL="0" distR="0">
+            <wp:extent cx="5940425" cy="4179095"/>
+            <wp:effectExtent l="19050" t="0" r="3175" b="0"/>
+            <wp:docPr id="61" name="Рисунок 10"/>
+            <wp:cNvGraphicFramePr>
+              <a:graphicFrameLocks xmlns:a="http://schemas.openxmlformats.org/drawingml/2006/main" noChangeAspect="1"/>
+            </wp:cNvGraphicFramePr>
+            <a:graphic xmlns:a="http://schemas.openxmlformats.org/drawingml/2006/main">
+              <a:graphicData uri="http://schemas.openxmlformats.org/drawingml/2006/picture">
+                <pic:pic xmlns:pic="http://schemas.openxmlformats.org/drawingml/2006/picture">
+                  <pic:nvPicPr>
+                    <pic:cNvPr id="0" name="Picture 10"/>
+                    <pic:cNvPicPr>
+                      <a:picLocks noChangeAspect="1" noChangeArrowheads="1"/>
+                    </pic:cNvPicPr>
+                  </pic:nvPicPr>
+                  <pic:blipFill>
+                    <a:blip r:embed="rId66"/>
+                    <a:srcRect/>
+                    <a:stretch>
+                      <a:fillRect/>
+                    </a:stretch>
+                  </pic:blipFill>
+                  <pic:spPr bwMode="auto">
+                    <a:xfrm>
+                      <a:off x="0" y="0"/>
+                      <a:ext cx="5940425" cy="4179095"/>
+                    </a:xfrm>
+                    <a:prstGeom prst="rect">
+                      <a:avLst/>
+                    </a:prstGeom>
+                    <a:noFill/>
+                    <a:ln w="9525">
+                      <a:noFill/>
+                      <a:miter lim="800000"/>
+                      <a:headEnd/>
+                      <a:tailEnd/>
+                    </a:ln>
+                  </pic:spPr>
+                </pic:pic>
+              </a:graphicData>
+            </a:graphic>
+          </wp:inline>
+        </w:drawing>
+      </w:r>
+    </w:p>
+    <w:p>
+      <w:pPr>
+        <w:pStyle w:val="a4"/>
+        <w:ind w:left="0"/>
+        <w:rPr>
+          <w:rFonts w:ascii="Times New Roman" w:hAnsi="Times New Roman" w:cs="Times New Roman"/>
+          <w:sz w:val="28"/>
+          <w:szCs w:val="28"/>
+        </w:rPr>
+      </w:pPr>
+      <w:proofErr w:type="spellStart"/>
+      <w:r>
+        <w:rPr>
+          <w:rFonts w:ascii="Times New Roman" w:hAnsi="Times New Roman" w:cs="Times New Roman"/>
+          <w:sz w:val="28"/>
+          <w:szCs w:val="28"/>
+        </w:rPr>
+        <w:t>Закоксовывание</w:t>
+      </w:r>
+      <w:proofErr w:type="spellEnd"/>
+      <w:r>
+        <w:rPr>
+          <w:rFonts w:ascii="Times New Roman" w:hAnsi="Times New Roman" w:cs="Times New Roman"/>
+          <w:sz w:val="28"/>
+          <w:szCs w:val="28"/>
+        </w:rPr>
+        <w:t>, спекание, отравление, истирание, унос, загрязнение.</w:t>
+      </w:r>
+    </w:p>
+    <w:p>
+      <w:pPr>
+        <w:pStyle w:val="a4"/>
+        <w:ind w:left="0"/>
+        <w:rPr>
+          <w:rFonts w:ascii="Times New Roman" w:hAnsi="Times New Roman" w:cs="Times New Roman"/>
+          <w:sz w:val="28"/>
+          <w:szCs w:val="28"/>
+        </w:rPr>
+      </w:pPr>
+    </w:p>
+    <w:p>
+      <w:pPr>
+        <w:pStyle w:val="a4"/>
+        <w:ind w:left="0"/>
+        <w:rPr>
+          <w:rFonts w:ascii="Times New Roman" w:hAnsi="Times New Roman" w:cs="Times New Roman"/>
+          <w:sz w:val="28"/>
+          <w:szCs w:val="28"/>
+        </w:rPr>
+      </w:pPr>
+      <w:r>
+        <w:rPr>
+          <w:rFonts w:ascii="Times New Roman" w:hAnsi="Times New Roman" w:cs="Times New Roman"/>
+          <w:sz w:val="28"/>
+          <w:szCs w:val="28"/>
+        </w:rPr>
+        <w:t xml:space="preserve">(Реактор </w:t>
+      </w:r>
+      <w:proofErr w:type="spellStart"/>
+      <w:r>
+        <w:rPr>
+          <w:rFonts w:ascii="Times New Roman" w:hAnsi="Times New Roman" w:cs="Times New Roman"/>
+          <w:sz w:val="28"/>
+          <w:szCs w:val="28"/>
+        </w:rPr>
+        <w:t>риформинга</w:t>
+      </w:r>
+      <w:proofErr w:type="spellEnd"/>
+      <w:r>
+        <w:rPr>
+          <w:rFonts w:ascii="Times New Roman" w:hAnsi="Times New Roman" w:cs="Times New Roman"/>
+          <w:sz w:val="28"/>
+          <w:szCs w:val="28"/>
+        </w:rPr>
+        <w:t xml:space="preserve"> выше) В процессе </w:t>
+      </w:r>
+      <w:proofErr w:type="spellStart"/>
+      <w:r>
+        <w:rPr>
+          <w:rFonts w:ascii="Times New Roman" w:hAnsi="Times New Roman" w:cs="Times New Roman"/>
+          <w:sz w:val="28"/>
+          <w:szCs w:val="28"/>
+        </w:rPr>
+        <w:t>риформинга</w:t>
+      </w:r>
+      <w:proofErr w:type="spellEnd"/>
+      <w:r>
+        <w:rPr>
+          <w:rFonts w:ascii="Times New Roman" w:hAnsi="Times New Roman" w:cs="Times New Roman"/>
+          <w:sz w:val="28"/>
+          <w:szCs w:val="28"/>
+        </w:rPr>
+        <w:t xml:space="preserve"> для снижения износа катализатора используется повышение давления и ввод в реакционную смесь водорода.</w:t>
       </w:r>
     </w:p>
     <w:sectPr>
@@ -12421,306 +12671,6 @@
 </w:styles>
 </file>
 
-<file path=word/glossary/document.xml><?xml version="1.0" encoding="utf-8"?>
-<w:glossaryDocument xmlns:ve="http://schemas.openxmlformats.org/markup-compatibility/2006" xmlns:o="urn:schemas-microsoft-com:office:office" xmlns:r="http://schemas.openxmlformats.org/officeDocument/2006/relationships" xmlns:m="http://schemas.openxmlformats.org/officeDocument/2006/math" xmlns:v="urn:schemas-microsoft-com:vml" xmlns:wp="http://schemas.openxmlformats.org/drawingml/2006/wordprocessingDrawing" xmlns:w10="urn:schemas-microsoft-com:office:word" xmlns:w="http://schemas.openxmlformats.org/wordprocessingml/2006/main" xmlns:wne="http://schemas.microsoft.com/office/word/2006/wordml">
-  <w:docParts/>
-</w:glossaryDocument>
-</file>
-
-<file path=word/glossary/fontTable.xml><?xml version="1.0" encoding="utf-8"?>
-<w:fonts xmlns:r="http://schemas.openxmlformats.org/officeDocument/2006/relationships" xmlns:w="http://schemas.openxmlformats.org/wordprocessingml/2006/main">
-  <w:font w:name="Times New Roman">
-    <w:panose1 w:val="02020603050405020304"/>
-    <w:charset w:val="CC"/>
-    <w:family w:val="roman"/>
-    <w:pitch w:val="variable"/>
-    <w:sig w:usb0="E0002EFF" w:usb1="C000785B" w:usb2="00000009" w:usb3="00000000" w:csb0="000001FF" w:csb1="00000000"/>
-  </w:font>
-  <w:font w:name="Wingdings">
-    <w:panose1 w:val="05000000000000000000"/>
-    <w:charset w:val="02"/>
-    <w:family w:val="auto"/>
-    <w:pitch w:val="variable"/>
-    <w:sig w:usb0="00000000" w:usb1="10000000" w:usb2="00000000" w:usb3="00000000" w:csb0="80000000" w:csb1="00000000"/>
-  </w:font>
-  <w:font w:name="Calibri">
-    <w:panose1 w:val="020F0502020204030204"/>
-    <w:charset w:val="CC"/>
-    <w:family w:val="swiss"/>
-    <w:pitch w:val="variable"/>
-    <w:sig w:usb0="E4002EFF" w:usb1="C000247B" w:usb2="00000009" w:usb3="00000000" w:csb0="000001FF" w:csb1="00000000"/>
-  </w:font>
-  <w:font w:name="Calibri Light">
-    <w:panose1 w:val="020F0302020204030204"/>
-    <w:charset w:val="CC"/>
-    <w:family w:val="swiss"/>
-    <w:pitch w:val="variable"/>
-    <w:sig w:usb0="E4002EFF" w:usb1="C000247B" w:usb2="00000009" w:usb3="00000000" w:csb0="000001FF" w:csb1="00000000"/>
-  </w:font>
-  <w:font w:name="Tahoma">
-    <w:panose1 w:val="020B0604030504040204"/>
-    <w:charset w:val="CC"/>
-    <w:family w:val="swiss"/>
-    <w:pitch w:val="variable"/>
-    <w:sig w:usb0="E1002EFF" w:usb1="C000605B" w:usb2="00000029" w:usb3="00000000" w:csb0="000101FF" w:csb1="00000000"/>
-  </w:font>
-  <w:font w:name="Cambria Math">
-    <w:panose1 w:val="02040503050406030204"/>
-    <w:charset w:val="CC"/>
-    <w:family w:val="roman"/>
-    <w:pitch w:val="variable"/>
-    <w:sig w:usb0="E00006FF" w:usb1="420024FF" w:usb2="02000000" w:usb3="00000000" w:csb0="0000019F" w:csb1="00000000"/>
-  </w:font>
-  <w:font w:name="Cambria">
-    <w:panose1 w:val="02040503050406030204"/>
-    <w:charset w:val="CC"/>
-    <w:family w:val="roman"/>
-    <w:pitch w:val="variable"/>
-    <w:sig w:usb0="E00006FF" w:usb1="420024FF" w:usb2="02000000" w:usb3="00000000" w:csb0="0000019F" w:csb1="00000000"/>
-  </w:font>
-</w:fonts>
-</file>
-
-<file path=word/glossary/settings.xml><?xml version="1.0" encoding="utf-8"?>
-<w:settings xmlns:o="urn:schemas-microsoft-com:office:office" xmlns:r="http://schemas.openxmlformats.org/officeDocument/2006/relationships" xmlns:m="http://schemas.openxmlformats.org/officeDocument/2006/math" xmlns:v="urn:schemas-microsoft-com:vml" xmlns:w10="urn:schemas-microsoft-com:office:word" xmlns:w="http://schemas.openxmlformats.org/wordprocessingml/2006/main" xmlns:sl="http://schemas.openxmlformats.org/schemaLibrary/2006/main">
-  <w:view w:val="normal"/>
-  <w:defaultTabStop w:val="708"/>
-  <w:characterSpacingControl w:val="doNotCompress"/>
-  <w:compat>
-    <w:useFELayout/>
-  </w:compat>
-  <w:rsids>
-    <w:rsidRoot w:val="006717FA"/>
-    <w:rsid w:val="00586F5E"/>
-    <w:rsid w:val="006717FA"/>
-  </w:rsids>
-  <m:mathPr>
-    <m:mathFont m:val="Cambria Math"/>
-    <m:brkBin m:val="before"/>
-    <m:brkBinSub m:val="--"/>
-    <m:smallFrac m:val="off"/>
-    <m:dispDef/>
-    <m:lMargin m:val="0"/>
-    <m:rMargin m:val="0"/>
-    <m:defJc m:val="centerGroup"/>
-    <m:wrapIndent m:val="1440"/>
-    <m:intLim m:val="subSup"/>
-    <m:naryLim m:val="undOvr"/>
-  </m:mathPr>
-  <w:themeFontLang w:val="ru-RU"/>
-  <w:clrSchemeMapping w:bg1="light1" w:t1="dark1" w:bg2="light2" w:t2="dark2" w:accent1="accent1" w:accent2="accent2" w:accent3="accent3" w:accent4="accent4" w:accent5="accent5" w:accent6="accent6" w:hyperlink="hyperlink" w:followedHyperlink="followedHyperlink"/>
-  <w:decimalSymbol w:val=","/>
-  <w:listSeparator w:val=";"/>
-</w:settings>
-</file>
-
-<file path=word/glossary/styles.xml><?xml version="1.0" encoding="utf-8"?>
-<w:styles xmlns:r="http://schemas.openxmlformats.org/officeDocument/2006/relationships" xmlns:w="http://schemas.openxmlformats.org/wordprocessingml/2006/main">
-  <w:docDefaults>
-    <w:rPrDefault>
-      <w:rPr>
-        <w:rFonts w:asciiTheme="minorHAnsi" w:eastAsiaTheme="minorEastAsia" w:hAnsiTheme="minorHAnsi" w:cstheme="minorBidi"/>
-        <w:sz w:val="22"/>
-        <w:szCs w:val="22"/>
-        <w:lang w:val="ru-RU" w:eastAsia="ru-RU" w:bidi="ar-SA"/>
-      </w:rPr>
-    </w:rPrDefault>
-    <w:pPrDefault>
-      <w:pPr>
-        <w:spacing w:after="200" w:line="276" w:lineRule="auto"/>
-      </w:pPr>
-    </w:pPrDefault>
-  </w:docDefaults>
-  <w:latentStyles w:defLockedState="0" w:defUIPriority="99" w:defSemiHidden="1" w:defUnhideWhenUsed="1" w:defQFormat="0" w:count="267">
-    <w:lsdException w:name="Normal" w:semiHidden="0" w:uiPriority="0" w:unhideWhenUsed="0" w:qFormat="1"/>
-    <w:lsdException w:name="heading 1" w:semiHidden="0" w:uiPriority="9" w:unhideWhenUsed="0" w:qFormat="1"/>
-    <w:lsdException w:name="heading 2" w:uiPriority="9" w:qFormat="1"/>
-    <w:lsdException w:name="heading 3" w:uiPriority="9" w:qFormat="1"/>
-    <w:lsdException w:name="heading 4" w:uiPriority="9" w:qFormat="1"/>
-    <w:lsdException w:name="heading 5" w:uiPriority="9" w:qFormat="1"/>
-    <w:lsdException w:name="heading 6" w:uiPriority="9" w:qFormat="1"/>
-    <w:lsdException w:name="heading 7" w:uiPriority="9" w:qFormat="1"/>
-    <w:lsdException w:name="heading 8" w:uiPriority="9" w:qFormat="1"/>
-    <w:lsdException w:name="heading 9" w:uiPriority="9" w:qFormat="1"/>
-    <w:lsdException w:name="toc 1" w:uiPriority="39"/>
-    <w:lsdException w:name="toc 2" w:uiPriority="39"/>
-    <w:lsdException w:name="toc 3" w:uiPriority="39"/>
-    <w:lsdException w:name="toc 4" w:uiPriority="39"/>
-    <w:lsdException w:name="toc 5" w:uiPriority="39"/>
-    <w:lsdException w:name="toc 6" w:uiPriority="39"/>
-    <w:lsdException w:name="toc 7" w:uiPriority="39"/>
-    <w:lsdException w:name="toc 8" w:uiPriority="39"/>
-    <w:lsdException w:name="toc 9" w:uiPriority="39"/>
-    <w:lsdException w:name="caption" w:uiPriority="35" w:qFormat="1"/>
-    <w:lsdException w:name="Title" w:semiHidden="0" w:uiPriority="10" w:unhideWhenUsed="0" w:qFormat="1"/>
-    <w:lsdException w:name="Default Paragraph Font" w:uiPriority="1"/>
-    <w:lsdException w:name="Subtitle" w:semiHidden="0" w:uiPriority="11" w:unhideWhenUsed="0" w:qFormat="1"/>
-    <w:lsdException w:name="Strong" w:semiHidden="0" w:uiPriority="22" w:unhideWhenUsed="0" w:qFormat="1"/>
-    <w:lsdException w:name="Emphasis" w:semiHidden="0" w:uiPriority="20" w:unhideWhenUsed="0" w:qFormat="1"/>
-    <w:lsdException w:name="Table Grid" w:semiHidden="0" w:uiPriority="59" w:unhideWhenUsed="0"/>
-    <w:lsdException w:name="Placeholder Text" w:unhideWhenUsed="0"/>
-    <w:lsdException w:name="No Spacing" w:semiHidden="0" w:uiPriority="1" w:unhideWhenUsed="0" w:qFormat="1"/>
-    <w:lsdException w:name="Light Shading" w:semiHidden="0" w:uiPriority="60" w:unhideWhenUsed="0"/>
-    <w:lsdException w:name="Light List" w:semiHidden="0" w:uiPriority="61" w:unhideWhenUsed="0"/>
-    <w:lsdException w:name="Light Grid" w:semiHidden="0" w:uiPriority="62" w:unhideWhenUsed="0"/>
-    <w:lsdException w:name="Medium Shading 1" w:semiHidden="0" w:uiPriority="63" w:unhideWhenUsed="0"/>
-    <w:lsdException w:name="Medium Shading 2" w:semiHidden="0" w:uiPriority="64" w:unhideWhenUsed="0"/>
-    <w:lsdException w:name="Medium List 1" w:semiHidden="0" w:uiPriority="65" w:unhideWhenUsed="0"/>
-    <w:lsdException w:name="Medium List 2" w:semiHidden="0" w:uiPriority="66" w:unhideWhenUsed="0"/>
-    <w:lsdException w:name="Medium Grid 1" w:semiHidden="0" w:uiPriority="67" w:unhideWhenUsed="0"/>
-    <w:lsdException w:name="Medium Grid 2" w:semiHidden="0" w:uiPriority="68" w:unhideWhenUsed="0"/>
-    <w:lsdException w:name="Medium Grid 3" w:semiHidden="0" w:uiPriority="69" w:unhideWhenUsed="0"/>
-    <w:lsdException w:name="Dark List" w:semiHidden="0" w:uiPriority="70" w:unhideWhenUsed="0"/>
-    <w:lsdException w:name="Colorful Shading" w:semiHidden="0" w:uiPriority="71" w:unhideWhenUsed="0"/>
-    <w:lsdException w:name="Colorful List" w:semiHidden="0" w:uiPriority="72" w:unhideWhenUsed="0"/>
-    <w:lsdException w:name="Colorful Grid" w:semiHidden="0" w:uiPriority="73" w:unhideWhenUsed="0"/>
-    <w:lsdException w:name="Light Shading Accent 1" w:semiHidden="0" w:uiPriority="60" w:unhideWhenUsed="0"/>
-    <w:lsdException w:name="Light List Accent 1" w:semiHidden="0" w:uiPriority="61" w:unhideWhenUsed="0"/>
-    <w:lsdException w:name="Light Grid Accent 1" w:semiHidden="0" w:uiPriority="62" w:unhideWhenUsed="0"/>
-    <w:lsdException w:name="Medium Shading 1 Accent 1" w:semiHidden="0" w:uiPriority="63" w:unhideWhenUsed="0"/>
-    <w:lsdException w:name="Medium Shading 2 Accent 1" w:semiHidden="0" w:uiPriority="64" w:unhideWhenUsed="0"/>
-    <w:lsdException w:name="Medium List 1 Accent 1" w:semiHidden="0" w:uiPriority="65" w:unhideWhenUsed="0"/>
-    <w:lsdException w:name="Revision" w:unhideWhenUsed="0"/>
-    <w:lsdException w:name="List Paragraph" w:semiHidden="0" w:uiPriority="34" w:unhideWhenUsed="0" w:qFormat="1"/>
-    <w:lsdException w:name="Quote" w:semiHidden="0" w:uiPriority="29" w:unhideWhenUsed="0" w:qFormat="1"/>
-    <w:lsdException w:name="Intense Quote" w:semiHidden="0" w:uiPriority="30" w:unhideWhenUsed="0" w:qFormat="1"/>
-    <w:lsdException w:name="Medium List 2 Accent 1" w:semiHidden="0" w:uiPriority="66" w:unhideWhenUsed="0"/>
-    <w:lsdException w:name="Medium Grid 1 Accent 1" w:semiHidden="0" w:uiPriority="67" w:unhideWhenUsed="0"/>
-    <w:lsdException w:name="Medium Grid 2 Accent 1" w:semiHidden="0" w:uiPriority="68" w:unhideWhenUsed="0"/>
-    <w:lsdException w:name="Medium Grid 3 Accent 1" w:semiHidden="0" w:uiPriority="69" w:unhideWhenUsed="0"/>
-    <w:lsdException w:name="Dark List Accent 1" w:semiHidden="0" w:uiPriority="70" w:unhideWhenUsed="0"/>
-    <w:lsdException w:name="Colorful Shading Accent 1" w:semiHidden="0" w:uiPriority="71" w:unhideWhenUsed="0"/>
-    <w:lsdException w:name="Colorful List Accent 1" w:semiHidden="0" w:uiPriority="72" w:unhideWhenUsed="0"/>
-    <w:lsdException w:name="Colorful Grid Accent 1" w:semiHidden="0" w:uiPriority="73" w:unhideWhenUsed="0"/>
-    <w:lsdException w:name="Light Shading Accent 2" w:semiHidden="0" w:uiPriority="60" w:unhideWhenUsed="0"/>
-    <w:lsdException w:name="Light List Accent 2" w:semiHidden="0" w:uiPriority="61" w:unhideWhenUsed="0"/>
-    <w:lsdException w:name="Light Grid Accent 2" w:semiHidden="0" w:uiPriority="62" w:unhideWhenUsed="0"/>
-    <w:lsdException w:name="Medium Shading 1 Accent 2" w:semiHidden="0" w:uiPriority="63" w:unhideWhenUsed="0"/>
-    <w:lsdException w:name="Medium Shading 2 Accent 2" w:semiHidden="0" w:uiPriority="64" w:unhideWhenUsed="0"/>
-    <w:lsdException w:name="Medium List 1 Accent 2" w:semiHidden="0" w:uiPriority="65" w:unhideWhenUsed="0"/>
-    <w:lsdException w:name="Medium List 2 Accent 2" w:semiHidden="0" w:uiPriority="66" w:unhideWhenUsed="0"/>
-    <w:lsdException w:name="Medium Grid 1 Accent 2" w:semiHidden="0" w:uiPriority="67" w:unhideWhenUsed="0"/>
-    <w:lsdException w:name="Medium Grid 2 Accent 2" w:semiHidden="0" w:uiPriority="68" w:unhideWhenUsed="0"/>
-    <w:lsdException w:name="Medium Grid 3 Accent 2" w:semiHidden="0" w:uiPriority="69" w:unhideWhenUsed="0"/>
-    <w:lsdException w:name="Dark List Accent 2" w:semiHidden="0" w:uiPriority="70" w:unhideWhenUsed="0"/>
-    <w:lsdException w:name="Colorful Shading Accent 2" w:semiHidden="0" w:uiPriority="71" w:unhideWhenUsed="0"/>
-    <w:lsdException w:name="Colorful List Accent 2" w:semiHidden="0" w:uiPriority="72" w:unhideWhenUsed="0"/>
-    <w:lsdException w:name="Colorful Grid Accent 2" w:semiHidden="0" w:uiPriority="73" w:unhideWhenUsed="0"/>
-    <w:lsdException w:name="Light Shading Accent 3" w:semiHidden="0" w:uiPriority="60" w:unhideWhenUsed="0"/>
-    <w:lsdException w:name="Light List Accent 3" w:semiHidden="0" w:uiPriority="61" w:unhideWhenUsed="0"/>
-    <w:lsdException w:name="Light Grid Accent 3" w:semiHidden="0" w:uiPriority="62" w:unhideWhenUsed="0"/>
-    <w:lsdException w:name="Medium Shading 1 Accent 3" w:semiHidden="0" w:uiPriority="63" w:unhideWhenUsed="0"/>
-    <w:lsdException w:name="Medium Shading 2 Accent 3" w:semiHidden="0" w:uiPriority="64" w:unhideWhenUsed="0"/>
-    <w:lsdException w:name="Medium List 1 Accent 3" w:semiHidden="0" w:uiPriority="65" w:unhideWhenUsed="0"/>
-    <w:lsdException w:name="Medium List 2 Accent 3" w:semiHidden="0" w:uiPriority="66" w:unhideWhenUsed="0"/>
-    <w:lsdException w:name="Medium Grid 1 Accent 3" w:semiHidden="0" w:uiPriority="67" w:unhideWhenUsed="0"/>
-    <w:lsdException w:name="Medium Grid 2 Accent 3" w:semiHidden="0" w:uiPriority="68" w:unhideWhenUsed="0"/>
-    <w:lsdException w:name="Medium Grid 3 Accent 3" w:semiHidden="0" w:uiPriority="69" w:unhideWhenUsed="0"/>
-    <w:lsdException w:name="Dark List Accent 3" w:semiHidden="0" w:uiPriority="70" w:unhideWhenUsed="0"/>
-    <w:lsdException w:name="Colorful Shading Accent 3" w:semiHidden="0" w:uiPriority="71" w:unhideWhenUsed="0"/>
-    <w:lsdException w:name="Colorful List Accent 3" w:semiHidden="0" w:uiPriority="72" w:unhideWhenUsed="0"/>
-    <w:lsdException w:name="Colorful Grid Accent 3" w:semiHidden="0" w:uiPriority="73" w:unhideWhenUsed="0"/>
-    <w:lsdException w:name="Light Shading Accent 4" w:semiHidden="0" w:uiPriority="60" w:unhideWhenUsed="0"/>
-    <w:lsdException w:name="Light List Accent 4" w:semiHidden="0" w:uiPriority="61" w:unhideWhenUsed="0"/>
-    <w:lsdException w:name="Light Grid Accent 4" w:semiHidden="0" w:uiPriority="62" w:unhideWhenUsed="0"/>
-    <w:lsdException w:name="Medium Shading 1 Accent 4" w:semiHidden="0" w:uiPriority="63" w:unhideWhenUsed="0"/>
-    <w:lsdException w:name="Medium Shading 2 Accent 4" w:semiHidden="0" w:uiPriority="64" w:unhideWhenUsed="0"/>
-    <w:lsdException w:name="Medium List 1 Accent 4" w:semiHidden="0" w:uiPriority="65" w:unhideWhenUsed="0"/>
-    <w:lsdException w:name="Medium List 2 Accent 4" w:semiHidden="0" w:uiPriority="66" w:unhideWhenUsed="0"/>
-    <w:lsdException w:name="Medium Grid 1 Accent 4" w:semiHidden="0" w:uiPriority="67" w:unhideWhenUsed="0"/>
-    <w:lsdException w:name="Medium Grid 2 Accent 4" w:semiHidden="0" w:uiPriority="68" w:unhideWhenUsed="0"/>
-    <w:lsdException w:name="Medium Grid 3 Accent 4" w:semiHidden="0" w:uiPriority="69" w:unhideWhenUsed="0"/>
-    <w:lsdException w:name="Dark List Accent 4" w:semiHidden="0" w:uiPriority="70" w:unhideWhenUsed="0"/>
-    <w:lsdException w:name="Colorful Shading Accent 4" w:semiHidden="0" w:uiPriority="71" w:unhideWhenUsed="0"/>
-    <w:lsdException w:name="Colorful List Accent 4" w:semiHidden="0" w:uiPriority="72" w:unhideWhenUsed="0"/>
-    <w:lsdException w:name="Colorful Grid Accent 4" w:semiHidden="0" w:uiPriority="73" w:unhideWhenUsed="0"/>
-    <w:lsdException w:name="Light Shading Accent 5" w:semiHidden="0" w:uiPriority="60" w:unhideWhenUsed="0"/>
-    <w:lsdException w:name="Light List Accent 5" w:semiHidden="0" w:uiPriority="61" w:unhideWhenUsed="0"/>
-    <w:lsdException w:name="Light Grid Accent 5" w:semiHidden="0" w:uiPriority="62" w:unhideWhenUsed="0"/>
-    <w:lsdException w:name="Medium Shading 1 Accent 5" w:semiHidden="0" w:uiPriority="63" w:unhideWhenUsed="0"/>
-    <w:lsdException w:name="Medium Shading 2 Accent 5" w:semiHidden="0" w:uiPriority="64" w:unhideWhenUsed="0"/>
-    <w:lsdException w:name="Medium List 1 Accent 5" w:semiHidden="0" w:uiPriority="65" w:unhideWhenUsed="0"/>
-    <w:lsdException w:name="Medium List 2 Accent 5" w:semiHidden="0" w:uiPriority="66" w:unhideWhenUsed="0"/>
-    <w:lsdException w:name="Medium Grid 1 Accent 5" w:semiHidden="0" w:uiPriority="67" w:unhideWhenUsed="0"/>
-    <w:lsdException w:name="Medium Grid 2 Accent 5" w:semiHidden="0" w:uiPriority="68" w:unhideWhenUsed="0"/>
-    <w:lsdException w:name="Medium Grid 3 Accent 5" w:semiHidden="0" w:uiPriority="69" w:unhideWhenUsed="0"/>
-    <w:lsdException w:name="Dark List Accent 5" w:semiHidden="0" w:uiPriority="70" w:unhideWhenUsed="0"/>
-    <w:lsdException w:name="Colorful Shading Accent 5" w:semiHidden="0" w:uiPriority="71" w:unhideWhenUsed="0"/>
-    <w:lsdException w:name="Colorful List Accent 5" w:semiHidden="0" w:uiPriority="72" w:unhideWhenUsed="0"/>
-    <w:lsdException w:name="Colorful Grid Accent 5" w:semiHidden="0" w:uiPriority="73" w:unhideWhenUsed="0"/>
-    <w:lsdException w:name="Light Shading Accent 6" w:semiHidden="0" w:uiPriority="60" w:unhideWhenUsed="0"/>
-    <w:lsdException w:name="Light List Accent 6" w:semiHidden="0" w:uiPriority="61" w:unhideWhenUsed="0"/>
-    <w:lsdException w:name="Light Grid Accent 6" w:semiHidden="0" w:uiPriority="62" w:unhideWhenUsed="0"/>
-    <w:lsdException w:name="Medium Shading 1 Accent 6" w:semiHidden="0" w:uiPriority="63" w:unhideWhenUsed="0"/>
-    <w:lsdException w:name="Medium Shading 2 Accent 6" w:semiHidden="0" w:uiPriority="64" w:unhideWhenUsed="0"/>
-    <w:lsdException w:name="Medium List 1 Accent 6" w:semiHidden="0" w:uiPriority="65" w:unhideWhenUsed="0"/>
-    <w:lsdException w:name="Medium List 2 Accent 6" w:semiHidden="0" w:uiPriority="66" w:unhideWhenUsed="0"/>
-    <w:lsdException w:name="Medium Grid 1 Accent 6" w:semiHidden="0" w:uiPriority="67" w:unhideWhenUsed="0"/>
-    <w:lsdException w:name="Medium Grid 2 Accent 6" w:semiHidden="0" w:uiPriority="68" w:unhideWhenUsed="0"/>
-    <w:lsdException w:name="Medium Grid 3 Accent 6" w:semiHidden="0" w:uiPriority="69" w:unhideWhenUsed="0"/>
-    <w:lsdException w:name="Dark List Accent 6" w:semiHidden="0" w:uiPriority="70" w:unhideWhenUsed="0"/>
-    <w:lsdException w:name="Colorful Shading Accent 6" w:semiHidden="0" w:uiPriority="71" w:unhideWhenUsed="0"/>
-    <w:lsdException w:name="Colorful List Accent 6" w:semiHidden="0" w:uiPriority="72" w:unhideWhenUsed="0"/>
-    <w:lsdException w:name="Colorful Grid Accent 6" w:semiHidden="0" w:uiPriority="73" w:unhideWhenUsed="0"/>
-    <w:lsdException w:name="Subtle Emphasis" w:semiHidden="0" w:uiPriority="19" w:unhideWhenUsed="0" w:qFormat="1"/>
-    <w:lsdException w:name="Intense Emphasis" w:semiHidden="0" w:uiPriority="21" w:unhideWhenUsed="0" w:qFormat="1"/>
-    <w:lsdException w:name="Subtle Reference" w:semiHidden="0" w:uiPriority="31" w:unhideWhenUsed="0" w:qFormat="1"/>
-    <w:lsdException w:name="Intense Reference" w:semiHidden="0" w:uiPriority="32" w:unhideWhenUsed="0" w:qFormat="1"/>
-    <w:lsdException w:name="Book Title" w:semiHidden="0" w:uiPriority="33" w:unhideWhenUsed="0" w:qFormat="1"/>
-    <w:lsdException w:name="Bibliography" w:uiPriority="37"/>
-    <w:lsdException w:name="TOC Heading" w:uiPriority="39" w:qFormat="1"/>
-  </w:latentStyles>
-  <w:style w:type="paragraph" w:default="1" w:styleId="a">
-    <w:name w:val="Normal"/>
-    <w:qFormat/>
-  </w:style>
-  <w:style w:type="character" w:default="1" w:styleId="a0">
-    <w:name w:val="Default Paragraph Font"/>
-    <w:uiPriority w:val="1"/>
-    <w:semiHidden/>
-    <w:unhideWhenUsed/>
-  </w:style>
-  <w:style w:type="table" w:default="1" w:styleId="a1">
-    <w:name w:val="Normal Table"/>
-    <w:uiPriority w:val="99"/>
-    <w:semiHidden/>
-    <w:unhideWhenUsed/>
-    <w:qFormat/>
-    <w:tblPr>
-      <w:tblInd w:w="0" w:type="dxa"/>
-      <w:tblCellMar>
-        <w:top w:w="0" w:type="dxa"/>
-        <w:left w:w="108" w:type="dxa"/>
-        <w:bottom w:w="0" w:type="dxa"/>
-        <w:right w:w="108" w:type="dxa"/>
-      </w:tblCellMar>
-    </w:tblPr>
-  </w:style>
-  <w:style w:type="numbering" w:default="1" w:styleId="a2">
-    <w:name w:val="No List"/>
-    <w:uiPriority w:val="99"/>
-    <w:semiHidden/>
-    <w:unhideWhenUsed/>
-  </w:style>
-  <w:style w:type="character" w:styleId="a3">
-    <w:name w:val="Placeholder Text"/>
-    <w:basedOn w:val="a0"/>
-    <w:uiPriority w:val="99"/>
-    <w:semiHidden/>
-    <w:rsid w:val="006717FA"/>
-    <w:rPr>
-      <w:color w:val="808080"/>
-    </w:rPr>
-  </w:style>
-</w:styles>
-</file>
-
-<file path=word/glossary/webSettings.xml><?xml version="1.0" encoding="utf-8"?>
-<w:webSettings xmlns:r="http://schemas.openxmlformats.org/officeDocument/2006/relationships" xmlns:w="http://schemas.openxmlformats.org/wordprocessingml/2006/main">
-  <w:optimizeForBrowser/>
-</w:webSettings>
-</file>
-
 <file path=word/theme/theme1.xml><?xml version="1.0" encoding="utf-8"?>
 <a:theme xmlns:a="http://schemas.openxmlformats.org/drawingml/2006/main" name="Тема Office">
   <a:themeElements>
